--- a/Credit_Limit_Optimisation_Explainer.docx
+++ b/Credit_Limit_Optimisation_Explainer.docx
@@ -2,163 +2,477 @@
 <file path=word/document.xml><?xml version="1.0" encoding="utf-8"?>
 <w:document xmlns:wpc="http://schemas.microsoft.com/office/word/2010/wordprocessingCanvas" xmlns:mo="http://schemas.microsoft.com/office/mac/office/2008/main" xmlns:mc="http://schemas.openxmlformats.org/markup-compatibility/2006" xmlns:mv="urn:schemas-microsoft-com:mac:vml" xmlns:o="urn:schemas-microsoft-com:office:office" xmlns:r="http://schemas.openxmlformats.org/officeDocument/2006/relationships" xmlns:m="http://schemas.openxmlformats.org/officeDocument/2006/math" xmlns:v="urn:schemas-microsoft-com:vml" xmlns:wp14="http://schemas.microsoft.com/office/word/2010/wordprocessingDrawing" xmlns:wp="http://schemas.openxmlformats.org/drawingml/2006/wordprocessingDrawing" xmlns:w10="urn:schemas-microsoft-com:office:word" xmlns:w="http://schemas.openxmlformats.org/wordprocessingml/2006/main" xmlns:w14="http://schemas.microsoft.com/office/word/2010/wordml" xmlns:wpg="http://schemas.microsoft.com/office/word/2010/wordprocessingGroup" xmlns:wpi="http://schemas.microsoft.com/office/word/2010/wordprocessingInk" xmlns:wne="http://schemas.microsoft.com/office/word/2006/wordml" xmlns:wps="http://schemas.microsoft.com/office/word/2010/wordprocessingShape" mc:Ignorable="w14 wp14">
   <w:body>
+    <w:p>
+      <w:pPr>
+        <w:spacing w:before="0" w:after="40"/>
+      </w:pPr>
+      <w:r>
+        <w:rPr>
+          <w:b/>
+          <w:color w:val="1A1A2E"/>
+          <w:sz w:val="36"/>
+        </w:rPr>
+        <w:t>Credit Limit Optimisation — How It Works and What It Found</w:t>
+      </w:r>
+    </w:p>
+    <w:p>
+      <w:pPr>
+        <w:spacing w:after="40"/>
+      </w:pPr>
+      <w:r>
+        <w:rPr>
+          <w:i/>
+          <w:color w:val="666666"/>
+          <w:sz w:val="22"/>
+        </w:rPr>
+        <w:t>Written for the Credit Risk and Analytics team</w:t>
+      </w:r>
+    </w:p>
+    <w:p>
+      <w:pPr>
+        <w:spacing w:after="280"/>
+        <w:pBdr>
+          <w:bottom w:val="single" w:sz="4" w:space="1" w:color="CCCCCC"/>
+        </w:pBdr>
+      </w:pPr>
+      <w:r>
+        <w:rPr>
+          <w:color w:val="666666"/>
+          <w:sz w:val="19"/>
+        </w:rPr>
+        <w:t>May 2025  ·  Internal review</w:t>
+      </w:r>
+    </w:p>
+    <w:p>
+      <w:pPr>
+        <w:spacing w:before="320" w:after="80"/>
+      </w:pPr>
+      <w:r>
+        <w:rPr>
+          <w:b/>
+          <w:color w:val="1A1A2E"/>
+          <w:sz w:val="24"/>
+        </w:rPr>
+        <w:t>What this is about</w:t>
+      </w:r>
+    </w:p>
+    <w:p>
+      <w:pPr>
+        <w:spacing w:after="140"/>
+      </w:pPr>
+      <w:r>
+        <w:rPr>
+          <w:color w:val="333333"/>
+          <w:sz w:val="21"/>
+        </w:rPr>
+        <w:t>We have 30,000 consumer lending customers, each with a current credit limit. The question is simple: which of them should get an increase, and by how much? Too conservative and we leave profit on the table. Too generous and portfolio default risk climbs past what our risk appetite allows.</w:t>
+      </w:r>
+    </w:p>
+    <w:p>
+      <w:pPr>
+        <w:spacing w:after="140"/>
+      </w:pPr>
+      <w:r>
+        <w:rPr>
+          <w:color w:val="333333"/>
+          <w:sz w:val="21"/>
+        </w:rPr>
+        <w:t>This document explains what we built to answer that question — covering how we measured risk, how we modelled portfolio trajectory, and how we turned all of that into a single optimised set of recommendations across the whole portfolio.</w:t>
+      </w:r>
+    </w:p>
+    <w:p>
+      <w:pPr>
+        <w:spacing w:after="140"/>
+      </w:pPr>
+      <w:r>
+        <w:rPr>
+          <w:color w:val="333333"/>
+          <w:sz w:val="21"/>
+        </w:rPr>
+        <w:t>The bottom line upfront:</w:t>
+      </w:r>
+    </w:p>
+    <w:p>
+      <w:pPr>
+        <w:pStyle w:val="ListBullet"/>
+        <w:spacing w:after="80"/>
+        <w:ind w:left="288"/>
+      </w:pPr>
+      <w:r>
+        <w:rPr>
+          <w:color w:val="333333"/>
+          <w:sz w:val="21"/>
+        </w:rPr>
+        <w:t>8,748 customers (29%) received a recommended limit increase.</w:t>
+      </w:r>
+    </w:p>
+    <w:p>
+      <w:pPr>
+        <w:pStyle w:val="ListBullet"/>
+        <w:spacing w:after="80"/>
+        <w:ind w:left="288"/>
+      </w:pPr>
+      <w:r>
+        <w:rPr>
+          <w:color w:val="333333"/>
+          <w:sz w:val="21"/>
+        </w:rPr>
+        <w:t>Total incremental exposure: $417 million.</w:t>
+      </w:r>
+    </w:p>
+    <w:p>
+      <w:pPr>
+        <w:pStyle w:val="ListBullet"/>
+        <w:spacing w:after="80"/>
+        <w:ind w:left="288"/>
+      </w:pPr>
+      <w:r>
+        <w:rPr>
+          <w:color w:val="333333"/>
+          <w:sz w:val="21"/>
+        </w:rPr>
+        <w:t>Expected incremental profit: $3.25 million.</w:t>
+      </w:r>
+    </w:p>
+    <w:p>
+      <w:pPr>
+        <w:pStyle w:val="ListBullet"/>
+        <w:spacing w:after="80"/>
+        <w:ind w:left="288"/>
+      </w:pPr>
+      <w:r>
+        <w:rPr>
+          <w:color w:val="333333"/>
+          <w:sz w:val="21"/>
+        </w:rPr>
+        <w:t>Portfolio default risk sits exactly at the 5% constraint — the LP pushed right up to it.</w:t>
+      </w:r>
+    </w:p>
+    <w:p>
+      <w:pPr>
+        <w:pStyle w:val="ListBullet"/>
+        <w:spacing w:after="80"/>
+        <w:ind w:left="288"/>
+      </w:pPr>
+      <w:r>
+        <w:rPr>
+          <w:color w:val="333333"/>
+          <w:sz w:val="21"/>
+        </w:rPr>
+        <w:t>All 44 model correctness checks pass.</w:t>
+      </w:r>
+    </w:p>
+    <w:p>
+      <w:pPr>
+        <w:spacing w:before="320" w:after="80"/>
+      </w:pPr>
+      <w:r>
+        <w:rPr>
+          <w:b/>
+          <w:color w:val="1A1A2E"/>
+          <w:sz w:val="24"/>
+        </w:rPr>
+        <w:t>Why a simple rule won't work here</w:t>
+      </w:r>
+    </w:p>
+    <w:p>
+      <w:pPr>
+        <w:spacing w:after="140"/>
+      </w:pPr>
+      <w:r>
+        <w:rPr>
+          <w:color w:val="333333"/>
+          <w:sz w:val="21"/>
+        </w:rPr>
+        <w:t>The obvious approach is to score every customer, rank them, and approve the top N until the exposure budget runs out. The problem is the risk constraint.</w:t>
+      </w:r>
+    </w:p>
+    <w:p>
+      <w:pPr>
+        <w:spacing w:after="140"/>
+      </w:pPr>
+      <w:r>
+        <w:rPr>
+          <w:color w:val="333333"/>
+          <w:sz w:val="21"/>
+        </w:rPr>
+        <w:t>Portfolio default risk is a property of all the decisions combined, not of individual customers in isolation. A borderline customer might look acceptable on their own, but approve enough of them and the combined risk goes over the limit. You can't satisfy a joint constraint by making 30,000 independent decisions. You need something that considers the full portfolio simultaneously.</w:t>
+      </w:r>
+    </w:p>
+    <w:p>
+      <w:pPr>
+        <w:spacing w:after="140"/>
+      </w:pPr>
+      <w:r>
+        <w:rPr>
+          <w:color w:val="333333"/>
+          <w:sz w:val="21"/>
+        </w:rPr>
+        <w:t>That's what the linear programme does. Everything upstream — risk scoring, Markov chain, forecasting, simulation — exists to feed it with good inputs.</w:t>
+      </w:r>
+    </w:p>
+    <w:p>
+      <w:pPr>
+        <w:spacing w:before="320" w:after="80"/>
+      </w:pPr>
+      <w:r>
+        <w:rPr>
+          <w:b/>
+          <w:color w:val="1A1A2E"/>
+          <w:sz w:val="24"/>
+        </w:rPr>
+        <w:t>The data we have (and what's missing)</w:t>
+      </w:r>
+    </w:p>
+    <w:p>
+      <w:pPr>
+        <w:spacing w:after="140"/>
+      </w:pPr>
+      <w:r>
+        <w:rPr>
+          <w:color w:val="333333"/>
+          <w:sz w:val="21"/>
+        </w:rPr>
+        <w:t>The input is a single CSV snapshot of 30,000 customers. Five fields per customer:</w:t>
+      </w:r>
+    </w:p>
     <w:tbl>
       <w:tblPr>
+        <w:tblStyle w:val="TableGrid"/>
         <w:tblW w:type="auto" w:w="0"/>
+        <w:jc w:val="left"/>
         <w:tblLook w:firstColumn="1" w:firstRow="1" w:lastColumn="0" w:lastRow="0" w:noHBand="0" w:noVBand="1" w:val="04A0"/>
-        <w:tblBorders>
-          <w:top w:val="none"/>
-          <w:left w:val="none"/>
-          <w:bottom w:val="none"/>
-          <w:right w:val="none"/>
-          <w:insideH w:val="none"/>
-          <w:insideV w:val="none"/>
-        </w:tblBorders>
       </w:tblPr>
       <w:tblGrid>
-        <w:gridCol w:w="9406"/>
+        <w:gridCol w:w="4419"/>
+        <w:gridCol w:w="4419"/>
       </w:tblGrid>
       <w:tr>
         <w:tc>
           <w:tcPr>
-            <w:tcW w:type="dxa" w:w="9406"/>
-            <w:shd w:val="clear" w:color="auto" w:fill="1A355E"/>
-            <w:tcBorders>
-              <w:bottom w:val="single" w:sz="12" w:space="0" w:color="007A87"/>
-            </w:tcBorders>
+            <w:tcW w:type="dxa" w:w="3744"/>
+            <w:shd w:val="clear" w:color="auto" w:fill="2C3E6B"/>
           </w:tcPr>
           <w:p>
             <w:pPr>
-              <w:spacing w:before="360" w:after="40"/>
-              <w:jc w:val="left"/>
+              <w:spacing w:before="60" w:after="60"/>
             </w:pPr>
             <w:r>
               <w:rPr>
                 <w:b/>
                 <w:color w:val="FFFFFF"/>
-                <w:sz w:val="40"/>
+                <w:sz w:val="19"/>
               </w:rPr>
-              <w:t>Credit Limit Optimisation System</w:t>
+              <w:t>Field</w:t>
             </w:r>
           </w:p>
+        </w:tc>
+        <w:tc>
+          <w:tcPr>
+            <w:tcW w:type="dxa" w:w="4896"/>
+            <w:shd w:val="clear" w:color="auto" w:fill="2C3E6B"/>
+          </w:tcPr>
           <w:p>
             <w:pPr>
-              <w:spacing w:after="80"/>
-              <w:jc w:val="left"/>
+              <w:spacing w:before="60" w:after="60"/>
             </w:pPr>
             <w:r>
               <w:rPr>
-                <w:color w:val="B0C8E0"/>
-                <w:sz w:val="24"/>
-              </w:rPr>
-              <w:t>Approach, Methodology &amp; Results</w:t>
-            </w:r>
-          </w:p>
-          <w:p>
-            <w:pPr>
-              <w:spacing w:after="360"/>
-            </w:pPr>
-            <w:r>
-              <w:rPr>
-                <w:i/>
-                <w:color w:val="88A8C4"/>
+                <w:b/>
+                <w:color w:val="FFFFFF"/>
                 <w:sz w:val="19"/>
               </w:rPr>
-              <w:t>For internal review — Credit Risk &amp; Analytics</w:t>
+              <w:t>What it tells us</w:t>
             </w:r>
           </w:p>
         </w:tc>
       </w:tr>
-    </w:tbl>
-    <w:p>
-      <w:pPr>
-        <w:spacing w:after="200"/>
-      </w:pPr>
-    </w:p>
-    <w:p>
-      <w:pPr>
-        <w:spacing w:before="360" w:after="80"/>
-        <w:pBdr>
-          <w:bottom w:val="single" w:sz="6" w:space="1" w:color="1A355E"/>
-        </w:pBdr>
-      </w:pPr>
-      <w:r>
-        <w:rPr>
-          <w:b/>
-          <w:color w:val="1A355E"/>
-          <w:sz w:val="28"/>
-        </w:rPr>
-        <w:t>1.  Executive Summary</w:t>
-      </w:r>
-    </w:p>
-    <w:p>
-      <w:pPr>
-        <w:spacing w:after="120"/>
-      </w:pPr>
-      <w:r>
-        <w:rPr>
-          <w:color w:val="444455"/>
-          <w:sz w:val="21"/>
-        </w:rPr>
-        <w:t>This document describes the Credit Limit Optimisation System — a data-driven framework that determines the best credit limit increase for each of 30,000 consumer lending customers. The system balances two competing objectives: maximising the incremental profit from limit increases while keeping portfolio default risk within regulatory and risk-appetite constraints.</w:t>
-      </w:r>
-    </w:p>
-    <w:p>
-      <w:pPr>
-        <w:spacing w:after="120"/>
-      </w:pPr>
-      <w:r>
-        <w:rPr>
-          <w:color w:val="444455"/>
-          <w:sz w:val="21"/>
-        </w:rPr>
-        <w:t>The pipeline combines five analytical components — customer risk scoring, credit state transition modelling, utilisation forecasting, profitability simulation, and constrained linear programming — to produce a per-customer recommendation that is jointly optimal across the entire portfolio.</w:t>
-      </w:r>
-    </w:p>
-    <w:tbl>
-      <w:tblPr>
-        <w:tblW w:type="auto" w:w="0"/>
-        <w:tblLook w:firstColumn="1" w:firstRow="1" w:lastColumn="0" w:lastRow="0" w:noHBand="0" w:noVBand="1" w:val="04A0"/>
-        <w:jc w:val="left"/>
-        <w:tblBorders>
-          <w:top w:val="none"/>
-          <w:left w:val="none"/>
-          <w:bottom w:val="none"/>
-          <w:right w:val="none"/>
-          <w:insideH w:val="none"/>
-          <w:insideV w:val="none"/>
-        </w:tblBorders>
-      </w:tblPr>
-      <w:tblGrid>
-        <w:gridCol w:w="9406"/>
-      </w:tblGrid>
       <w:tr>
         <w:tc>
           <w:tcPr>
-            <w:tcW w:type="dxa" w:w="8352"/>
-            <w:tcBorders>
-              <w:left w:val="single" w:sz="18" w:space="0" w:color="D47E00"/>
-            </w:tcBorders>
-            <w:shd w:val="clear" w:color="auto" w:fill="FFF8EE"/>
+            <w:tcW w:type="dxa" w:w="3744"/>
+            <w:shd w:val="clear" w:color="auto" w:fill="FFFFFF"/>
           </w:tcPr>
           <w:p>
             <w:pPr>
-              <w:spacing w:before="80" w:after="80"/>
+              <w:spacing w:before="40" w:after="40"/>
             </w:pPr>
             <w:r>
               <w:rPr>
-                <w:b/>
-                <w:color w:val="D47E00"/>
-                <w:sz w:val="20"/>
+                <w:color w:val="333333"/>
+                <w:sz w:val="19"/>
               </w:rPr>
-              <w:t xml:space="preserve">Results at a glance  </w:t>
+              <w:t>On-time payment rate (80%–100%)</w:t>
             </w:r>
+          </w:p>
+        </w:tc>
+        <w:tc>
+          <w:tcPr>
+            <w:tcW w:type="dxa" w:w="4896"/>
+            <w:shd w:val="clear" w:color="auto" w:fill="FFFFFF"/>
+          </w:tcPr>
+          <w:p>
+            <w:pPr>
+              <w:spacing w:before="40" w:after="40"/>
+            </w:pPr>
             <w:r>
               <w:rPr>
-                <w:color w:val="444455"/>
-                <w:sz w:val="20"/>
+                <w:color w:val="333333"/>
+                <w:sz w:val="19"/>
               </w:rPr>
-              <w:t>8,748 customers (29%) received a limit increase. Total incremental exposure: $417M. Expected incremental profit: $3.25M. Portfolio default risk held exactly at the 5% constraint. All 44 model correctness checks pass.</w:t>
+              <w:t>Core payment behaviour — the most predictive signal we have</w:t>
+            </w:r>
+          </w:p>
+        </w:tc>
+      </w:tr>
+      <w:tr>
+        <w:tc>
+          <w:tcPr>
+            <w:tcW w:type="dxa" w:w="3744"/>
+            <w:shd w:val="clear" w:color="auto" w:fill="F5F5F5"/>
+          </w:tcPr>
+          <w:p>
+            <w:pPr>
+              <w:spacing w:before="40" w:after="40"/>
+            </w:pPr>
+            <w:r>
+              <w:rPr>
+                <w:color w:val="333333"/>
+                <w:sz w:val="19"/>
+              </w:rPr>
+              <w:t>Number of limit increases in 2023</w:t>
+            </w:r>
+          </w:p>
+        </w:tc>
+        <w:tc>
+          <w:tcPr>
+            <w:tcW w:type="dxa" w:w="4896"/>
+            <w:shd w:val="clear" w:color="auto" w:fill="F5F5F5"/>
+          </w:tcPr>
+          <w:p>
+            <w:pPr>
+              <w:spacing w:before="40" w:after="40"/>
+            </w:pPr>
+            <w:r>
+              <w:rPr>
+                <w:color w:val="333333"/>
+                <w:sz w:val="19"/>
+              </w:rPr>
+              <w:t>Frequent credit-seeking often precedes financial stress</w:t>
+            </w:r>
+          </w:p>
+        </w:tc>
+      </w:tr>
+      <w:tr>
+        <w:tc>
+          <w:tcPr>
+            <w:tcW w:type="dxa" w:w="3744"/>
+            <w:shd w:val="clear" w:color="auto" w:fill="FFFFFF"/>
+          </w:tcPr>
+          <w:p>
+            <w:pPr>
+              <w:spacing w:before="40" w:after="40"/>
+            </w:pPr>
+            <w:r>
+              <w:rPr>
+                <w:color w:val="333333"/>
+                <w:sz w:val="19"/>
+              </w:rPr>
+              <w:t>Days since last loan</w:t>
+            </w:r>
+          </w:p>
+        </w:tc>
+        <w:tc>
+          <w:tcPr>
+            <w:tcW w:type="dxa" w:w="4896"/>
+            <w:shd w:val="clear" w:color="auto" w:fill="FFFFFF"/>
+          </w:tcPr>
+          <w:p>
+            <w:pPr>
+              <w:spacing w:before="40" w:after="40"/>
+            </w:pPr>
+            <w:r>
+              <w:rPr>
+                <w:color w:val="333333"/>
+                <w:sz w:val="19"/>
+              </w:rPr>
+              <w:t>Inactivity can indicate deteriorating creditworthiness</w:t>
+            </w:r>
+          </w:p>
+        </w:tc>
+      </w:tr>
+      <w:tr>
+        <w:tc>
+          <w:tcPr>
+            <w:tcW w:type="dxa" w:w="3744"/>
+            <w:shd w:val="clear" w:color="auto" w:fill="F5F5F5"/>
+          </w:tcPr>
+          <w:p>
+            <w:pPr>
+              <w:spacing w:before="40" w:after="40"/>
+            </w:pPr>
+            <w:r>
+              <w:rPr>
+                <w:color w:val="333333"/>
+                <w:sz w:val="19"/>
+              </w:rPr>
+              <w:t>Total profit contribution ($0–$120)</w:t>
+            </w:r>
+          </w:p>
+        </w:tc>
+        <w:tc>
+          <w:tcPr>
+            <w:tcW w:type="dxa" w:w="4896"/>
+            <w:shd w:val="clear" w:color="auto" w:fill="F5F5F5"/>
+          </w:tcPr>
+          <w:p>
+            <w:pPr>
+              <w:spacing w:before="40" w:after="40"/>
+            </w:pPr>
+            <w:r>
+              <w:rPr>
+                <w:color w:val="333333"/>
+                <w:sz w:val="19"/>
+              </w:rPr>
+              <w:t>Active, profitable customers are demonstrably engaged</w:t>
+            </w:r>
+          </w:p>
+        </w:tc>
+      </w:tr>
+      <w:tr>
+        <w:tc>
+          <w:tcPr>
+            <w:tcW w:type="dxa" w:w="3744"/>
+            <w:shd w:val="clear" w:color="auto" w:fill="FFFFFF"/>
+          </w:tcPr>
+          <w:p>
+            <w:pPr>
+              <w:spacing w:before="40" w:after="40"/>
+            </w:pPr>
+            <w:r>
+              <w:rPr>
+                <w:color w:val="333333"/>
+                <w:sz w:val="19"/>
+              </w:rPr>
+              <w:t>Current loan limit ($500–$4,999)</w:t>
+            </w:r>
+          </w:p>
+        </w:tc>
+        <w:tc>
+          <w:tcPr>
+            <w:tcW w:type="dxa" w:w="4896"/>
+            <w:shd w:val="clear" w:color="auto" w:fill="FFFFFF"/>
+          </w:tcPr>
+          <w:p>
+            <w:pPr>
+              <w:spacing w:before="40" w:after="40"/>
+            </w:pPr>
+            <w:r>
+              <w:rPr>
+                <w:color w:val="333333"/>
+                <w:sz w:val="19"/>
+              </w:rPr>
+              <w:t>Tells us current exposure; not a risk predictor by itself</w:t>
             </w:r>
           </w:p>
         </w:tc>
@@ -171,68 +485,113 @@
     </w:p>
     <w:p>
       <w:pPr>
-        <w:spacing w:before="360" w:after="80"/>
-        <w:pBdr>
-          <w:bottom w:val="single" w:sz="6" w:space="1" w:color="1A355E"/>
-        </w:pBdr>
+        <w:spacing w:after="140"/>
+      </w:pPr>
+      <w:r>
+        <w:rPr>
+          <w:color w:val="333333"/>
+          <w:sz w:val="21"/>
+        </w:rPr>
+        <w:t>One thing worth flagging: 44% of customers have both zero profit contribution and zero limit increases. These are almost certainly inactive accounts. For this group, only the payment rate and recency signals are meaningful.</w:t>
+      </w:r>
+    </w:p>
+    <w:p>
+      <w:pPr>
+        <w:spacing w:after="140"/>
+      </w:pPr>
+      <w:r>
+        <w:rPr>
+          <w:color w:val="333333"/>
+          <w:sz w:val="21"/>
+        </w:rPr>
+        <w:t>More importantly: there are no default outcome labels. No column saying which customers have previously gone delinquent. That turns out to be a significant constraint on what the risk model can do, which is why the modelling approach is what it is.</w:t>
+      </w:r>
+    </w:p>
+    <w:p>
+      <w:pPr>
+        <w:spacing w:after="140"/>
+      </w:pPr>
+      <w:r>
+        <w:rPr>
+          <w:color w:val="333333"/>
+          <w:sz w:val="21"/>
+        </w:rPr>
+        <w:t>We also pulled in four macro indicators from FRED — GDP growth, unemployment, the Fed rate, and CPI — and ran the whole pipeline under three scenarios: Optimistic, Baseline, and Adverse. More on that in the sensitivity section.</w:t>
+      </w:r>
+    </w:p>
+    <w:p>
+      <w:pPr>
+        <w:spacing w:before="320" w:after="80"/>
       </w:pPr>
       <w:r>
         <w:rPr>
           <w:b/>
-          <w:color w:val="1A355E"/>
-          <w:sz w:val="28"/>
+          <w:color w:val="1A1A2E"/>
+          <w:sz w:val="24"/>
         </w:rPr>
-        <w:t>2.  The Business Problem</w:t>
+        <w:t>How we measure risk</w:t>
       </w:r>
     </w:p>
     <w:p>
       <w:pPr>
-        <w:spacing w:after="120"/>
+        <w:spacing w:before="200" w:after="60"/>
       </w:pPr>
       <w:r>
         <w:rPr>
-          <w:color w:val="444455"/>
+          <w:b/>
+          <w:color w:val="333333"/>
           <w:sz w:val="21"/>
         </w:rPr>
-        <w:t>The question is straightforward: which customers should receive a higher credit limit, and by how much? Done manually or with simple rules, this tends to either leave profit on the table (by being too conservative) or expose the portfolio to unacceptable risk (by being too generous). The challenge is making 30,000 decisions simultaneously, subject to constraints that operate at the portfolio level — not customer by customer.</w:t>
+        <w:t>Why not a machine learning model?</w:t>
       </w:r>
     </w:p>
     <w:p>
       <w:pPr>
-        <w:spacing w:before="240" w:after="60"/>
+        <w:spacing w:after="140"/>
+      </w:pPr>
+      <w:r>
+        <w:rPr>
+          <w:color w:val="333333"/>
+          <w:sz w:val="21"/>
+        </w:rPr>
+        <w:t>The honest answer: because we have no outcome data, a machine learning model would be circular. You'd need a target variable to train it — something like "did this customer default?" — but we don't have that. What you'd end up doing is engineering a synthetic target out of the same five features you're trying to rank by. The model would learn to reconstruct its own inputs, not to predict risk.</w:t>
+      </w:r>
+    </w:p>
+    <w:p>
+      <w:pPr>
+        <w:spacing w:after="140"/>
+      </w:pPr>
+      <w:r>
+        <w:rPr>
+          <w:color w:val="333333"/>
+          <w:sz w:val="21"/>
+        </w:rPr>
+        <w:t>There's a second issue. The five features are essentially uncorrelated with each other (pairwise correlation close to zero). Machine learning earns its complexity by finding non-linear interactions between features. When features don't interact, a gradient-boosted tree with 500 estimators will produce almost exactly the same customer ranking as a simple weighted sum — with a lot more opacity and no additional insight.</w:t>
+      </w:r>
+    </w:p>
+    <w:p>
+      <w:pPr>
+        <w:spacing w:before="200" w:after="60"/>
       </w:pPr>
       <w:r>
         <w:rPr>
           <w:b/>
-          <w:color w:val="007A87"/>
-          <w:sz w:val="22"/>
+          <w:color w:val="333333"/>
+          <w:sz w:val="21"/>
         </w:rPr>
-        <w:t>Why a rule-based approach falls short</w:t>
+        <w:t>What we did instead: ordinal rank aggregation</w:t>
       </w:r>
     </w:p>
     <w:p>
       <w:pPr>
-        <w:spacing w:after="120"/>
+        <w:spacing w:after="140"/>
       </w:pPr>
       <w:r>
         <w:rPr>
-          <w:color w:val="444455"/>
+          <w:color w:val="333333"/>
           <w:sz w:val="21"/>
         </w:rPr>
-        <w:t>A rule like "increase limits for anyone with on-time payments above 90%" treats each customer independently. It cannot account for the fact that approving too many borderline customers collectively pushes portfolio default risk above the allowed threshold, even if each individual decision looks acceptable in isolation. Portfolio constraints require a method that optimises all decisions jointly.</w:t>
-      </w:r>
-    </w:p>
-    <w:p>
-      <w:pPr>
-        <w:spacing w:before="240" w:after="60"/>
-      </w:pPr>
-      <w:r>
-        <w:rPr>
-          <w:b/>
-          <w:color w:val="007A87"/>
-          <w:sz w:val="22"/>
-        </w:rPr>
-        <w:t>Constraints the system must respect</w:t>
+        <w:t>We convert each feature to a percentile rank within the portfolio (0 = lowest risk, 1 = highest), then combine them with weights that reflect industry convention for consumer credit:</w:t>
       </w:r>
     </w:p>
     <w:tbl>
@@ -243,400 +602,15 @@
         <w:tblLook w:firstColumn="1" w:firstRow="1" w:lastColumn="0" w:lastRow="0" w:noHBand="0" w:noVBand="1" w:val="04A0"/>
       </w:tblPr>
       <w:tblGrid>
-        <w:gridCol w:w="3135"/>
-        <w:gridCol w:w="3135"/>
-        <w:gridCol w:w="3135"/>
+        <w:gridCol w:w="2946"/>
+        <w:gridCol w:w="2946"/>
+        <w:gridCol w:w="2946"/>
       </w:tblGrid>
       <w:tr>
         <w:tc>
           <w:tcPr>
-            <w:tcW w:type="dxa" w:w="2880"/>
-            <w:shd w:val="clear" w:color="auto" w:fill="1A355E"/>
-          </w:tcPr>
-          <w:p>
-            <w:pPr>
-              <w:spacing w:before="60" w:after="60"/>
-            </w:pPr>
-            <w:r>
-              <w:rPr>
-                <w:b/>
-                <w:color w:val="FFFFFF"/>
-                <w:sz w:val="19"/>
-              </w:rPr>
-              <w:t>Constraint</w:t>
-            </w:r>
-          </w:p>
-        </w:tc>
-        <w:tc>
-          <w:tcPr>
-            <w:tcW w:type="dxa" w:w="1872"/>
-            <w:shd w:val="clear" w:color="auto" w:fill="1A355E"/>
-          </w:tcPr>
-          <w:p>
-            <w:pPr>
-              <w:spacing w:before="60" w:after="60"/>
-            </w:pPr>
-            <w:r>
-              <w:rPr>
-                <w:b/>
-                <w:color w:val="FFFFFF"/>
-                <w:sz w:val="19"/>
-              </w:rPr>
-              <w:t>Limit</w:t>
-            </w:r>
-          </w:p>
-        </w:tc>
-        <w:tc>
-          <w:tcPr>
-            <w:tcW w:type="dxa" w:w="3888"/>
-            <w:shd w:val="clear" w:color="auto" w:fill="1A355E"/>
-          </w:tcPr>
-          <w:p>
-            <w:pPr>
-              <w:spacing w:before="60" w:after="60"/>
-            </w:pPr>
-            <w:r>
-              <w:rPr>
-                <w:b/>
-                <w:color w:val="FFFFFF"/>
-                <w:sz w:val="19"/>
-              </w:rPr>
-              <w:t>Why it matters</w:t>
-            </w:r>
-          </w:p>
-        </w:tc>
-      </w:tr>
-      <w:tr>
-        <w:tc>
-          <w:tcPr>
-            <w:tcW w:type="dxa" w:w="2880"/>
-            <w:shd w:val="clear" w:color="auto" w:fill="FFFFFF"/>
-          </w:tcPr>
-          <w:p>
-            <w:pPr>
-              <w:spacing w:before="40" w:after="40"/>
-            </w:pPr>
-            <w:r>
-              <w:rPr>
-                <w:color w:val="444455"/>
-                <w:sz w:val="19"/>
-              </w:rPr>
-              <w:t>Portfolio default risk</w:t>
-            </w:r>
-          </w:p>
-        </w:tc>
-        <w:tc>
-          <w:tcPr>
-            <w:tcW w:type="dxa" w:w="1872"/>
-            <w:shd w:val="clear" w:color="auto" w:fill="FFFFFF"/>
-          </w:tcPr>
-          <w:p>
-            <w:pPr>
-              <w:spacing w:before="40" w:after="40"/>
-            </w:pPr>
-            <w:r>
-              <w:rPr>
-                <w:color w:val="444455"/>
-                <w:sz w:val="19"/>
-              </w:rPr>
-              <w:t>≤ 5%</w:t>
-            </w:r>
-          </w:p>
-        </w:tc>
-        <w:tc>
-          <w:tcPr>
-            <w:tcW w:type="dxa" w:w="3888"/>
-            <w:shd w:val="clear" w:color="auto" w:fill="FFFFFF"/>
-          </w:tcPr>
-          <w:p>
-            <w:pPr>
-              <w:spacing w:before="40" w:after="40"/>
-            </w:pPr>
-            <w:r>
-              <w:rPr>
-                <w:color w:val="444455"/>
-                <w:sz w:val="19"/>
-              </w:rPr>
-              <w:t>Risk appetite / regulatory capital</w:t>
-            </w:r>
-          </w:p>
-        </w:tc>
-      </w:tr>
-      <w:tr>
-        <w:tc>
-          <w:tcPr>
-            <w:tcW w:type="dxa" w:w="2880"/>
-            <w:shd w:val="clear" w:color="auto" w:fill="F2F5F9"/>
-          </w:tcPr>
-          <w:p>
-            <w:pPr>
-              <w:spacing w:before="40" w:after="40"/>
-            </w:pPr>
-            <w:r>
-              <w:rPr>
-                <w:color w:val="444455"/>
-                <w:sz w:val="19"/>
-              </w:rPr>
-              <w:t>Total incremental exposure</w:t>
-            </w:r>
-          </w:p>
-        </w:tc>
-        <w:tc>
-          <w:tcPr>
-            <w:tcW w:type="dxa" w:w="1872"/>
-            <w:shd w:val="clear" w:color="auto" w:fill="F2F5F9"/>
-          </w:tcPr>
-          <w:p>
-            <w:pPr>
-              <w:spacing w:before="40" w:after="40"/>
-            </w:pPr>
-            <w:r>
-              <w:rPr>
-                <w:color w:val="444455"/>
-                <w:sz w:val="19"/>
-              </w:rPr>
-              <w:t>≤ $500M</w:t>
-            </w:r>
-          </w:p>
-        </w:tc>
-        <w:tc>
-          <w:tcPr>
-            <w:tcW w:type="dxa" w:w="3888"/>
-            <w:shd w:val="clear" w:color="auto" w:fill="F2F5F9"/>
-          </w:tcPr>
-          <w:p>
-            <w:pPr>
-              <w:spacing w:before="40" w:after="40"/>
-            </w:pPr>
-            <w:r>
-              <w:rPr>
-                <w:color w:val="444455"/>
-                <w:sz w:val="19"/>
-              </w:rPr>
-              <w:t>Liquidity and funding limits</w:t>
-            </w:r>
-          </w:p>
-        </w:tc>
-      </w:tr>
-      <w:tr>
-        <w:tc>
-          <w:tcPr>
-            <w:tcW w:type="dxa" w:w="2880"/>
-            <w:shd w:val="clear" w:color="auto" w:fill="FFFFFF"/>
-          </w:tcPr>
-          <w:p>
-            <w:pPr>
-              <w:spacing w:before="40" w:after="40"/>
-            </w:pPr>
-            <w:r>
-              <w:rPr>
-                <w:color w:val="444455"/>
-                <w:sz w:val="19"/>
-              </w:rPr>
-              <w:t>Per-customer limit cap</w:t>
-            </w:r>
-          </w:p>
-        </w:tc>
-        <w:tc>
-          <w:tcPr>
-            <w:tcW w:type="dxa" w:w="1872"/>
-            <w:shd w:val="clear" w:color="auto" w:fill="FFFFFF"/>
-          </w:tcPr>
-          <w:p>
-            <w:pPr>
-              <w:spacing w:before="40" w:after="40"/>
-            </w:pPr>
-            <w:r>
-              <w:rPr>
-                <w:color w:val="444455"/>
-                <w:sz w:val="19"/>
-              </w:rPr>
-              <w:t>≤ $50,000</w:t>
-            </w:r>
-          </w:p>
-        </w:tc>
-        <w:tc>
-          <w:tcPr>
-            <w:tcW w:type="dxa" w:w="3888"/>
-            <w:shd w:val="clear" w:color="auto" w:fill="FFFFFF"/>
-          </w:tcPr>
-          <w:p>
-            <w:pPr>
-              <w:spacing w:before="40" w:after="40"/>
-            </w:pPr>
-            <w:r>
-              <w:rPr>
-                <w:color w:val="444455"/>
-                <w:sz w:val="19"/>
-              </w:rPr>
-              <w:t>Individual concentration risk</w:t>
-            </w:r>
-          </w:p>
-        </w:tc>
-      </w:tr>
-      <w:tr>
-        <w:tc>
-          <w:tcPr>
-            <w:tcW w:type="dxa" w:w="2880"/>
-            <w:shd w:val="clear" w:color="auto" w:fill="F2F5F9"/>
-          </w:tcPr>
-          <w:p>
-            <w:pPr>
-              <w:spacing w:before="40" w:after="40"/>
-            </w:pPr>
-            <w:r>
-              <w:rPr>
-                <w:color w:val="444455"/>
-                <w:sz w:val="19"/>
-              </w:rPr>
-              <w:t>Minimum portfolio profit</w:t>
-            </w:r>
-          </w:p>
-        </w:tc>
-        <w:tc>
-          <w:tcPr>
-            <w:tcW w:type="dxa" w:w="1872"/>
-            <w:shd w:val="clear" w:color="auto" w:fill="F2F5F9"/>
-          </w:tcPr>
-          <w:p>
-            <w:pPr>
-              <w:spacing w:before="40" w:after="40"/>
-            </w:pPr>
-            <w:r>
-              <w:rPr>
-                <w:color w:val="444455"/>
-                <w:sz w:val="19"/>
-              </w:rPr>
-              <w:t>≥ $1M</w:t>
-            </w:r>
-          </w:p>
-        </w:tc>
-        <w:tc>
-          <w:tcPr>
-            <w:tcW w:type="dxa" w:w="3888"/>
-            <w:shd w:val="clear" w:color="auto" w:fill="F2F5F9"/>
-          </w:tcPr>
-          <w:p>
-            <w:pPr>
-              <w:spacing w:before="40" w:after="40"/>
-            </w:pPr>
-            <w:r>
-              <w:rPr>
-                <w:color w:val="444455"/>
-                <w:sz w:val="19"/>
-              </w:rPr>
-              <w:t>Commercial viability threshold</w:t>
-            </w:r>
-          </w:p>
-        </w:tc>
-      </w:tr>
-      <w:tr>
-        <w:tc>
-          <w:tcPr>
-            <w:tcW w:type="dxa" w:w="2880"/>
-            <w:shd w:val="clear" w:color="auto" w:fill="FFFFFF"/>
-          </w:tcPr>
-          <w:p>
-            <w:pPr>
-              <w:spacing w:before="40" w:after="40"/>
-            </w:pPr>
-            <w:r>
-              <w:rPr>
-                <w:color w:val="444455"/>
-                <w:sz w:val="19"/>
-              </w:rPr>
-              <w:t>All changes non-negative</w:t>
-            </w:r>
-          </w:p>
-        </w:tc>
-        <w:tc>
-          <w:tcPr>
-            <w:tcW w:type="dxa" w:w="1872"/>
-            <w:shd w:val="clear" w:color="auto" w:fill="FFFFFF"/>
-          </w:tcPr>
-          <w:p>
-            <w:pPr>
-              <w:spacing w:before="40" w:after="40"/>
-            </w:pPr>
-            <w:r>
-              <w:rPr>
-                <w:color w:val="444455"/>
-                <w:sz w:val="19"/>
-              </w:rPr>
-              <w:t>≥ $0</w:t>
-            </w:r>
-          </w:p>
-        </w:tc>
-        <w:tc>
-          <w:tcPr>
-            <w:tcW w:type="dxa" w:w="3888"/>
-            <w:shd w:val="clear" w:color="auto" w:fill="FFFFFF"/>
-          </w:tcPr>
-          <w:p>
-            <w:pPr>
-              <w:spacing w:before="40" w:after="40"/>
-            </w:pPr>
-            <w:r>
-              <w:rPr>
-                <w:color w:val="444455"/>
-                <w:sz w:val="19"/>
-              </w:rPr>
-              <w:t>No decreases — regulatory fairness</w:t>
-            </w:r>
-          </w:p>
-        </w:tc>
-      </w:tr>
-    </w:tbl>
-    <w:p>
-      <w:pPr>
-        <w:spacing w:after="40"/>
-      </w:pPr>
-    </w:p>
-    <w:p>
-      <w:pPr>
-        <w:spacing w:before="360" w:after="80"/>
-        <w:pBdr>
-          <w:bottom w:val="single" w:sz="6" w:space="1" w:color="1A355E"/>
-        </w:pBdr>
-      </w:pPr>
-      <w:r>
-        <w:rPr>
-          <w:b/>
-          <w:color w:val="1A355E"/>
-          <w:sz w:val="28"/>
-        </w:rPr>
-        <w:t>3.  The Data</w:t>
-      </w:r>
-    </w:p>
-    <w:p>
-      <w:pPr>
-        <w:spacing w:after="120"/>
-      </w:pPr>
-      <w:r>
-        <w:rPr>
-          <w:color w:val="444455"/>
-          <w:sz w:val="21"/>
-        </w:rPr>
-        <w:t>The input is a single snapshot CSV of 30,000 customers with five behavioural features per customer. No historical time series, no bureau data, and critically, no record of which customers have previously defaulted.</w:t>
-      </w:r>
-    </w:p>
-    <w:tbl>
-      <w:tblPr>
-        <w:tblStyle w:val="TableGrid"/>
-        <w:tblW w:type="auto" w:w="0"/>
-        <w:jc w:val="left"/>
-        <w:tblLook w:firstColumn="1" w:firstRow="1" w:lastColumn="0" w:lastRow="0" w:noHBand="0" w:noVBand="1" w:val="04A0"/>
-      </w:tblPr>
-      <w:tblGrid>
-        <w:gridCol w:w="3135"/>
-        <w:gridCol w:w="3135"/>
-        <w:gridCol w:w="3135"/>
-      </w:tblGrid>
-      <w:tr>
-        <w:tc>
-          <w:tcPr>
-            <w:tcW w:type="dxa" w:w="3312"/>
-            <w:shd w:val="clear" w:color="auto" w:fill="1A355E"/>
+            <w:tcW w:type="dxa" w:w="3456"/>
+            <w:shd w:val="clear" w:color="auto" w:fill="2C3E6B"/>
           </w:tcPr>
           <w:p>
             <w:pPr>
@@ -654,542 +628,8 @@
         </w:tc>
         <w:tc>
           <w:tcPr>
-            <w:tcW w:type="dxa" w:w="1872"/>
-            <w:shd w:val="clear" w:color="auto" w:fill="1A355E"/>
-          </w:tcPr>
-          <w:p>
-            <w:pPr>
-              <w:spacing w:before="60" w:after="60"/>
-            </w:pPr>
-            <w:r>
-              <w:rPr>
-                <w:b/>
-                <w:color w:val="FFFFFF"/>
-                <w:sz w:val="19"/>
-              </w:rPr>
-              <w:t>Range</w:t>
-            </w:r>
-          </w:p>
-        </w:tc>
-        <w:tc>
-          <w:tcPr>
-            <w:tcW w:type="dxa" w:w="3456"/>
-            <w:shd w:val="clear" w:color="auto" w:fill="1A355E"/>
-          </w:tcPr>
-          <w:p>
-            <w:pPr>
-              <w:spacing w:before="60" w:after="60"/>
-            </w:pPr>
-            <w:r>
-              <w:rPr>
-                <w:b/>
-                <w:color w:val="FFFFFF"/>
-                <w:sz w:val="19"/>
-              </w:rPr>
-              <w:t>Risk direction</w:t>
-            </w:r>
-          </w:p>
-        </w:tc>
-      </w:tr>
-      <w:tr>
-        <w:tc>
-          <w:tcPr>
-            <w:tcW w:type="dxa" w:w="3312"/>
-            <w:shd w:val="clear" w:color="auto" w:fill="FFFFFF"/>
-          </w:tcPr>
-          <w:p>
-            <w:pPr>
-              <w:spacing w:before="40" w:after="40"/>
-            </w:pPr>
-            <w:r>
-              <w:rPr>
-                <w:color w:val="444455"/>
-                <w:sz w:val="19"/>
-              </w:rPr>
-              <w:t>On-time payment rate</w:t>
-            </w:r>
-          </w:p>
-        </w:tc>
-        <w:tc>
-          <w:tcPr>
-            <w:tcW w:type="dxa" w:w="1872"/>
-            <w:shd w:val="clear" w:color="auto" w:fill="FFFFFF"/>
-          </w:tcPr>
-          <w:p>
-            <w:pPr>
-              <w:spacing w:before="40" w:after="40"/>
-            </w:pPr>
-            <w:r>
-              <w:rPr>
-                <w:color w:val="444455"/>
-                <w:sz w:val="19"/>
-              </w:rPr>
-              <w:t>80% – 100%</w:t>
-            </w:r>
-          </w:p>
-        </w:tc>
-        <w:tc>
-          <w:tcPr>
-            <w:tcW w:type="dxa" w:w="3456"/>
-            <w:shd w:val="clear" w:color="auto" w:fill="FFFFFF"/>
-          </w:tcPr>
-          <w:p>
-            <w:pPr>
-              <w:spacing w:before="40" w:after="40"/>
-            </w:pPr>
-            <w:r>
-              <w:rPr>
-                <w:color w:val="444455"/>
-                <w:sz w:val="19"/>
-              </w:rPr>
-              <w:t>Higher → lower risk</w:t>
-            </w:r>
-          </w:p>
-        </w:tc>
-      </w:tr>
-      <w:tr>
-        <w:tc>
-          <w:tcPr>
-            <w:tcW w:type="dxa" w:w="3312"/>
-            <w:shd w:val="clear" w:color="auto" w:fill="F2F5F9"/>
-          </w:tcPr>
-          <w:p>
-            <w:pPr>
-              <w:spacing w:before="40" w:after="40"/>
-            </w:pPr>
-            <w:r>
-              <w:rPr>
-                <w:color w:val="444455"/>
-                <w:sz w:val="19"/>
-              </w:rPr>
-              <w:t>Credit limit increases in 2023</w:t>
-            </w:r>
-          </w:p>
-        </w:tc>
-        <w:tc>
-          <w:tcPr>
-            <w:tcW w:type="dxa" w:w="1872"/>
-            <w:shd w:val="clear" w:color="auto" w:fill="F2F5F9"/>
-          </w:tcPr>
-          <w:p>
-            <w:pPr>
-              <w:spacing w:before="40" w:after="40"/>
-            </w:pPr>
-            <w:r>
-              <w:rPr>
-                <w:color w:val="444455"/>
-                <w:sz w:val="19"/>
-              </w:rPr>
-              <w:t>0 – 5</w:t>
-            </w:r>
-          </w:p>
-        </w:tc>
-        <w:tc>
-          <w:tcPr>
-            <w:tcW w:type="dxa" w:w="3456"/>
-            <w:shd w:val="clear" w:color="auto" w:fill="F2F5F9"/>
-          </w:tcPr>
-          <w:p>
-            <w:pPr>
-              <w:spacing w:before="40" w:after="40"/>
-            </w:pPr>
-            <w:r>
-              <w:rPr>
-                <w:color w:val="444455"/>
-                <w:sz w:val="19"/>
-              </w:rPr>
-              <w:t>More → higher risk</w:t>
-            </w:r>
-          </w:p>
-        </w:tc>
-      </w:tr>
-      <w:tr>
-        <w:tc>
-          <w:tcPr>
-            <w:tcW w:type="dxa" w:w="3312"/>
-            <w:shd w:val="clear" w:color="auto" w:fill="FFFFFF"/>
-          </w:tcPr>
-          <w:p>
-            <w:pPr>
-              <w:spacing w:before="40" w:after="40"/>
-            </w:pPr>
-            <w:r>
-              <w:rPr>
-                <w:color w:val="444455"/>
-                <w:sz w:val="19"/>
-              </w:rPr>
-              <w:t>Days since last loan</w:t>
-            </w:r>
-          </w:p>
-        </w:tc>
-        <w:tc>
-          <w:tcPr>
-            <w:tcW w:type="dxa" w:w="1872"/>
-            <w:shd w:val="clear" w:color="auto" w:fill="FFFFFF"/>
-          </w:tcPr>
-          <w:p>
-            <w:pPr>
-              <w:spacing w:before="40" w:after="40"/>
-            </w:pPr>
-            <w:r>
-              <w:rPr>
-                <w:color w:val="444455"/>
-                <w:sz w:val="19"/>
-              </w:rPr>
-              <w:t>0 – 364</w:t>
-            </w:r>
-          </w:p>
-        </w:tc>
-        <w:tc>
-          <w:tcPr>
-            <w:tcW w:type="dxa" w:w="3456"/>
-            <w:shd w:val="clear" w:color="auto" w:fill="FFFFFF"/>
-          </w:tcPr>
-          <w:p>
-            <w:pPr>
-              <w:spacing w:before="40" w:after="40"/>
-            </w:pPr>
-            <w:r>
-              <w:rPr>
-                <w:color w:val="444455"/>
-                <w:sz w:val="19"/>
-              </w:rPr>
-              <w:t>More days → higher risk</w:t>
-            </w:r>
-          </w:p>
-        </w:tc>
-      </w:tr>
-      <w:tr>
-        <w:tc>
-          <w:tcPr>
-            <w:tcW w:type="dxa" w:w="3312"/>
-            <w:shd w:val="clear" w:color="auto" w:fill="F2F5F9"/>
-          </w:tcPr>
-          <w:p>
-            <w:pPr>
-              <w:spacing w:before="40" w:after="40"/>
-            </w:pPr>
-            <w:r>
-              <w:rPr>
-                <w:color w:val="444455"/>
-                <w:sz w:val="19"/>
-              </w:rPr>
-              <w:t>Total profit contribution ($)</w:t>
-            </w:r>
-          </w:p>
-        </w:tc>
-        <w:tc>
-          <w:tcPr>
-            <w:tcW w:type="dxa" w:w="1872"/>
-            <w:shd w:val="clear" w:color="auto" w:fill="F2F5F9"/>
-          </w:tcPr>
-          <w:p>
-            <w:pPr>
-              <w:spacing w:before="40" w:after="40"/>
-            </w:pPr>
-            <w:r>
-              <w:rPr>
-                <w:color w:val="444455"/>
-                <w:sz w:val="19"/>
-              </w:rPr>
-              <w:t>$0 – $120</w:t>
-            </w:r>
-          </w:p>
-        </w:tc>
-        <w:tc>
-          <w:tcPr>
-            <w:tcW w:type="dxa" w:w="3456"/>
-            <w:shd w:val="clear" w:color="auto" w:fill="F2F5F9"/>
-          </w:tcPr>
-          <w:p>
-            <w:pPr>
-              <w:spacing w:before="40" w:after="40"/>
-            </w:pPr>
-            <w:r>
-              <w:rPr>
-                <w:color w:val="444455"/>
-                <w:sz w:val="19"/>
-              </w:rPr>
-              <w:t>Higher → lower risk</w:t>
-            </w:r>
-          </w:p>
-        </w:tc>
-      </w:tr>
-      <w:tr>
-        <w:tc>
-          <w:tcPr>
-            <w:tcW w:type="dxa" w:w="3312"/>
-            <w:shd w:val="clear" w:color="auto" w:fill="FFFFFF"/>
-          </w:tcPr>
-          <w:p>
-            <w:pPr>
-              <w:spacing w:before="40" w:after="40"/>
-            </w:pPr>
-            <w:r>
-              <w:rPr>
-                <w:color w:val="444455"/>
-                <w:sz w:val="19"/>
-              </w:rPr>
-              <w:t>Current loan limit ($)</w:t>
-            </w:r>
-          </w:p>
-        </w:tc>
-        <w:tc>
-          <w:tcPr>
-            <w:tcW w:type="dxa" w:w="1872"/>
-            <w:shd w:val="clear" w:color="auto" w:fill="FFFFFF"/>
-          </w:tcPr>
-          <w:p>
-            <w:pPr>
-              <w:spacing w:before="40" w:after="40"/>
-            </w:pPr>
-            <w:r>
-              <w:rPr>
-                <w:color w:val="444455"/>
-                <w:sz w:val="19"/>
-              </w:rPr>
-              <w:t>$500 – $4,999</w:t>
-            </w:r>
-          </w:p>
-        </w:tc>
-        <w:tc>
-          <w:tcPr>
-            <w:tcW w:type="dxa" w:w="3456"/>
-            <w:shd w:val="clear" w:color="auto" w:fill="FFFFFF"/>
-          </w:tcPr>
-          <w:p>
-            <w:pPr>
-              <w:spacing w:before="40" w:after="40"/>
-            </w:pPr>
-            <w:r>
-              <w:rPr>
-                <w:color w:val="444455"/>
-                <w:sz w:val="19"/>
-              </w:rPr>
-              <w:t>Exposure size — not a risk signal</w:t>
-            </w:r>
-          </w:p>
-        </w:tc>
-      </w:tr>
-    </w:tbl>
-    <w:p>
-      <w:pPr>
-        <w:spacing w:after="40"/>
-      </w:pPr>
-    </w:p>
-    <w:tbl>
-      <w:tblPr>
-        <w:tblW w:type="auto" w:w="0"/>
-        <w:tblLook w:firstColumn="1" w:firstRow="1" w:lastColumn="0" w:lastRow="0" w:noHBand="0" w:noVBand="1" w:val="04A0"/>
-        <w:jc w:val="left"/>
-        <w:tblBorders>
-          <w:top w:val="none"/>
-          <w:left w:val="none"/>
-          <w:bottom w:val="none"/>
-          <w:right w:val="none"/>
-          <w:insideH w:val="none"/>
-          <w:insideV w:val="none"/>
-        </w:tblBorders>
-      </w:tblPr>
-      <w:tblGrid>
-        <w:gridCol w:w="9406"/>
-      </w:tblGrid>
-      <w:tr>
-        <w:tc>
-          <w:tcPr>
-            <w:tcW w:type="dxa" w:w="8352"/>
-            <w:tcBorders>
-              <w:left w:val="single" w:sz="18" w:space="0" w:color="D47E00"/>
-            </w:tcBorders>
-            <w:shd w:val="clear" w:color="auto" w:fill="FFF8EE"/>
-          </w:tcPr>
-          <w:p>
-            <w:pPr>
-              <w:spacing w:before="80" w:after="80"/>
-            </w:pPr>
-            <w:r>
-              <w:rPr>
-                <w:b/>
-                <w:color w:val="D47E00"/>
-                <w:sz w:val="20"/>
-              </w:rPr>
-              <w:t xml:space="preserve">Data note  </w:t>
-            </w:r>
-            <w:r>
-              <w:rPr>
-                <w:color w:val="444455"/>
-                <w:sz w:val="20"/>
-              </w:rPr>
-              <w:t>44% of customers have both zero profit contribution and zero limit increases — likely inactive accounts. The payment rate has a hard floor at 80%; no customer below that threshold appears in the data. These data characteristics directly influence how the risk model is constructed.</w:t>
-            </w:r>
-          </w:p>
-        </w:tc>
-      </w:tr>
-    </w:tbl>
-    <w:p>
-      <w:pPr>
-        <w:spacing w:after="80"/>
-      </w:pPr>
-    </w:p>
-    <w:p>
-      <w:pPr>
-        <w:spacing w:before="240" w:after="60"/>
-      </w:pPr>
-      <w:r>
-        <w:rPr>
-          <w:b/>
-          <w:color w:val="007A87"/>
-          <w:sz w:val="22"/>
-        </w:rPr>
-        <w:t>Macro enrichment</w:t>
-      </w:r>
-    </w:p>
-    <w:p>
-      <w:pPr>
-        <w:spacing w:after="120"/>
-      </w:pPr>
-      <w:r>
-        <w:rPr>
-          <w:color w:val="444455"/>
-          <w:sz w:val="21"/>
-        </w:rPr>
-        <w:t>Four macroeconomic indicators — GDP growth, unemployment rate, Federal Reserve interest rate, and CPI inflation — are appended to every customer record. These are pulled from the FRED database (cached locally) and are used in the utilisation forecast and sensitivity analysis. Three macro scenarios are defined: Optimistic, Baseline, and Adverse.</w:t>
-      </w:r>
-    </w:p>
-    <w:p>
-      <w:pPr>
-        <w:spacing w:before="360" w:after="80"/>
-        <w:pBdr>
-          <w:bottom w:val="single" w:sz="6" w:space="1" w:color="1A355E"/>
-        </w:pBdr>
-      </w:pPr>
-      <w:r>
-        <w:rPr>
-          <w:b/>
-          <w:color w:val="1A355E"/>
-          <w:sz w:val="28"/>
-        </w:rPr>
-        <w:t>4.  How Risk Is Measured</w:t>
-      </w:r>
-    </w:p>
-    <w:p>
-      <w:pPr>
-        <w:spacing w:before="240" w:after="60"/>
-      </w:pPr>
-      <w:r>
-        <w:rPr>
-          <w:b/>
-          <w:color w:val="007A87"/>
-          <w:sz w:val="22"/>
-        </w:rPr>
-        <w:t>Why not a machine learning model?</w:t>
-      </w:r>
-    </w:p>
-    <w:p>
-      <w:pPr>
-        <w:spacing w:after="120"/>
-      </w:pPr>
-      <w:r>
-        <w:rPr>
-          <w:color w:val="444455"/>
-          <w:sz w:val="21"/>
-        </w:rPr>
-        <w:t>The most important constraint on modelling here is the absence of outcome data. There is no column indicating which customers have defaulted or gone delinquent. Without observed default outcomes, any model must be trained on a synthetic target — which is simply a transformation of the same input features the model already sees. That is circular: the model learns to reconstruct its own inputs, not to predict risk.</w:t>
-      </w:r>
-    </w:p>
-    <w:p>
-      <w:pPr>
-        <w:spacing w:after="120"/>
-      </w:pPr>
-      <w:r>
-        <w:rPr>
-          <w:color w:val="444455"/>
-          <w:sz w:val="21"/>
-        </w:rPr>
-        <w:t>Additionally, the five features are essentially uncorrelated with one another (pairwise correlation r ≈ 0.001). Machine learning models add value by finding non-linear interactions between features. When features carry no joint structure, a model with 200 decision trees produces the same customer ordering as a simple weighted sum — but with far less transparency.</w:t>
-      </w:r>
-    </w:p>
-    <w:p>
-      <w:pPr>
-        <w:spacing w:before="240" w:after="60"/>
-      </w:pPr>
-      <w:r>
-        <w:rPr>
-          <w:b/>
-          <w:color w:val="007A87"/>
-          <w:sz w:val="22"/>
-        </w:rPr>
-        <w:t>Ordinal risk ranking</w:t>
-      </w:r>
-    </w:p>
-    <w:p>
-      <w:pPr>
-        <w:spacing w:after="120"/>
-      </w:pPr>
-      <w:r>
-        <w:rPr>
-          <w:color w:val="444455"/>
-          <w:sz w:val="21"/>
-        </w:rPr>
-        <w:t>The approach adopted is a weighted ordinal rank aggregation — a method standard in credit scorecard development when outcome labels are unavailable. Each feature is converted to a percentile rank (0 = lowest risk direction, 1 = highest) and the four ranks are combined with weights that reflect industry convention for consumer credit:</w:t>
-      </w:r>
-    </w:p>
-    <w:tbl>
-      <w:tblPr>
-        <w:tblStyle w:val="TableGrid"/>
-        <w:tblW w:type="auto" w:w="0"/>
-        <w:jc w:val="left"/>
-        <w:tblLook w:firstColumn="1" w:firstRow="1" w:lastColumn="0" w:lastRow="0" w:noHBand="0" w:noVBand="1" w:val="04A0"/>
-      </w:tblPr>
-      <w:tblGrid>
-        <w:gridCol w:w="2351"/>
-        <w:gridCol w:w="2351"/>
-        <w:gridCol w:w="2351"/>
-        <w:gridCol w:w="2351"/>
-      </w:tblGrid>
-      <w:tr>
-        <w:tc>
-          <w:tcPr>
-            <w:tcW w:type="dxa" w:w="2736"/>
-            <w:shd w:val="clear" w:color="auto" w:fill="1A355E"/>
-          </w:tcPr>
-          <w:p>
-            <w:pPr>
-              <w:spacing w:before="60" w:after="60"/>
-            </w:pPr>
-            <w:r>
-              <w:rPr>
-                <w:b/>
-                <w:color w:val="FFFFFF"/>
-                <w:sz w:val="19"/>
-              </w:rPr>
-              <w:t>Feature</w:t>
-            </w:r>
-          </w:p>
-        </w:tc>
-        <w:tc>
-          <w:tcPr>
-            <w:tcW w:type="dxa" w:w="2592"/>
-            <w:shd w:val="clear" w:color="auto" w:fill="1A355E"/>
-          </w:tcPr>
-          <w:p>
-            <w:pPr>
-              <w:spacing w:before="60" w:after="60"/>
-            </w:pPr>
-            <w:r>
-              <w:rPr>
-                <w:b/>
-                <w:color w:val="FFFFFF"/>
-                <w:sz w:val="19"/>
-              </w:rPr>
-              <w:t>Direction</w:t>
-            </w:r>
-          </w:p>
-        </w:tc>
-        <w:tc>
-          <w:tcPr>
-            <w:tcW w:type="dxa" w:w="1296"/>
-            <w:shd w:val="clear" w:color="auto" w:fill="1A355E"/>
+            <w:tcW w:type="dxa" w:w="1440"/>
+            <w:shd w:val="clear" w:color="auto" w:fill="2C3E6B"/>
           </w:tcPr>
           <w:p>
             <w:pPr>
@@ -1207,8 +647,8 @@
         </w:tc>
         <w:tc>
           <w:tcPr>
-            <w:tcW w:type="dxa" w:w="3456"/>
-            <w:shd w:val="clear" w:color="auto" w:fill="1A355E"/>
+            <w:tcW w:type="dxa" w:w="3744"/>
+            <w:shd w:val="clear" w:color="auto" w:fill="2C3E6B"/>
           </w:tcPr>
           <w:p>
             <w:pPr>
@@ -1220,66 +660,12 @@
                 <w:color w:val="FFFFFF"/>
                 <w:sz w:val="19"/>
               </w:rPr>
-              <w:t>Rationale</w:t>
+              <w:t>Direction</w:t>
             </w:r>
           </w:p>
         </w:tc>
       </w:tr>
       <w:tr>
-        <w:tc>
-          <w:tcPr>
-            <w:tcW w:type="dxa" w:w="2736"/>
-            <w:shd w:val="clear" w:color="auto" w:fill="FFFFFF"/>
-          </w:tcPr>
-          <w:p>
-            <w:pPr>
-              <w:spacing w:before="40" w:after="40"/>
-            </w:pPr>
-            <w:r>
-              <w:rPr>
-                <w:color w:val="444455"/>
-                <w:sz w:val="19"/>
-              </w:rPr>
-              <w:t>On-time payment rate</w:t>
-            </w:r>
-          </w:p>
-        </w:tc>
-        <w:tc>
-          <w:tcPr>
-            <w:tcW w:type="dxa" w:w="2592"/>
-            <w:shd w:val="clear" w:color="auto" w:fill="FFFFFF"/>
-          </w:tcPr>
-          <w:p>
-            <w:pPr>
-              <w:spacing w:before="40" w:after="40"/>
-            </w:pPr>
-            <w:r>
-              <w:rPr>
-                <w:color w:val="444455"/>
-                <w:sz w:val="19"/>
-              </w:rPr>
-              <w:t>Higher → safer (inverted)</w:t>
-            </w:r>
-          </w:p>
-        </w:tc>
-        <w:tc>
-          <w:tcPr>
-            <w:tcW w:type="dxa" w:w="1296"/>
-            <w:shd w:val="clear" w:color="auto" w:fill="FFFFFF"/>
-          </w:tcPr>
-          <w:p>
-            <w:pPr>
-              <w:spacing w:before="40" w:after="40"/>
-            </w:pPr>
-            <w:r>
-              <w:rPr>
-                <w:color w:val="444455"/>
-                <w:sz w:val="19"/>
-              </w:rPr>
-              <w:t>35%</w:t>
-            </w:r>
-          </w:p>
-        </w:tc>
         <w:tc>
           <w:tcPr>
             <w:tcW w:type="dxa" w:w="3456"/>
@@ -1291,10 +677,46 @@
             </w:pPr>
             <w:r>
               <w:rPr>
-                <w:color w:val="444455"/>
+                <w:color w:val="333333"/>
                 <w:sz w:val="19"/>
               </w:rPr>
-              <w:t>Payment history is the strongest behavioural predictor</w:t>
+              <w:t>On-time payment rate</w:t>
+            </w:r>
+          </w:p>
+        </w:tc>
+        <w:tc>
+          <w:tcPr>
+            <w:tcW w:type="dxa" w:w="1440"/>
+            <w:shd w:val="clear" w:color="auto" w:fill="FFFFFF"/>
+          </w:tcPr>
+          <w:p>
+            <w:pPr>
+              <w:spacing w:before="40" w:after="40"/>
+            </w:pPr>
+            <w:r>
+              <w:rPr>
+                <w:color w:val="333333"/>
+                <w:sz w:val="19"/>
+              </w:rPr>
+              <w:t>35%</w:t>
+            </w:r>
+          </w:p>
+        </w:tc>
+        <w:tc>
+          <w:tcPr>
+            <w:tcW w:type="dxa" w:w="3744"/>
+            <w:shd w:val="clear" w:color="auto" w:fill="FFFFFF"/>
+          </w:tcPr>
+          <w:p>
+            <w:pPr>
+              <w:spacing w:before="40" w:after="40"/>
+            </w:pPr>
+            <w:r>
+              <w:rPr>
+                <w:color w:val="333333"/>
+                <w:sz w:val="19"/>
+              </w:rPr>
+              <w:t>Inverted — high payments = low rank = lower risk</w:t>
             </w:r>
           </w:p>
         </w:tc>
@@ -1302,8 +724,8 @@
       <w:tr>
         <w:tc>
           <w:tcPr>
-            <w:tcW w:type="dxa" w:w="2736"/>
-            <w:shd w:val="clear" w:color="auto" w:fill="F2F5F9"/>
+            <w:tcW w:type="dxa" w:w="3456"/>
+            <w:shd w:val="clear" w:color="auto" w:fill="F5F5F5"/>
           </w:tcPr>
           <w:p>
             <w:pPr>
@@ -1311,7 +733,7 @@
             </w:pPr>
             <w:r>
               <w:rPr>
-                <w:color w:val="444455"/>
+                <w:color w:val="333333"/>
                 <w:sz w:val="19"/>
               </w:rPr>
               <w:t>Limit increases in 2023</w:t>
@@ -1320,8 +742,8 @@
         </w:tc>
         <w:tc>
           <w:tcPr>
-            <w:tcW w:type="dxa" w:w="2592"/>
-            <w:shd w:val="clear" w:color="auto" w:fill="F2F5F9"/>
+            <w:tcW w:type="dxa" w:w="1440"/>
+            <w:shd w:val="clear" w:color="auto" w:fill="F5F5F5"/>
           </w:tcPr>
           <w:p>
             <w:pPr>
@@ -1329,25 +751,7 @@
             </w:pPr>
             <w:r>
               <w:rPr>
-                <w:color w:val="444455"/>
-                <w:sz w:val="19"/>
-              </w:rPr>
-              <w:t>More → riskier</w:t>
-            </w:r>
-          </w:p>
-        </w:tc>
-        <w:tc>
-          <w:tcPr>
-            <w:tcW w:type="dxa" w:w="1296"/>
-            <w:shd w:val="clear" w:color="auto" w:fill="F2F5F9"/>
-          </w:tcPr>
-          <w:p>
-            <w:pPr>
-              <w:spacing w:before="40" w:after="40"/>
-            </w:pPr>
-            <w:r>
-              <w:rPr>
-                <w:color w:val="444455"/>
+                <w:color w:val="333333"/>
                 <w:sz w:val="19"/>
               </w:rPr>
               <w:t>30%</w:t>
@@ -1356,8 +760,8 @@
         </w:tc>
         <w:tc>
           <w:tcPr>
-            <w:tcW w:type="dxa" w:w="3456"/>
-            <w:shd w:val="clear" w:color="auto" w:fill="F2F5F9"/>
+            <w:tcW w:type="dxa" w:w="3744"/>
+            <w:shd w:val="clear" w:color="auto" w:fill="F5F5F5"/>
           </w:tcPr>
           <w:p>
             <w:pPr>
@@ -1365,69 +769,15 @@
             </w:pPr>
             <w:r>
               <w:rPr>
-                <w:color w:val="444455"/>
+                <w:color w:val="333333"/>
                 <w:sz w:val="19"/>
               </w:rPr>
-              <w:t>Repeated credit-seeking signals financial stress</w:t>
+              <w:t>Direct — more increases = higher risk</w:t>
             </w:r>
           </w:p>
         </w:tc>
       </w:tr>
       <w:tr>
-        <w:tc>
-          <w:tcPr>
-            <w:tcW w:type="dxa" w:w="2736"/>
-            <w:shd w:val="clear" w:color="auto" w:fill="FFFFFF"/>
-          </w:tcPr>
-          <w:p>
-            <w:pPr>
-              <w:spacing w:before="40" w:after="40"/>
-            </w:pPr>
-            <w:r>
-              <w:rPr>
-                <w:color w:val="444455"/>
-                <w:sz w:val="19"/>
-              </w:rPr>
-              <w:t>Days since last loan</w:t>
-            </w:r>
-          </w:p>
-        </w:tc>
-        <w:tc>
-          <w:tcPr>
-            <w:tcW w:type="dxa" w:w="2592"/>
-            <w:shd w:val="clear" w:color="auto" w:fill="FFFFFF"/>
-          </w:tcPr>
-          <w:p>
-            <w:pPr>
-              <w:spacing w:before="40" w:after="40"/>
-            </w:pPr>
-            <w:r>
-              <w:rPr>
-                <w:color w:val="444455"/>
-                <w:sz w:val="19"/>
-              </w:rPr>
-              <w:t>More → riskier</w:t>
-            </w:r>
-          </w:p>
-        </w:tc>
-        <w:tc>
-          <w:tcPr>
-            <w:tcW w:type="dxa" w:w="1296"/>
-            <w:shd w:val="clear" w:color="auto" w:fill="FFFFFF"/>
-          </w:tcPr>
-          <w:p>
-            <w:pPr>
-              <w:spacing w:before="40" w:after="40"/>
-            </w:pPr>
-            <w:r>
-              <w:rPr>
-                <w:color w:val="444455"/>
-                <w:sz w:val="19"/>
-              </w:rPr>
-              <w:t>15%</w:t>
-            </w:r>
-          </w:p>
-        </w:tc>
         <w:tc>
           <w:tcPr>
             <w:tcW w:type="dxa" w:w="3456"/>
@@ -1439,10 +789,46 @@
             </w:pPr>
             <w:r>
               <w:rPr>
-                <w:color w:val="444455"/>
+                <w:color w:val="333333"/>
                 <w:sz w:val="19"/>
               </w:rPr>
-              <w:t>Inactivity may indicate deteriorating creditworthiness</w:t>
+              <w:t>Days since last loan</w:t>
+            </w:r>
+          </w:p>
+        </w:tc>
+        <w:tc>
+          <w:tcPr>
+            <w:tcW w:type="dxa" w:w="1440"/>
+            <w:shd w:val="clear" w:color="auto" w:fill="FFFFFF"/>
+          </w:tcPr>
+          <w:p>
+            <w:pPr>
+              <w:spacing w:before="40" w:after="40"/>
+            </w:pPr>
+            <w:r>
+              <w:rPr>
+                <w:color w:val="333333"/>
+                <w:sz w:val="19"/>
+              </w:rPr>
+              <w:t>15%</w:t>
+            </w:r>
+          </w:p>
+        </w:tc>
+        <w:tc>
+          <w:tcPr>
+            <w:tcW w:type="dxa" w:w="3744"/>
+            <w:shd w:val="clear" w:color="auto" w:fill="FFFFFF"/>
+          </w:tcPr>
+          <w:p>
+            <w:pPr>
+              <w:spacing w:before="40" w:after="40"/>
+            </w:pPr>
+            <w:r>
+              <w:rPr>
+                <w:color w:val="333333"/>
+                <w:sz w:val="19"/>
+              </w:rPr>
+              <w:t>Direct — more dormancy = higher risk</w:t>
             </w:r>
           </w:p>
         </w:tc>
@@ -1450,8 +836,8 @@
       <w:tr>
         <w:tc>
           <w:tcPr>
-            <w:tcW w:type="dxa" w:w="2736"/>
-            <w:shd w:val="clear" w:color="auto" w:fill="F2F5F9"/>
+            <w:tcW w:type="dxa" w:w="3456"/>
+            <w:shd w:val="clear" w:color="auto" w:fill="F5F5F5"/>
           </w:tcPr>
           <w:p>
             <w:pPr>
@@ -1459,7 +845,7 @@
             </w:pPr>
             <w:r>
               <w:rPr>
-                <w:color w:val="444455"/>
+                <w:color w:val="333333"/>
                 <w:sz w:val="19"/>
               </w:rPr>
               <w:t>Profit contribution</w:t>
@@ -1468,8 +854,8 @@
         </w:tc>
         <w:tc>
           <w:tcPr>
-            <w:tcW w:type="dxa" w:w="2592"/>
-            <w:shd w:val="clear" w:color="auto" w:fill="F2F5F9"/>
+            <w:tcW w:type="dxa" w:w="1440"/>
+            <w:shd w:val="clear" w:color="auto" w:fill="F5F5F5"/>
           </w:tcPr>
           <w:p>
             <w:pPr>
@@ -1477,25 +863,7 @@
             </w:pPr>
             <w:r>
               <w:rPr>
-                <w:color w:val="444455"/>
-                <w:sz w:val="19"/>
-              </w:rPr>
-              <w:t>Higher → safer (inverted)</w:t>
-            </w:r>
-          </w:p>
-        </w:tc>
-        <w:tc>
-          <w:tcPr>
-            <w:tcW w:type="dxa" w:w="1296"/>
-            <w:shd w:val="clear" w:color="auto" w:fill="F2F5F9"/>
-          </w:tcPr>
-          <w:p>
-            <w:pPr>
-              <w:spacing w:before="40" w:after="40"/>
-            </w:pPr>
-            <w:r>
-              <w:rPr>
-                <w:color w:val="444455"/>
+                <w:color w:val="333333"/>
                 <w:sz w:val="19"/>
               </w:rPr>
               <w:t>20%</w:t>
@@ -1504,8 +872,8 @@
         </w:tc>
         <w:tc>
           <w:tcPr>
-            <w:tcW w:type="dxa" w:w="3456"/>
-            <w:shd w:val="clear" w:color="auto" w:fill="F2F5F9"/>
+            <w:tcW w:type="dxa" w:w="3744"/>
+            <w:shd w:val="clear" w:color="auto" w:fill="F5F5F5"/>
           </w:tcPr>
           <w:p>
             <w:pPr>
@@ -1513,76 +881,10 @@
             </w:pPr>
             <w:r>
               <w:rPr>
-                <w:color w:val="444455"/>
+                <w:color w:val="333333"/>
                 <w:sz w:val="19"/>
               </w:rPr>
-              <w:t>Customers generating profit are demonstrably engaged</w:t>
-            </w:r>
-          </w:p>
-        </w:tc>
-      </w:tr>
-    </w:tbl>
-    <w:p>
-      <w:pPr>
-        <w:spacing w:after="40"/>
-      </w:pPr>
-    </w:p>
-    <w:p>
-      <w:pPr>
-        <w:spacing w:after="120"/>
-      </w:pPr>
-      <w:r>
-        <w:rPr>
-          <w:color w:val="444455"/>
-          <w:sz w:val="21"/>
-        </w:rPr>
-        <w:t>The output — risk_rank — is a continuous score in [0, 1] with mean exactly 0.50 by construction. It represents relative risk: a customer at rank 0.80 is riskier than 80% of the portfolio. It does not represent an absolute probability of default.</w:t>
-      </w:r>
-    </w:p>
-    <w:tbl>
-      <w:tblPr>
-        <w:tblW w:type="auto" w:w="0"/>
-        <w:tblLook w:firstColumn="1" w:firstRow="1" w:lastColumn="0" w:lastRow="0" w:noHBand="0" w:noVBand="1" w:val="04A0"/>
-        <w:jc w:val="left"/>
-        <w:tblBorders>
-          <w:top w:val="none"/>
-          <w:left w:val="none"/>
-          <w:bottom w:val="none"/>
-          <w:right w:val="none"/>
-          <w:insideH w:val="none"/>
-          <w:insideV w:val="none"/>
-        </w:tblBorders>
-      </w:tblPr>
-      <w:tblGrid>
-        <w:gridCol w:w="9406"/>
-      </w:tblGrid>
-      <w:tr>
-        <w:tc>
-          <w:tcPr>
-            <w:tcW w:type="dxa" w:w="8352"/>
-            <w:tcBorders>
-              <w:left w:val="single" w:sz="18" w:space="0" w:color="D47E00"/>
-            </w:tcBorders>
-            <w:shd w:val="clear" w:color="auto" w:fill="FFF8EE"/>
-          </w:tcPr>
-          <w:p>
-            <w:pPr>
-              <w:spacing w:before="80" w:after="80"/>
-            </w:pPr>
-            <w:r>
-              <w:rPr>
-                <w:b/>
-                <w:color w:val="D47E00"/>
-                <w:sz w:val="20"/>
-              </w:rPr>
-              <w:t xml:space="preserve">Limitation  </w:t>
-            </w:r>
-            <w:r>
-              <w:rPr>
-                <w:color w:val="444455"/>
-                <w:sz w:val="20"/>
-              </w:rPr>
-              <w:t>The weights (35/30/15/20) are aligned with the FICO scoring framework and applied to the closest available analogues in this dataset. They are a deliberate assumption, not a statistically derived result. If default outcome data becomes available, these weights should be replaced with logistic regression coefficients trained on observed defaults.</w:t>
+              <w:t>Inverted — more profit = lower risk</w:t>
             </w:r>
           </w:p>
         </w:tc>
@@ -1595,51 +897,77 @@
     </w:p>
     <w:p>
       <w:pPr>
-        <w:spacing w:before="240" w:after="60"/>
+        <w:spacing w:after="140"/>
+      </w:pPr>
+      <w:r>
+        <w:rPr>
+          <w:color w:val="333333"/>
+          <w:sz w:val="21"/>
+        </w:rPr>
+        <w:t>The result is a single score per customer — risk_rank — that runs from 0 to 1, with mean exactly 0.50. It's a relative measure: a customer at 0.80 is riskier than 80% of the portfolio. It doesn't say "this customer has a 12% chance of defaulting." We'll come back to why that distinction matters.</w:t>
+      </w:r>
+    </w:p>
+    <w:p>
+      <w:pPr>
+        <w:spacing w:before="40" w:after="160"/>
+        <w:ind w:left="288"/>
+      </w:pPr>
+      <w:r>
+        <w:rPr>
+          <w:i/>
+          <w:color w:val="666666"/>
+          <w:sz w:val="19"/>
+        </w:rPr>
+        <w:t>Note: The 35/30/15/20 weights are borrowed from the FICO framework as the closest industry analogue to our available features. They're a deliberate starting assumption, not a statistically derived result. If we collect default outcome data in the future, these should be replaced with fitted logistic regression coefficients.</w:t>
+      </w:r>
+    </w:p>
+    <w:p>
+      <w:pPr>
+        <w:spacing w:before="200" w:after="60"/>
       </w:pPr>
       <w:r>
         <w:rPr>
           <w:b/>
-          <w:color w:val="007A87"/>
-          <w:sz w:val="22"/>
+          <w:color w:val="333333"/>
+          <w:sz w:val="21"/>
         </w:rPr>
-        <w:t>Assigning credit states</w:t>
+        <w:t>Translating ranks into credit states</w:t>
       </w:r>
     </w:p>
     <w:p>
       <w:pPr>
-        <w:spacing w:after="120"/>
+        <w:spacing w:after="140"/>
       </w:pPr>
       <w:r>
         <w:rPr>
-          <w:color w:val="444455"/>
+          <w:color w:val="333333"/>
           <w:sz w:val="21"/>
         </w:rPr>
-        <w:t>The risk_rank score is used to assign each customer to one of four credit states: Excellent, Good, Fair, or Poor. State boundaries are determined by K-Means clustering (k=4) applied directly to the risk_rank distribution.</w:t>
+        <w:t>The risk_rank score is continuous. To integrate it with the downstream Markov chain and LP, we need four discrete states: Excellent, Good, Fair, Poor. We use K-Means clustering (k=4) on the risk_rank distribution to find the boundaries.</w:t>
       </w:r>
     </w:p>
     <w:p>
       <w:pPr>
-        <w:spacing w:after="120"/>
+        <w:spacing w:after="140"/>
       </w:pPr>
       <w:r>
         <w:rPr>
-          <w:color w:val="444455"/>
+          <w:color w:val="333333"/>
           <w:sz w:val="21"/>
         </w:rPr>
-        <w:t>K-Means finds the four cluster centres that minimise total within-cluster variance. The boundary between any two adjacent clusters is the midpoint between their centres — the mathematically natural cut point in one dimension. This avoids the circularity of the alternative, where boundaries were reverse-engineered from a pre-decided distribution target.</w:t>
+        <w:t>K-Means places four cluster centres so that within-cluster variance is minimised. The boundary between adjacent clusters is the midpoint between their centres — the natural cut-point. This is more principled than picking fixed percentile thresholds, which would just replicate whatever distribution we happened to decide on upfront.</w:t>
       </w:r>
     </w:p>
     <w:p>
       <w:pPr>
-        <w:spacing w:after="120"/>
+        <w:spacing w:after="140"/>
       </w:pPr>
       <w:r>
         <w:rPr>
-          <w:color w:val="444455"/>
+          <w:color w:val="333333"/>
           <w:sz w:val="21"/>
         </w:rPr>
-        <w:t>A silhouette analysis confirms that the data statistically supports two natural clusters (score 0.59 at k=2 vs 0.53 at k=4). The four-state model is adopted because the business and regulatory framework requires four tiers, not because the data independently produces four distinct groups. The cluster boundaries are a principled partition of a continuous distribution, not a discovery of four structurally separate customer populations.</w:t>
+        <w:t>One honest caveat: a silhouette analysis shows the data actually supports two natural clusters (score 0.59 at k=2 vs 0.53 at k=4). The distribution is roughly bell-shaped — not four distinct populations. We use four states because the business and regulatory framework requires four tiers. The boundaries are a principled partition of a continuous distribution, not a discovery of four structurally separate customer groups.</w:t>
       </w:r>
     </w:p>
     <w:tbl>
@@ -1650,16 +978,16 @@
         <w:tblLook w:firstColumn="1" w:firstRow="1" w:lastColumn="0" w:lastRow="0" w:noHBand="0" w:noVBand="1" w:val="04A0"/>
       </w:tblPr>
       <w:tblGrid>
-        <w:gridCol w:w="2351"/>
-        <w:gridCol w:w="2351"/>
-        <w:gridCol w:w="2351"/>
-        <w:gridCol w:w="2351"/>
+        <w:gridCol w:w="2209"/>
+        <w:gridCol w:w="2209"/>
+        <w:gridCol w:w="2209"/>
+        <w:gridCol w:w="2209"/>
       </w:tblGrid>
       <w:tr>
         <w:tc>
           <w:tcPr>
             <w:tcW w:type="dxa" w:w="1872"/>
-            <w:shd w:val="clear" w:color="auto" w:fill="1A355E"/>
+            <w:shd w:val="clear" w:color="auto" w:fill="2C3E6B"/>
           </w:tcPr>
           <w:p>
             <w:pPr>
@@ -1677,8 +1005,8 @@
         </w:tc>
         <w:tc>
           <w:tcPr>
-            <w:tcW w:type="dxa" w:w="2592"/>
-            <w:shd w:val="clear" w:color="auto" w:fill="1A355E"/>
+            <w:tcW w:type="dxa" w:w="2448"/>
+            <w:shd w:val="clear" w:color="auto" w:fill="2C3E6B"/>
           </w:tcPr>
           <w:p>
             <w:pPr>
@@ -1690,14 +1018,14 @@
                 <w:color w:val="FFFFFF"/>
                 <w:sz w:val="19"/>
               </w:rPr>
-              <w:t>Risk rank boundary</w:t>
+              <w:t>Boundary</w:t>
             </w:r>
           </w:p>
         </w:tc>
         <w:tc>
           <w:tcPr>
-            <w:tcW w:type="dxa" w:w="2592"/>
-            <w:shd w:val="clear" w:color="auto" w:fill="1A355E"/>
+            <w:tcW w:type="dxa" w:w="2448"/>
+            <w:shd w:val="clear" w:color="auto" w:fill="2C3E6B"/>
           </w:tcPr>
           <w:p>
             <w:pPr>
@@ -1709,14 +1037,14 @@
                 <w:color w:val="FFFFFF"/>
                 <w:sz w:val="19"/>
               </w:rPr>
-              <w:t>Share of portfolio</w:t>
+              <w:t>Customers</w:t>
             </w:r>
           </w:p>
         </w:tc>
         <w:tc>
           <w:tcPr>
-            <w:tcW w:type="dxa" w:w="3024"/>
-            <w:shd w:val="clear" w:color="auto" w:fill="1A355E"/>
+            <w:tcW w:type="dxa" w:w="2592"/>
+            <w:shd w:val="clear" w:color="auto" w:fill="2C3E6B"/>
           </w:tcPr>
           <w:p>
             <w:pPr>
@@ -1728,7 +1056,7 @@
                 <w:color w:val="FFFFFF"/>
                 <w:sz w:val="19"/>
               </w:rPr>
-              <w:t>Assumed base default rate</w:t>
+              <w:t>Assumed default rate</w:t>
             </w:r>
           </w:p>
         </w:tc>
@@ -1745,10 +1073,46 @@
             </w:pPr>
             <w:r>
               <w:rPr>
-                <w:color w:val="444455"/>
+                <w:color w:val="333333"/>
                 <w:sz w:val="19"/>
               </w:rPr>
               <w:t>Excellent</w:t>
+            </w:r>
+          </w:p>
+        </w:tc>
+        <w:tc>
+          <w:tcPr>
+            <w:tcW w:type="dxa" w:w="2448"/>
+            <w:shd w:val="clear" w:color="auto" w:fill="FFFFFF"/>
+          </w:tcPr>
+          <w:p>
+            <w:pPr>
+              <w:spacing w:before="40" w:after="40"/>
+            </w:pPr>
+            <w:r>
+              <w:rPr>
+                <w:color w:val="333333"/>
+                <w:sz w:val="19"/>
+              </w:rPr>
+              <w:t>risk_rank ≤ 0.396</w:t>
+            </w:r>
+          </w:p>
+        </w:tc>
+        <w:tc>
+          <w:tcPr>
+            <w:tcW w:type="dxa" w:w="2448"/>
+            <w:shd w:val="clear" w:color="auto" w:fill="FFFFFF"/>
+          </w:tcPr>
+          <w:p>
+            <w:pPr>
+              <w:spacing w:before="40" w:after="40"/>
+            </w:pPr>
+            <w:r>
+              <w:rPr>
+                <w:color w:val="333333"/>
+                <w:sz w:val="19"/>
+              </w:rPr>
+              <w:t>6,246  (20.8%)</w:t>
             </w:r>
           </w:p>
         </w:tc>
@@ -1763,43 +1127,7 @@
             </w:pPr>
             <w:r>
               <w:rPr>
-                <w:color w:val="444455"/>
-                <w:sz w:val="19"/>
-              </w:rPr>
-              <w:t>≤ 0.396</w:t>
-            </w:r>
-          </w:p>
-        </w:tc>
-        <w:tc>
-          <w:tcPr>
-            <w:tcW w:type="dxa" w:w="2592"/>
-            <w:shd w:val="clear" w:color="auto" w:fill="FFFFFF"/>
-          </w:tcPr>
-          <w:p>
-            <w:pPr>
-              <w:spacing w:before="40" w:after="40"/>
-            </w:pPr>
-            <w:r>
-              <w:rPr>
-                <w:color w:val="444455"/>
-                <w:sz w:val="19"/>
-              </w:rPr>
-              <w:t>20.8%  (6,246)</w:t>
-            </w:r>
-          </w:p>
-        </w:tc>
-        <w:tc>
-          <w:tcPr>
-            <w:tcW w:type="dxa" w:w="3024"/>
-            <w:shd w:val="clear" w:color="auto" w:fill="FFFFFF"/>
-          </w:tcPr>
-          <w:p>
-            <w:pPr>
-              <w:spacing w:before="40" w:after="40"/>
-            </w:pPr>
-            <w:r>
-              <w:rPr>
-                <w:color w:val="444455"/>
+                <w:color w:val="333333"/>
                 <w:sz w:val="19"/>
               </w:rPr>
               <w:t>1.0%</w:t>
@@ -1811,7 +1139,7 @@
         <w:tc>
           <w:tcPr>
             <w:tcW w:type="dxa" w:w="1872"/>
-            <w:shd w:val="clear" w:color="auto" w:fill="F2F5F9"/>
+            <w:shd w:val="clear" w:color="auto" w:fill="F5F5F5"/>
           </w:tcPr>
           <w:p>
             <w:pPr>
@@ -1819,7 +1147,7 @@
             </w:pPr>
             <w:r>
               <w:rPr>
-                <w:color w:val="444455"/>
+                <w:color w:val="333333"/>
                 <w:sz w:val="19"/>
               </w:rPr>
               <w:t>Good</w:t>
@@ -1828,8 +1156,8 @@
         </w:tc>
         <w:tc>
           <w:tcPr>
-            <w:tcW w:type="dxa" w:w="2592"/>
-            <w:shd w:val="clear" w:color="auto" w:fill="F2F5F9"/>
+            <w:tcW w:type="dxa" w:w="2448"/>
+            <w:shd w:val="clear" w:color="auto" w:fill="F5F5F5"/>
           </w:tcPr>
           <w:p>
             <w:pPr>
@@ -1837,17 +1165,17 @@
             </w:pPr>
             <w:r>
               <w:rPr>
-                <w:color w:val="444455"/>
+                <w:color w:val="333333"/>
                 <w:sz w:val="19"/>
               </w:rPr>
-              <w:t>≤ 0.499</w:t>
+              <w:t>risk_rank ≤ 0.499</w:t>
             </w:r>
           </w:p>
         </w:tc>
         <w:tc>
           <w:tcPr>
-            <w:tcW w:type="dxa" w:w="2592"/>
-            <w:shd w:val="clear" w:color="auto" w:fill="F2F5F9"/>
+            <w:tcW w:type="dxa" w:w="2448"/>
+            <w:shd w:val="clear" w:color="auto" w:fill="F5F5F5"/>
           </w:tcPr>
           <w:p>
             <w:pPr>
@@ -1855,17 +1183,17 @@
             </w:pPr>
             <w:r>
               <w:rPr>
-                <w:color w:val="444455"/>
+                <w:color w:val="333333"/>
                 <w:sz w:val="19"/>
               </w:rPr>
-              <w:t>29.0%  (8,703)</w:t>
+              <w:t>8,703  (29.0%)</w:t>
             </w:r>
           </w:p>
         </w:tc>
         <w:tc>
           <w:tcPr>
-            <w:tcW w:type="dxa" w:w="3024"/>
-            <w:shd w:val="clear" w:color="auto" w:fill="F2F5F9"/>
+            <w:tcW w:type="dxa" w:w="2592"/>
+            <w:shd w:val="clear" w:color="auto" w:fill="F5F5F5"/>
           </w:tcPr>
           <w:p>
             <w:pPr>
@@ -1873,7 +1201,7 @@
             </w:pPr>
             <w:r>
               <w:rPr>
-                <w:color w:val="444455"/>
+                <w:color w:val="333333"/>
                 <w:sz w:val="19"/>
               </w:rPr>
               <w:t>2.5%</w:t>
@@ -1893,10 +1221,46 @@
             </w:pPr>
             <w:r>
               <w:rPr>
-                <w:color w:val="444455"/>
+                <w:color w:val="333333"/>
                 <w:sz w:val="19"/>
               </w:rPr>
               <w:t>Fair</w:t>
+            </w:r>
+          </w:p>
+        </w:tc>
+        <w:tc>
+          <w:tcPr>
+            <w:tcW w:type="dxa" w:w="2448"/>
+            <w:shd w:val="clear" w:color="auto" w:fill="FFFFFF"/>
+          </w:tcPr>
+          <w:p>
+            <w:pPr>
+              <w:spacing w:before="40" w:after="40"/>
+            </w:pPr>
+            <w:r>
+              <w:rPr>
+                <w:color w:val="333333"/>
+                <w:sz w:val="19"/>
+              </w:rPr>
+              <w:t>risk_rank ≤ 0.603</w:t>
+            </w:r>
+          </w:p>
+        </w:tc>
+        <w:tc>
+          <w:tcPr>
+            <w:tcW w:type="dxa" w:w="2448"/>
+            <w:shd w:val="clear" w:color="auto" w:fill="FFFFFF"/>
+          </w:tcPr>
+          <w:p>
+            <w:pPr>
+              <w:spacing w:before="40" w:after="40"/>
+            </w:pPr>
+            <w:r>
+              <w:rPr>
+                <w:color w:val="333333"/>
+                <w:sz w:val="19"/>
+              </w:rPr>
+              <w:t>8,757  (29.2%)</w:t>
             </w:r>
           </w:p>
         </w:tc>
@@ -1911,43 +1275,7 @@
             </w:pPr>
             <w:r>
               <w:rPr>
-                <w:color w:val="444455"/>
-                <w:sz w:val="19"/>
-              </w:rPr>
-              <w:t>≤ 0.603</w:t>
-            </w:r>
-          </w:p>
-        </w:tc>
-        <w:tc>
-          <w:tcPr>
-            <w:tcW w:type="dxa" w:w="2592"/>
-            <w:shd w:val="clear" w:color="auto" w:fill="FFFFFF"/>
-          </w:tcPr>
-          <w:p>
-            <w:pPr>
-              <w:spacing w:before="40" w:after="40"/>
-            </w:pPr>
-            <w:r>
-              <w:rPr>
-                <w:color w:val="444455"/>
-                <w:sz w:val="19"/>
-              </w:rPr>
-              <w:t>29.2%  (8,757)</w:t>
-            </w:r>
-          </w:p>
-        </w:tc>
-        <w:tc>
-          <w:tcPr>
-            <w:tcW w:type="dxa" w:w="3024"/>
-            <w:shd w:val="clear" w:color="auto" w:fill="FFFFFF"/>
-          </w:tcPr>
-          <w:p>
-            <w:pPr>
-              <w:spacing w:before="40" w:after="40"/>
-            </w:pPr>
-            <w:r>
-              <w:rPr>
-                <w:color w:val="444455"/>
+                <w:color w:val="333333"/>
                 <w:sz w:val="19"/>
               </w:rPr>
               <w:t>7.0%</w:t>
@@ -1959,7 +1287,7 @@
         <w:tc>
           <w:tcPr>
             <w:tcW w:type="dxa" w:w="1872"/>
-            <w:shd w:val="clear" w:color="auto" w:fill="F2F5F9"/>
+            <w:shd w:val="clear" w:color="auto" w:fill="F5F5F5"/>
           </w:tcPr>
           <w:p>
             <w:pPr>
@@ -1967,7 +1295,7 @@
             </w:pPr>
             <w:r>
               <w:rPr>
-                <w:color w:val="444455"/>
+                <w:color w:val="333333"/>
                 <w:sz w:val="19"/>
               </w:rPr>
               <w:t>Poor</w:t>
@@ -1976,8 +1304,8 @@
         </w:tc>
         <w:tc>
           <w:tcPr>
-            <w:tcW w:type="dxa" w:w="2592"/>
-            <w:shd w:val="clear" w:color="auto" w:fill="F2F5F9"/>
+            <w:tcW w:type="dxa" w:w="2448"/>
+            <w:shd w:val="clear" w:color="auto" w:fill="F5F5F5"/>
           </w:tcPr>
           <w:p>
             <w:pPr>
@@ -1985,17 +1313,17 @@
             </w:pPr>
             <w:r>
               <w:rPr>
-                <w:color w:val="444455"/>
+                <w:color w:val="333333"/>
                 <w:sz w:val="19"/>
               </w:rPr>
-              <w:t>&gt; 0.603</w:t>
+              <w:t>risk_rank &gt; 0.603</w:t>
             </w:r>
           </w:p>
         </w:tc>
         <w:tc>
           <w:tcPr>
-            <w:tcW w:type="dxa" w:w="2592"/>
-            <w:shd w:val="clear" w:color="auto" w:fill="F2F5F9"/>
+            <w:tcW w:type="dxa" w:w="2448"/>
+            <w:shd w:val="clear" w:color="auto" w:fill="F5F5F5"/>
           </w:tcPr>
           <w:p>
             <w:pPr>
@@ -2003,17 +1331,17 @@
             </w:pPr>
             <w:r>
               <w:rPr>
-                <w:color w:val="444455"/>
+                <w:color w:val="333333"/>
                 <w:sz w:val="19"/>
               </w:rPr>
-              <w:t>21.0%  (6,294)</w:t>
+              <w:t>6,294  (21.0%)</w:t>
             </w:r>
           </w:p>
         </w:tc>
         <w:tc>
           <w:tcPr>
-            <w:tcW w:type="dxa" w:w="3024"/>
-            <w:shd w:val="clear" w:color="auto" w:fill="F2F5F9"/>
+            <w:tcW w:type="dxa" w:w="2592"/>
+            <w:shd w:val="clear" w:color="auto" w:fill="F5F5F5"/>
           </w:tcPr>
           <w:p>
             <w:pPr>
@@ -2021,64 +1349,10 @@
             </w:pPr>
             <w:r>
               <w:rPr>
-                <w:color w:val="444455"/>
+                <w:color w:val="333333"/>
                 <w:sz w:val="19"/>
               </w:rPr>
               <w:t>18.0%</w:t>
-            </w:r>
-          </w:p>
-        </w:tc>
-      </w:tr>
-    </w:tbl>
-    <w:p>
-      <w:pPr>
-        <w:spacing w:after="40"/>
-      </w:pPr>
-    </w:p>
-    <w:tbl>
-      <w:tblPr>
-        <w:tblW w:type="auto" w:w="0"/>
-        <w:tblLook w:firstColumn="1" w:firstRow="1" w:lastColumn="0" w:lastRow="0" w:noHBand="0" w:noVBand="1" w:val="04A0"/>
-        <w:jc w:val="left"/>
-        <w:tblBorders>
-          <w:top w:val="none"/>
-          <w:left w:val="none"/>
-          <w:bottom w:val="none"/>
-          <w:right w:val="none"/>
-          <w:insideH w:val="none"/>
-          <w:insideV w:val="none"/>
-        </w:tblBorders>
-      </w:tblPr>
-      <w:tblGrid>
-        <w:gridCol w:w="9406"/>
-      </w:tblGrid>
-      <w:tr>
-        <w:tc>
-          <w:tcPr>
-            <w:tcW w:type="dxa" w:w="8352"/>
-            <w:tcBorders>
-              <w:left w:val="single" w:sz="18" w:space="0" w:color="D47E00"/>
-            </w:tcBorders>
-            <w:shd w:val="clear" w:color="auto" w:fill="FFF8EE"/>
-          </w:tcPr>
-          <w:p>
-            <w:pPr>
-              <w:spacing w:before="80" w:after="80"/>
-            </w:pPr>
-            <w:r>
-              <w:rPr>
-                <w:b/>
-                <w:color w:val="D47E00"/>
-                <w:sz w:val="20"/>
-              </w:rPr>
-              <w:t xml:space="preserve">Limitation  </w:t>
-            </w:r>
-            <w:r>
-              <w:rPr>
-                <w:color w:val="444455"/>
-                <w:sz w:val="20"/>
-              </w:rPr>
-              <w:t>The base default rates (1%, 2.5%, 7%, 18%) are assumed — not observed from this dataset. They are used to convert risk_rank into a numeric default_risk value that the LP portfolio constraint can operate on. These rates are broadly consistent with FDIC-published charge-off rates for consumer loans by risk tier, but should be replaced with observed rates when outcome data is available.</w:t>
             </w:r>
           </w:p>
         </w:tc>
@@ -2091,55 +1365,53 @@
     </w:p>
     <w:p>
       <w:pPr>
-        <w:spacing w:before="360" w:after="80"/>
-        <w:pBdr>
-          <w:bottom w:val="single" w:sz="6" w:space="1" w:color="1A355E"/>
-        </w:pBdr>
+        <w:spacing w:before="40" w:after="160"/>
+        <w:ind w:left="288"/>
+      </w:pPr>
+      <w:r>
+        <w:rPr>
+          <w:i/>
+          <w:color w:val="666666"/>
+          <w:sz w:val="19"/>
+        </w:rPr>
+        <w:t>Note: The base default rates (1%, 2.5%, 7%, 18%) are assumed, not observed from this dataset. They're broadly consistent with published FDIC charge-off rates for consumer loans by tier and are used to give the LP risk constraint a numeric value to work with. They should be calibrated to actual observed rates when outcome data becomes available.</w:t>
+      </w:r>
+    </w:p>
+    <w:p>
+      <w:pPr>
+        <w:spacing w:before="320" w:after="80"/>
       </w:pPr>
       <w:r>
         <w:rPr>
           <w:b/>
-          <w:color w:val="1A355E"/>
-          <w:sz w:val="28"/>
+          <w:color w:val="1A1A2E"/>
+          <w:sz w:val="24"/>
         </w:rPr>
-        <w:t>5.  Markov Chain — Long-Run Portfolio Trajectory</w:t>
+        <w:t>Where the portfolio is heading (Markov chain)</w:t>
       </w:r>
     </w:p>
     <w:p>
       <w:pPr>
-        <w:spacing w:after="120"/>
+        <w:spacing w:after="140"/>
       </w:pPr>
       <w:r>
         <w:rPr>
-          <w:color w:val="444455"/>
+          <w:color w:val="333333"/>
           <w:sz w:val="21"/>
         </w:rPr>
-        <w:t>Knowing the current state distribution is not sufficient. The optimisation needs to account for where the portfolio is heading — not just where it is today. A Markov chain models the probability that a customer in one credit state migrates to another over time.</w:t>
+        <w:t>Knowing where customers sit today isn't the whole picture. We also need to know where they're drifting. The Markov chain models how customers move between credit states over time — what fraction of Excellent customers stay Excellent next quarter, what fraction slip to Good, and so on.</w:t>
       </w:r>
     </w:p>
     <w:p>
       <w:pPr>
-        <w:spacing w:before="240" w:after="60"/>
+        <w:spacing w:after="140"/>
       </w:pPr>
       <w:r>
         <w:rPr>
-          <w:b/>
-          <w:color w:val="007A87"/>
-          <w:sz w:val="22"/>
-        </w:rPr>
-        <w:t>The transition matrix</w:t>
-      </w:r>
-    </w:p>
-    <w:p>
-      <w:pPr>
-        <w:spacing w:after="120"/>
-      </w:pPr>
-      <w:r>
-        <w:rPr>
-          <w:color w:val="444455"/>
+          <w:color w:val="333333"/>
           <w:sz w:val="21"/>
         </w:rPr>
-        <w:t>A 4×4 matrix captures the probability of moving between any pair of states over a 90-day period. Each row sums to 1.0. The matrix below shows strong diagonal values (0.75–0.86), confirming that credit states are persistent — customers do not move dramatically between states from one period to the next.</w:t>
+        <w:t>The transition matrix below shows 90-day movement probabilities. The strong diagonal (0.75–0.86) confirms what you'd expect: credit states are persistent. Most customers stay where they are from one period to the next.</w:t>
       </w:r>
     </w:p>
     <w:tbl>
@@ -2150,17 +1422,17 @@
         <w:tblLook w:firstColumn="1" w:firstRow="1" w:lastColumn="0" w:lastRow="0" w:noHBand="0" w:noVBand="1" w:val="04A0"/>
       </w:tblPr>
       <w:tblGrid>
-        <w:gridCol w:w="1881"/>
-        <w:gridCol w:w="1881"/>
-        <w:gridCol w:w="1881"/>
-        <w:gridCol w:w="1881"/>
-        <w:gridCol w:w="1881"/>
+        <w:gridCol w:w="1768"/>
+        <w:gridCol w:w="1768"/>
+        <w:gridCol w:w="1768"/>
+        <w:gridCol w:w="1768"/>
+        <w:gridCol w:w="1768"/>
       </w:tblGrid>
       <w:tr>
         <w:tc>
           <w:tcPr>
             <w:tcW w:type="dxa" w:w="2160"/>
-            <w:shd w:val="clear" w:color="auto" w:fill="1A355E"/>
+            <w:shd w:val="clear" w:color="auto" w:fill="2C3E6B"/>
           </w:tcPr>
           <w:p>
             <w:pPr>
@@ -2179,7 +1451,7 @@
         <w:tc>
           <w:tcPr>
             <w:tcW w:type="dxa" w:w="1872"/>
-            <w:shd w:val="clear" w:color="auto" w:fill="1A355E"/>
+            <w:shd w:val="clear" w:color="auto" w:fill="2C3E6B"/>
           </w:tcPr>
           <w:p>
             <w:pPr>
@@ -2198,7 +1470,7 @@
         <w:tc>
           <w:tcPr>
             <w:tcW w:type="dxa" w:w="1872"/>
-            <w:shd w:val="clear" w:color="auto" w:fill="1A355E"/>
+            <w:shd w:val="clear" w:color="auto" w:fill="2C3E6B"/>
           </w:tcPr>
           <w:p>
             <w:pPr>
@@ -2217,7 +1489,7 @@
         <w:tc>
           <w:tcPr>
             <w:tcW w:type="dxa" w:w="1872"/>
-            <w:shd w:val="clear" w:color="auto" w:fill="1A355E"/>
+            <w:shd w:val="clear" w:color="auto" w:fill="2C3E6B"/>
           </w:tcPr>
           <w:p>
             <w:pPr>
@@ -2236,7 +1508,7 @@
         <w:tc>
           <w:tcPr>
             <w:tcW w:type="dxa" w:w="1872"/>
-            <w:shd w:val="clear" w:color="auto" w:fill="1A355E"/>
+            <w:shd w:val="clear" w:color="auto" w:fill="2C3E6B"/>
           </w:tcPr>
           <w:p>
             <w:pPr>
@@ -2265,7 +1537,7 @@
             </w:pPr>
             <w:r>
               <w:rPr>
-                <w:color w:val="444455"/>
+                <w:color w:val="333333"/>
                 <w:sz w:val="19"/>
               </w:rPr>
               <w:t>Excellent</w:t>
@@ -2283,7 +1555,7 @@
             </w:pPr>
             <w:r>
               <w:rPr>
-                <w:color w:val="444455"/>
+                <w:color w:val="333333"/>
                 <w:sz w:val="19"/>
               </w:rPr>
               <w:t>0.850</w:t>
@@ -2301,7 +1573,7 @@
             </w:pPr>
             <w:r>
               <w:rPr>
-                <w:color w:val="444455"/>
+                <w:color w:val="333333"/>
                 <w:sz w:val="19"/>
               </w:rPr>
               <w:t>0.094</w:t>
@@ -2319,7 +1591,7 @@
             </w:pPr>
             <w:r>
               <w:rPr>
-                <w:color w:val="444455"/>
+                <w:color w:val="333333"/>
                 <w:sz w:val="19"/>
               </w:rPr>
               <w:t>0.040</w:t>
@@ -2337,7 +1609,7 @@
             </w:pPr>
             <w:r>
               <w:rPr>
-                <w:color w:val="444455"/>
+                <w:color w:val="333333"/>
                 <w:sz w:val="19"/>
               </w:rPr>
               <w:t>0.010</w:t>
@@ -2349,7 +1621,7 @@
         <w:tc>
           <w:tcPr>
             <w:tcW w:type="dxa" w:w="2160"/>
-            <w:shd w:val="clear" w:color="auto" w:fill="F2F5F9"/>
+            <w:shd w:val="clear" w:color="auto" w:fill="F5F5F5"/>
           </w:tcPr>
           <w:p>
             <w:pPr>
@@ -2357,7 +1629,7 @@
             </w:pPr>
             <w:r>
               <w:rPr>
-                <w:color w:val="444455"/>
+                <w:color w:val="333333"/>
                 <w:sz w:val="19"/>
               </w:rPr>
               <w:t>Good</w:t>
@@ -2367,7 +1639,7 @@
         <w:tc>
           <w:tcPr>
             <w:tcW w:type="dxa" w:w="1872"/>
-            <w:shd w:val="clear" w:color="auto" w:fill="F2F5F9"/>
+            <w:shd w:val="clear" w:color="auto" w:fill="F5F5F5"/>
           </w:tcPr>
           <w:p>
             <w:pPr>
@@ -2375,7 +1647,7 @@
             </w:pPr>
             <w:r>
               <w:rPr>
-                <w:color w:val="444455"/>
+                <w:color w:val="333333"/>
                 <w:sz w:val="19"/>
               </w:rPr>
               <w:t>0.051</w:t>
@@ -2385,7 +1657,7 @@
         <w:tc>
           <w:tcPr>
             <w:tcW w:type="dxa" w:w="1872"/>
-            <w:shd w:val="clear" w:color="auto" w:fill="F2F5F9"/>
+            <w:shd w:val="clear" w:color="auto" w:fill="F5F5F5"/>
           </w:tcPr>
           <w:p>
             <w:pPr>
@@ -2393,7 +1665,7 @@
             </w:pPr>
             <w:r>
               <w:rPr>
-                <w:color w:val="444455"/>
+                <w:color w:val="333333"/>
                 <w:sz w:val="19"/>
               </w:rPr>
               <w:t>0.800</w:t>
@@ -2403,7 +1675,7 @@
         <w:tc>
           <w:tcPr>
             <w:tcW w:type="dxa" w:w="1872"/>
-            <w:shd w:val="clear" w:color="auto" w:fill="F2F5F9"/>
+            <w:shd w:val="clear" w:color="auto" w:fill="F5F5F5"/>
           </w:tcPr>
           <w:p>
             <w:pPr>
@@ -2411,7 +1683,7 @@
             </w:pPr>
             <w:r>
               <w:rPr>
-                <w:color w:val="444455"/>
+                <w:color w:val="333333"/>
                 <w:sz w:val="19"/>
               </w:rPr>
               <w:t>0.117</w:t>
@@ -2421,7 +1693,7 @@
         <w:tc>
           <w:tcPr>
             <w:tcW w:type="dxa" w:w="1872"/>
-            <w:shd w:val="clear" w:color="auto" w:fill="F2F5F9"/>
+            <w:shd w:val="clear" w:color="auto" w:fill="F5F5F5"/>
           </w:tcPr>
           <w:p>
             <w:pPr>
@@ -2429,7 +1701,7 @@
             </w:pPr>
             <w:r>
               <w:rPr>
-                <w:color w:val="444455"/>
+                <w:color w:val="333333"/>
                 <w:sz w:val="19"/>
               </w:rPr>
               <w:t>0.033</w:t>
@@ -2449,7 +1721,7 @@
             </w:pPr>
             <w:r>
               <w:rPr>
-                <w:color w:val="444455"/>
+                <w:color w:val="333333"/>
                 <w:sz w:val="19"/>
               </w:rPr>
               <w:t>Fair</w:t>
@@ -2467,7 +1739,7 @@
             </w:pPr>
             <w:r>
               <w:rPr>
-                <w:color w:val="444455"/>
+                <w:color w:val="333333"/>
                 <w:sz w:val="19"/>
               </w:rPr>
               <w:t>0.019</w:t>
@@ -2485,7 +1757,7 @@
             </w:pPr>
             <w:r>
               <w:rPr>
-                <w:color w:val="444455"/>
+                <w:color w:val="333333"/>
                 <w:sz w:val="19"/>
               </w:rPr>
               <w:t>0.102</w:t>
@@ -2503,7 +1775,7 @@
             </w:pPr>
             <w:r>
               <w:rPr>
-                <w:color w:val="444455"/>
+                <w:color w:val="333333"/>
                 <w:sz w:val="19"/>
               </w:rPr>
               <w:t>0.751</w:t>
@@ -2521,7 +1793,7 @@
             </w:pPr>
             <w:r>
               <w:rPr>
-                <w:color w:val="444455"/>
+                <w:color w:val="333333"/>
                 <w:sz w:val="19"/>
               </w:rPr>
               <w:t>0.129</w:t>
@@ -2533,7 +1805,7 @@
         <w:tc>
           <w:tcPr>
             <w:tcW w:type="dxa" w:w="2160"/>
-            <w:shd w:val="clear" w:color="auto" w:fill="F2F5F9"/>
+            <w:shd w:val="clear" w:color="auto" w:fill="F5F5F5"/>
           </w:tcPr>
           <w:p>
             <w:pPr>
@@ -2541,7 +1813,7 @@
             </w:pPr>
             <w:r>
               <w:rPr>
-                <w:color w:val="444455"/>
+                <w:color w:val="333333"/>
                 <w:sz w:val="19"/>
               </w:rPr>
               <w:t>Poor</w:t>
@@ -2551,7 +1823,7 @@
         <w:tc>
           <w:tcPr>
             <w:tcW w:type="dxa" w:w="1872"/>
-            <w:shd w:val="clear" w:color="auto" w:fill="F2F5F9"/>
+            <w:shd w:val="clear" w:color="auto" w:fill="F5F5F5"/>
           </w:tcPr>
           <w:p>
             <w:pPr>
@@ -2559,7 +1831,7 @@
             </w:pPr>
             <w:r>
               <w:rPr>
-                <w:color w:val="444455"/>
+                <w:color w:val="333333"/>
                 <w:sz w:val="19"/>
               </w:rPr>
               <w:t>0.007</w:t>
@@ -2569,7 +1841,7 @@
         <w:tc>
           <w:tcPr>
             <w:tcW w:type="dxa" w:w="1872"/>
-            <w:shd w:val="clear" w:color="auto" w:fill="F2F5F9"/>
+            <w:shd w:val="clear" w:color="auto" w:fill="F5F5F5"/>
           </w:tcPr>
           <w:p>
             <w:pPr>
@@ -2577,7 +1849,7 @@
             </w:pPr>
             <w:r>
               <w:rPr>
-                <w:color w:val="444455"/>
+                <w:color w:val="333333"/>
                 <w:sz w:val="19"/>
               </w:rPr>
               <w:t>0.049</w:t>
@@ -2587,7 +1859,7 @@
         <w:tc>
           <w:tcPr>
             <w:tcW w:type="dxa" w:w="1872"/>
-            <w:shd w:val="clear" w:color="auto" w:fill="F2F5F9"/>
+            <w:shd w:val="clear" w:color="auto" w:fill="F5F5F5"/>
           </w:tcPr>
           <w:p>
             <w:pPr>
@@ -2595,7 +1867,7 @@
             </w:pPr>
             <w:r>
               <w:rPr>
-                <w:color w:val="444455"/>
+                <w:color w:val="333333"/>
                 <w:sz w:val="19"/>
               </w:rPr>
               <w:t>0.194</w:t>
@@ -2605,7 +1877,7 @@
         <w:tc>
           <w:tcPr>
             <w:tcW w:type="dxa" w:w="1872"/>
-            <w:shd w:val="clear" w:color="auto" w:fill="F2F5F9"/>
+            <w:shd w:val="clear" w:color="auto" w:fill="F5F5F5"/>
           </w:tcPr>
           <w:p>
             <w:pPr>
@@ -2613,7 +1885,7 @@
             </w:pPr>
             <w:r>
               <w:rPr>
-                <w:color w:val="444455"/>
+                <w:color w:val="333333"/>
                 <w:sz w:val="19"/>
               </w:rPr>
               <w:t>0.747</w:t>
@@ -2624,32 +1896,19 @@
     </w:tbl>
     <w:p>
       <w:pPr>
-        <w:spacing w:after="40"/>
+        <w:spacing w:after="80"/>
       </w:pPr>
     </w:p>
     <w:p>
       <w:pPr>
-        <w:spacing w:before="240" w:after="60"/>
+        <w:spacing w:after="140"/>
       </w:pPr>
       <w:r>
         <w:rPr>
-          <w:b/>
-          <w:color w:val="007A87"/>
-          <w:sz w:val="22"/>
-        </w:rPr>
-        <w:t>Steady-state: the long-run warning signal</w:t>
-      </w:r>
-    </w:p>
-    <w:p>
-      <w:pPr>
-        <w:spacing w:after="120"/>
-      </w:pPr>
-      <w:r>
-        <w:rPr>
-          <w:color w:val="444455"/>
+          <w:color w:val="333333"/>
           <w:sz w:val="21"/>
         </w:rPr>
-        <w:t>The steady-state distribution answers: if customers keep transitioning according to this matrix indefinitely — with no intervention — what fraction of the portfolio will eventually settle in each state?</w:t>
+        <w:t>The more strategically interesting output is the steady-state — the long-run equilibrium if customers keep transitioning this way with no intervention:</w:t>
       </w:r>
     </w:p>
     <w:tbl>
@@ -2660,16 +1919,16 @@
         <w:tblLook w:firstColumn="1" w:firstRow="1" w:lastColumn="0" w:lastRow="0" w:noHBand="0" w:noVBand="1" w:val="04A0"/>
       </w:tblPr>
       <w:tblGrid>
-        <w:gridCol w:w="2351"/>
-        <w:gridCol w:w="2351"/>
-        <w:gridCol w:w="2351"/>
-        <w:gridCol w:w="2351"/>
+        <w:gridCol w:w="2209"/>
+        <w:gridCol w:w="2209"/>
+        <w:gridCol w:w="2209"/>
+        <w:gridCol w:w="2209"/>
       </w:tblGrid>
       <w:tr>
         <w:tc>
           <w:tcPr>
             <w:tcW w:type="dxa" w:w="1872"/>
-            <w:shd w:val="clear" w:color="auto" w:fill="1A355E"/>
+            <w:shd w:val="clear" w:color="auto" w:fill="2C3E6B"/>
           </w:tcPr>
           <w:p>
             <w:pPr>
@@ -2688,7 +1947,7 @@
         <w:tc>
           <w:tcPr>
             <w:tcW w:type="dxa" w:w="1872"/>
-            <w:shd w:val="clear" w:color="auto" w:fill="1A355E"/>
+            <w:shd w:val="clear" w:color="auto" w:fill="2C3E6B"/>
           </w:tcPr>
           <w:p>
             <w:pPr>
@@ -2706,8 +1965,8 @@
         </w:tc>
         <w:tc>
           <w:tcPr>
-            <w:tcW w:type="dxa" w:w="3456"/>
-            <w:shd w:val="clear" w:color="auto" w:fill="1A355E"/>
+            <w:tcW w:type="dxa" w:w="3168"/>
+            <w:shd w:val="clear" w:color="auto" w:fill="2C3E6B"/>
           </w:tcPr>
           <w:p>
             <w:pPr>
@@ -2719,14 +1978,14 @@
                 <w:color w:val="FFFFFF"/>
                 <w:sz w:val="19"/>
               </w:rPr>
-              <w:t>Long-run (no intervention)</w:t>
+              <w:t>Long-run (no action)</w:t>
             </w:r>
           </w:p>
         </w:tc>
         <w:tc>
           <w:tcPr>
-            <w:tcW w:type="dxa" w:w="1872"/>
-            <w:shd w:val="clear" w:color="auto" w:fill="1A355E"/>
+            <w:tcW w:type="dxa" w:w="2448"/>
+            <w:shd w:val="clear" w:color="auto" w:fill="2C3E6B"/>
           </w:tcPr>
           <w:p>
             <w:pPr>
@@ -2738,7 +1997,7 @@
                 <w:color w:val="FFFFFF"/>
                 <w:sz w:val="19"/>
               </w:rPr>
-              <w:t>Change</w:t>
+              <w:t>Direction</w:t>
             </w:r>
           </w:p>
         </w:tc>
@@ -2755,7 +2014,7 @@
             </w:pPr>
             <w:r>
               <w:rPr>
-                <w:color w:val="444455"/>
+                <w:color w:val="333333"/>
                 <w:sz w:val="19"/>
               </w:rPr>
               <w:t>Excellent</w:t>
@@ -2773,7 +2032,7 @@
             </w:pPr>
             <w:r>
               <w:rPr>
-                <w:color w:val="444455"/>
+                <w:color w:val="333333"/>
                 <w:sz w:val="19"/>
               </w:rPr>
               <w:t>20.8%</w:t>
@@ -2782,7 +2041,7 @@
         </w:tc>
         <w:tc>
           <w:tcPr>
-            <w:tcW w:type="dxa" w:w="3456"/>
+            <w:tcW w:type="dxa" w:w="3168"/>
             <w:shd w:val="clear" w:color="auto" w:fill="FFFFFF"/>
           </w:tcPr>
           <w:p>
@@ -2791,7 +2050,7 @@
             </w:pPr>
             <w:r>
               <w:rPr>
-                <w:color w:val="444455"/>
+                <w:color w:val="333333"/>
                 <w:sz w:val="19"/>
               </w:rPr>
               <w:t>15.3%</w:t>
@@ -2800,7 +2059,7 @@
         </w:tc>
         <w:tc>
           <w:tcPr>
-            <w:tcW w:type="dxa" w:w="1872"/>
+            <w:tcW w:type="dxa" w:w="2448"/>
             <w:shd w:val="clear" w:color="auto" w:fill="FFFFFF"/>
           </w:tcPr>
           <w:p>
@@ -2809,10 +2068,10 @@
             </w:pPr>
             <w:r>
               <w:rPr>
-                <w:color w:val="444455"/>
+                <w:color w:val="333333"/>
                 <w:sz w:val="19"/>
               </w:rPr>
-              <w:t>↓ 5.5 pp</w:t>
+              <w:t>↓ losing ground</w:t>
             </w:r>
           </w:p>
         </w:tc>
@@ -2821,7 +2080,7 @@
         <w:tc>
           <w:tcPr>
             <w:tcW w:type="dxa" w:w="1872"/>
-            <w:shd w:val="clear" w:color="auto" w:fill="F2F5F9"/>
+            <w:shd w:val="clear" w:color="auto" w:fill="F5F5F5"/>
           </w:tcPr>
           <w:p>
             <w:pPr>
@@ -2829,7 +2088,7 @@
             </w:pPr>
             <w:r>
               <w:rPr>
-                <w:color w:val="444455"/>
+                <w:color w:val="333333"/>
                 <w:sz w:val="19"/>
               </w:rPr>
               <w:t>Good</w:t>
@@ -2839,7 +2098,7 @@
         <w:tc>
           <w:tcPr>
             <w:tcW w:type="dxa" w:w="1872"/>
-            <w:shd w:val="clear" w:color="auto" w:fill="F2F5F9"/>
+            <w:shd w:val="clear" w:color="auto" w:fill="F5F5F5"/>
           </w:tcPr>
           <w:p>
             <w:pPr>
@@ -2847,7 +2106,7 @@
             </w:pPr>
             <w:r>
               <w:rPr>
-                <w:color w:val="444455"/>
+                <w:color w:val="333333"/>
                 <w:sz w:val="19"/>
               </w:rPr>
               <w:t>29.0%</w:t>
@@ -2856,8 +2115,8 @@
         </w:tc>
         <w:tc>
           <w:tcPr>
-            <w:tcW w:type="dxa" w:w="3456"/>
-            <w:shd w:val="clear" w:color="auto" w:fill="F2F5F9"/>
+            <w:tcW w:type="dxa" w:w="3168"/>
+            <w:shd w:val="clear" w:color="auto" w:fill="F5F5F5"/>
           </w:tcPr>
           <w:p>
             <w:pPr>
@@ -2865,7 +2124,7 @@
             </w:pPr>
             <w:r>
               <w:rPr>
-                <w:color w:val="444455"/>
+                <w:color w:val="333333"/>
                 <w:sz w:val="19"/>
               </w:rPr>
               <w:t>29.6%</w:t>
@@ -2874,8 +2133,8 @@
         </w:tc>
         <w:tc>
           <w:tcPr>
-            <w:tcW w:type="dxa" w:w="1872"/>
-            <w:shd w:val="clear" w:color="auto" w:fill="F2F5F9"/>
+            <w:tcW w:type="dxa" w:w="2448"/>
+            <w:shd w:val="clear" w:color="auto" w:fill="F5F5F5"/>
           </w:tcPr>
           <w:p>
             <w:pPr>
@@ -2883,10 +2142,10 @@
             </w:pPr>
             <w:r>
               <w:rPr>
-                <w:color w:val="444455"/>
+                <w:color w:val="333333"/>
                 <w:sz w:val="19"/>
               </w:rPr>
-              <w:t>→ flat</w:t>
+              <w:t>→ roughly stable</w:t>
             </w:r>
           </w:p>
         </w:tc>
@@ -2903,7 +2162,7 @@
             </w:pPr>
             <w:r>
               <w:rPr>
-                <w:color w:val="444455"/>
+                <w:color w:val="333333"/>
                 <w:sz w:val="19"/>
               </w:rPr>
               <w:t>Fair</w:t>
@@ -2921,274 +2180,10 @@
             </w:pPr>
             <w:r>
               <w:rPr>
-                <w:color w:val="444455"/>
+                <w:color w:val="333333"/>
                 <w:sz w:val="19"/>
               </w:rPr>
               <w:t>29.2%</w:t>
-            </w:r>
-          </w:p>
-        </w:tc>
-        <w:tc>
-          <w:tcPr>
-            <w:tcW w:type="dxa" w:w="3456"/>
-            <w:shd w:val="clear" w:color="auto" w:fill="FFFFFF"/>
-          </w:tcPr>
-          <w:p>
-            <w:pPr>
-              <w:spacing w:before="40" w:after="40"/>
-            </w:pPr>
-            <w:r>
-              <w:rPr>
-                <w:color w:val="444455"/>
-                <w:sz w:val="19"/>
-              </w:rPr>
-              <w:t>33.8%</w:t>
-            </w:r>
-          </w:p>
-        </w:tc>
-        <w:tc>
-          <w:tcPr>
-            <w:tcW w:type="dxa" w:w="1872"/>
-            <w:shd w:val="clear" w:color="auto" w:fill="FFFFFF"/>
-          </w:tcPr>
-          <w:p>
-            <w:pPr>
-              <w:spacing w:before="40" w:after="40"/>
-            </w:pPr>
-            <w:r>
-              <w:rPr>
-                <w:color w:val="444455"/>
-                <w:sz w:val="19"/>
-              </w:rPr>
-              <w:t>↑ 4.6 pp</w:t>
-            </w:r>
-          </w:p>
-        </w:tc>
-      </w:tr>
-      <w:tr>
-        <w:tc>
-          <w:tcPr>
-            <w:tcW w:type="dxa" w:w="1872"/>
-            <w:shd w:val="clear" w:color="auto" w:fill="F2F5F9"/>
-          </w:tcPr>
-          <w:p>
-            <w:pPr>
-              <w:spacing w:before="40" w:after="40"/>
-            </w:pPr>
-            <w:r>
-              <w:rPr>
-                <w:color w:val="444455"/>
-                <w:sz w:val="19"/>
-              </w:rPr>
-              <w:t>Poor</w:t>
-            </w:r>
-          </w:p>
-        </w:tc>
-        <w:tc>
-          <w:tcPr>
-            <w:tcW w:type="dxa" w:w="1872"/>
-            <w:shd w:val="clear" w:color="auto" w:fill="F2F5F9"/>
-          </w:tcPr>
-          <w:p>
-            <w:pPr>
-              <w:spacing w:before="40" w:after="40"/>
-            </w:pPr>
-            <w:r>
-              <w:rPr>
-                <w:color w:val="444455"/>
-                <w:sz w:val="19"/>
-              </w:rPr>
-              <w:t>21.0%</w:t>
-            </w:r>
-          </w:p>
-        </w:tc>
-        <w:tc>
-          <w:tcPr>
-            <w:tcW w:type="dxa" w:w="3456"/>
-            <w:shd w:val="clear" w:color="auto" w:fill="F2F5F9"/>
-          </w:tcPr>
-          <w:p>
-            <w:pPr>
-              <w:spacing w:before="40" w:after="40"/>
-            </w:pPr>
-            <w:r>
-              <w:rPr>
-                <w:color w:val="444455"/>
-                <w:sz w:val="19"/>
-              </w:rPr>
-              <w:t>21.3%</w:t>
-            </w:r>
-          </w:p>
-        </w:tc>
-        <w:tc>
-          <w:tcPr>
-            <w:tcW w:type="dxa" w:w="1872"/>
-            <w:shd w:val="clear" w:color="auto" w:fill="F2F5F9"/>
-          </w:tcPr>
-          <w:p>
-            <w:pPr>
-              <w:spacing w:before="40" w:after="40"/>
-            </w:pPr>
-            <w:r>
-              <w:rPr>
-                <w:color w:val="444455"/>
-                <w:sz w:val="19"/>
-              </w:rPr>
-              <w:t>→ broadly flat</w:t>
-            </w:r>
-          </w:p>
-        </w:tc>
-      </w:tr>
-    </w:tbl>
-    <w:p>
-      <w:pPr>
-        <w:spacing w:after="40"/>
-      </w:pPr>
-    </w:p>
-    <w:p>
-      <w:pPr>
-        <w:spacing w:after="120"/>
-      </w:pPr>
-      <w:r>
-        <w:rPr>
-          <w:color w:val="444455"/>
-          <w:sz w:val="21"/>
-        </w:rPr>
-        <w:t>The key signal: without intervention, the Excellent segment shrinks by 5.5 percentage points and Fair grows. This provides the strategic justification for approving increases for borderline Good and Fair customers now, while their risk is still manageable, rather than waiting until they migrate further into distress.</w:t>
-      </w:r>
-    </w:p>
-    <w:p>
-      <w:pPr>
-        <w:spacing w:before="240" w:after="60"/>
-      </w:pPr>
-      <w:r>
-        <w:rPr>
-          <w:b/>
-          <w:color w:val="007A87"/>
-          <w:sz w:val="22"/>
-        </w:rPr>
-        <w:t>LP–Markov feedback loop</w:t>
-      </w:r>
-    </w:p>
-    <w:p>
-      <w:pPr>
-        <w:spacing w:after="120"/>
-      </w:pPr>
-      <w:r>
-        <w:rPr>
-          <w:color w:val="444455"/>
-          <w:sz w:val="21"/>
-        </w:rPr>
-        <w:t>Rather than treating the Markov chain as purely descriptive, the system closes the loop between the optimisation output and the transition model. After the LP recommends a set of limit increases, those increases are used to adjust the transition matrix — customers who receive larger increases relative to their current limit are assumed to have a higher probability of maintaining or improving their credit state. This produces a revised steady-state, which updates the default risk estimates fed back into the LP. The loop runs until convergence (typically 4 iterations).</w:t>
-      </w:r>
-    </w:p>
-    <w:tbl>
-      <w:tblPr>
-        <w:tblStyle w:val="TableGrid"/>
-        <w:tblW w:type="auto" w:w="0"/>
-        <w:jc w:val="left"/>
-        <w:tblLook w:firstColumn="1" w:firstRow="1" w:lastColumn="0" w:lastRow="0" w:noHBand="0" w:noVBand="1" w:val="04A0"/>
-      </w:tblPr>
-      <w:tblGrid>
-        <w:gridCol w:w="2351"/>
-        <w:gridCol w:w="2351"/>
-        <w:gridCol w:w="2351"/>
-        <w:gridCol w:w="2351"/>
-      </w:tblGrid>
-      <w:tr>
-        <w:tc>
-          <w:tcPr>
-            <w:tcW w:type="dxa" w:w="2592"/>
-            <w:shd w:val="clear" w:color="auto" w:fill="1A355E"/>
-          </w:tcPr>
-          <w:p>
-            <w:pPr>
-              <w:spacing w:before="60" w:after="60"/>
-            </w:pPr>
-            <w:r>
-              <w:rPr>
-                <w:b/>
-                <w:color w:val="FFFFFF"/>
-                <w:sz w:val="19"/>
-              </w:rPr>
-              <w:t>Iteration</w:t>
-            </w:r>
-          </w:p>
-        </w:tc>
-        <w:tc>
-          <w:tcPr>
-            <w:tcW w:type="dxa" w:w="3168"/>
-            <w:shd w:val="clear" w:color="auto" w:fill="1A355E"/>
-          </w:tcPr>
-          <w:p>
-            <w:pPr>
-              <w:spacing w:before="60" w:after="60"/>
-            </w:pPr>
-            <w:r>
-              <w:rPr>
-                <w:b/>
-                <w:color w:val="FFFFFF"/>
-                <w:sz w:val="19"/>
-              </w:rPr>
-              <w:t>Customers receiving increases</w:t>
-            </w:r>
-          </w:p>
-        </w:tc>
-        <w:tc>
-          <w:tcPr>
-            <w:tcW w:type="dxa" w:w="2592"/>
-            <w:shd w:val="clear" w:color="auto" w:fill="1A355E"/>
-          </w:tcPr>
-          <w:p>
-            <w:pPr>
-              <w:spacing w:before="60" w:after="60"/>
-            </w:pPr>
-            <w:r>
-              <w:rPr>
-                <w:b/>
-                <w:color w:val="FFFFFF"/>
-                <w:sz w:val="19"/>
-              </w:rPr>
-              <w:t>Poor steady-state</w:t>
-            </w:r>
-          </w:p>
-        </w:tc>
-        <w:tc>
-          <w:tcPr>
-            <w:tcW w:type="dxa" w:w="2160"/>
-            <w:shd w:val="clear" w:color="auto" w:fill="1A355E"/>
-          </w:tcPr>
-          <w:p>
-            <w:pPr>
-              <w:spacing w:before="60" w:after="60"/>
-            </w:pPr>
-            <w:r>
-              <w:rPr>
-                <w:b/>
-                <w:color w:val="FFFFFF"/>
-                <w:sz w:val="19"/>
-              </w:rPr>
-              <w:t>LP objective</w:t>
-            </w:r>
-          </w:p>
-        </w:tc>
-      </w:tr>
-      <w:tr>
-        <w:tc>
-          <w:tcPr>
-            <w:tcW w:type="dxa" w:w="2592"/>
-            <w:shd w:val="clear" w:color="auto" w:fill="FFFFFF"/>
-          </w:tcPr>
-          <w:p>
-            <w:pPr>
-              <w:spacing w:before="40" w:after="40"/>
-            </w:pPr>
-            <w:r>
-              <w:rPr>
-                <w:color w:val="444455"/>
-                <w:sz w:val="19"/>
-              </w:rPr>
-              <w:t>1 (initial)</w:t>
             </w:r>
           </w:p>
         </w:tc>
@@ -3203,16 +2198,16 @@
             </w:pPr>
             <w:r>
               <w:rPr>
-                <w:color w:val="444455"/>
+                <w:color w:val="333333"/>
                 <w:sz w:val="19"/>
               </w:rPr>
-              <w:t>8,748</w:t>
+              <w:t>33.8%</w:t>
             </w:r>
           </w:p>
         </w:tc>
         <w:tc>
           <w:tcPr>
-            <w:tcW w:type="dxa" w:w="2592"/>
+            <w:tcW w:type="dxa" w:w="2448"/>
             <w:shd w:val="clear" w:color="auto" w:fill="FFFFFF"/>
           </w:tcPr>
           <w:p>
@@ -3221,17 +2216,19 @@
             </w:pPr>
             <w:r>
               <w:rPr>
-                <w:color w:val="444455"/>
+                <w:color w:val="333333"/>
                 <w:sz w:val="19"/>
               </w:rPr>
-              <w:t>17.8%</w:t>
+              <w:t>↑ growing</w:t>
             </w:r>
           </w:p>
         </w:tc>
+      </w:tr>
+      <w:tr>
         <w:tc>
           <w:tcPr>
-            <w:tcW w:type="dxa" w:w="2160"/>
-            <w:shd w:val="clear" w:color="auto" w:fill="FFFFFF"/>
+            <w:tcW w:type="dxa" w:w="1872"/>
+            <w:shd w:val="clear" w:color="auto" w:fill="F5F5F5"/>
           </w:tcPr>
           <w:p>
             <w:pPr>
@@ -3239,19 +2236,17 @@
             </w:pPr>
             <w:r>
               <w:rPr>
-                <w:color w:val="444455"/>
+                <w:color w:val="333333"/>
                 <w:sz w:val="19"/>
               </w:rPr>
-              <w:t>$39.6B</w:t>
+              <w:t>Poor</w:t>
             </w:r>
           </w:p>
         </w:tc>
-      </w:tr>
-      <w:tr>
         <w:tc>
           <w:tcPr>
-            <w:tcW w:type="dxa" w:w="2592"/>
-            <w:shd w:val="clear" w:color="auto" w:fill="F2F5F9"/>
+            <w:tcW w:type="dxa" w:w="1872"/>
+            <w:shd w:val="clear" w:color="auto" w:fill="F5F5F5"/>
           </w:tcPr>
           <w:p>
             <w:pPr>
@@ -3259,17 +2254,17 @@
             </w:pPr>
             <w:r>
               <w:rPr>
-                <w:color w:val="444455"/>
+                <w:color w:val="333333"/>
                 <w:sz w:val="19"/>
               </w:rPr>
-              <w:t>2</w:t>
+              <w:t>21.0%</w:t>
             </w:r>
           </w:p>
         </w:tc>
         <w:tc>
           <w:tcPr>
             <w:tcW w:type="dxa" w:w="3168"/>
-            <w:shd w:val="clear" w:color="auto" w:fill="F2F5F9"/>
+            <w:shd w:val="clear" w:color="auto" w:fill="F5F5F5"/>
           </w:tcPr>
           <w:p>
             <w:pPr>
@@ -3277,17 +2272,17 @@
             </w:pPr>
             <w:r>
               <w:rPr>
-                <w:color w:val="444455"/>
+                <w:color w:val="333333"/>
                 <w:sz w:val="19"/>
               </w:rPr>
-              <w:t>8,747</w:t>
+              <w:t>21.3%</w:t>
             </w:r>
           </w:p>
         </w:tc>
         <w:tc>
           <w:tcPr>
-            <w:tcW w:type="dxa" w:w="2592"/>
-            <w:shd w:val="clear" w:color="auto" w:fill="F2F5F9"/>
+            <w:tcW w:type="dxa" w:w="2448"/>
+            <w:shd w:val="clear" w:color="auto" w:fill="F5F5F5"/>
           </w:tcPr>
           <w:p>
             <w:pPr>
@@ -3295,176 +2290,10 @@
             </w:pPr>
             <w:r>
               <w:rPr>
-                <w:color w:val="444455"/>
+                <w:color w:val="333333"/>
                 <w:sz w:val="19"/>
               </w:rPr>
-              <w:t>17.7%</w:t>
-            </w:r>
-          </w:p>
-        </w:tc>
-        <w:tc>
-          <w:tcPr>
-            <w:tcW w:type="dxa" w:w="2160"/>
-            <w:shd w:val="clear" w:color="auto" w:fill="F2F5F9"/>
-          </w:tcPr>
-          <w:p>
-            <w:pPr>
-              <w:spacing w:before="40" w:after="40"/>
-            </w:pPr>
-            <w:r>
-              <w:rPr>
-                <w:color w:val="444455"/>
-                <w:sz w:val="19"/>
-              </w:rPr>
-              <w:t>$40.8B</w:t>
-            </w:r>
-          </w:p>
-        </w:tc>
-      </w:tr>
-      <w:tr>
-        <w:tc>
-          <w:tcPr>
-            <w:tcW w:type="dxa" w:w="2592"/>
-            <w:shd w:val="clear" w:color="auto" w:fill="FFFFFF"/>
-          </w:tcPr>
-          <w:p>
-            <w:pPr>
-              <w:spacing w:before="40" w:after="40"/>
-            </w:pPr>
-            <w:r>
-              <w:rPr>
-                <w:color w:val="444455"/>
-                <w:sz w:val="19"/>
-              </w:rPr>
-              <w:t>3</w:t>
-            </w:r>
-          </w:p>
-        </w:tc>
-        <w:tc>
-          <w:tcPr>
-            <w:tcW w:type="dxa" w:w="3168"/>
-            <w:shd w:val="clear" w:color="auto" w:fill="FFFFFF"/>
-          </w:tcPr>
-          <w:p>
-            <w:pPr>
-              <w:spacing w:before="40" w:after="40"/>
-            </w:pPr>
-            <w:r>
-              <w:rPr>
-                <w:color w:val="444455"/>
-                <w:sz w:val="19"/>
-              </w:rPr>
-              <w:t>8,746</w:t>
-            </w:r>
-          </w:p>
-        </w:tc>
-        <w:tc>
-          <w:tcPr>
-            <w:tcW w:type="dxa" w:w="2592"/>
-            <w:shd w:val="clear" w:color="auto" w:fill="FFFFFF"/>
-          </w:tcPr>
-          <w:p>
-            <w:pPr>
-              <w:spacing w:before="40" w:after="40"/>
-            </w:pPr>
-            <w:r>
-              <w:rPr>
-                <w:color w:val="444455"/>
-                <w:sz w:val="19"/>
-              </w:rPr>
-              <w:t>17.7%</w:t>
-            </w:r>
-          </w:p>
-        </w:tc>
-        <w:tc>
-          <w:tcPr>
-            <w:tcW w:type="dxa" w:w="2160"/>
-            <w:shd w:val="clear" w:color="auto" w:fill="FFFFFF"/>
-          </w:tcPr>
-          <w:p>
-            <w:pPr>
-              <w:spacing w:before="40" w:after="40"/>
-            </w:pPr>
-            <w:r>
-              <w:rPr>
-                <w:color w:val="444455"/>
-                <w:sz w:val="19"/>
-              </w:rPr>
-              <w:t>$40.9B</w:t>
-            </w:r>
-          </w:p>
-        </w:tc>
-      </w:tr>
-      <w:tr>
-        <w:tc>
-          <w:tcPr>
-            <w:tcW w:type="dxa" w:w="2592"/>
-            <w:shd w:val="clear" w:color="auto" w:fill="F2F5F9"/>
-          </w:tcPr>
-          <w:p>
-            <w:pPr>
-              <w:spacing w:before="40" w:after="40"/>
-            </w:pPr>
-            <w:r>
-              <w:rPr>
-                <w:color w:val="444455"/>
-                <w:sz w:val="19"/>
-              </w:rPr>
-              <w:t>4 (converged)</w:t>
-            </w:r>
-          </w:p>
-        </w:tc>
-        <w:tc>
-          <w:tcPr>
-            <w:tcW w:type="dxa" w:w="3168"/>
-            <w:shd w:val="clear" w:color="auto" w:fill="F2F5F9"/>
-          </w:tcPr>
-          <w:p>
-            <w:pPr>
-              <w:spacing w:before="40" w:after="40"/>
-            </w:pPr>
-            <w:r>
-              <w:rPr>
-                <w:color w:val="444455"/>
-                <w:sz w:val="19"/>
-              </w:rPr>
-              <w:t>8,747</w:t>
-            </w:r>
-          </w:p>
-        </w:tc>
-        <w:tc>
-          <w:tcPr>
-            <w:tcW w:type="dxa" w:w="2592"/>
-            <w:shd w:val="clear" w:color="auto" w:fill="F2F5F9"/>
-          </w:tcPr>
-          <w:p>
-            <w:pPr>
-              <w:spacing w:before="40" w:after="40"/>
-            </w:pPr>
-            <w:r>
-              <w:rPr>
-                <w:color w:val="444455"/>
-                <w:sz w:val="19"/>
-              </w:rPr>
-              <w:t>17.7%</w:t>
-            </w:r>
-          </w:p>
-        </w:tc>
-        <w:tc>
-          <w:tcPr>
-            <w:tcW w:type="dxa" w:w="2160"/>
-            <w:shd w:val="clear" w:color="auto" w:fill="F2F5F9"/>
-          </w:tcPr>
-          <w:p>
-            <w:pPr>
-              <w:spacing w:before="40" w:after="40"/>
-            </w:pPr>
-            <w:r>
-              <w:rPr>
-                <w:color w:val="444455"/>
-                <w:sz w:val="19"/>
-              </w:rPr>
-              <w:t>$40.9B</w:t>
+              <w:t>→ roughly stable</w:t>
             </w:r>
           </w:p>
         </w:tc>
@@ -3472,71 +2301,80 @@
     </w:tbl>
     <w:p>
       <w:pPr>
-        <w:spacing w:after="40"/>
+        <w:spacing w:after="80"/>
       </w:pPr>
     </w:p>
     <w:p>
       <w:pPr>
-        <w:spacing w:after="120"/>
+        <w:spacing w:after="140"/>
       </w:pPr>
       <w:r>
         <w:rPr>
-          <w:color w:val="444455"/>
+          <w:color w:val="333333"/>
           <w:sz w:val="21"/>
         </w:rPr>
-        <w:t>The feedback loop lifts the LP objective by approximately $1.3B and reduces the long-run Poor fraction from 21.3% (no-action baseline) to 17.7% — confirming that the recommended policy genuinely improves the portfolio trajectory, not just the immediate profit calculation.</w:t>
+        <w:t>Left alone, the Excellent segment shrinks by 5.5 percentage points and Fair grows to over a third of the portfolio. That's the strategic case for acting now on borderline Good and Fair customers — before more of them drift further into distress.</w:t>
       </w:r>
     </w:p>
     <w:p>
       <w:pPr>
-        <w:spacing w:before="360" w:after="80"/>
-        <w:pBdr>
-          <w:bottom w:val="single" w:sz="6" w:space="1" w:color="1A355E"/>
-        </w:pBdr>
+        <w:spacing w:after="140"/>
+      </w:pPr>
+      <w:r>
+        <w:rPr>
+          <w:color w:val="333333"/>
+          <w:sz w:val="21"/>
+        </w:rPr>
+        <w:t>The system also runs a feedback loop between the LP and the Markov chain. After the LP recommends increases, we adjust the transition probabilities to reflect that customers receiving larger increases are more likely to hold or improve their state. This revised trajectory feeds back into the risk estimates and the LP re-solves. Four iterations to convergence. The loop lifts the LP objective by roughly $1.3B and brings the long-run Poor fraction down from 21.3% to 17.7%.</w:t>
+      </w:r>
+    </w:p>
+    <w:p>
+      <w:pPr>
+        <w:spacing w:before="320" w:after="80"/>
       </w:pPr>
       <w:r>
         <w:rPr>
           <w:b/>
-          <w:color w:val="1A355E"/>
-          <w:sz w:val="28"/>
+          <w:color w:val="1A1A2E"/>
+          <w:sz w:val="24"/>
         </w:rPr>
-        <w:t>6.  Utilisation Forecasting</w:t>
+        <w:t>How much of the new limit will customers actually use?</w:t>
       </w:r>
     </w:p>
     <w:p>
       <w:pPr>
-        <w:spacing w:after="120"/>
+        <w:spacing w:after="140"/>
       </w:pPr>
       <w:r>
         <w:rPr>
-          <w:color w:val="444455"/>
+          <w:color w:val="333333"/>
           <w:sz w:val="21"/>
         </w:rPr>
-        <w:t>Approving a limit increase only generates profit if the customer actually draws on it. The system forecasts the fraction of the (new) credit limit each customer is expected to utilise over the following 12 months — the key input to the revenue and loss calculation.</w:t>
+        <w:t>A limit increase only generates profit if the customer draws on it. The system forecasts the fraction of their (new) limit each customer is expected to use over the following 12 months.</w:t>
       </w:r>
     </w:p>
     <w:p>
       <w:pPr>
-        <w:spacing w:after="120"/>
+        <w:spacing w:after="140"/>
       </w:pPr>
       <w:r>
         <w:rPr>
-          <w:color w:val="444455"/>
+          <w:color w:val="333333"/>
           <w:sz w:val="21"/>
         </w:rPr>
-        <w:t>Forecasting uses Geometric Brownian Motion (GBM) — the same stochastic process used in options pricing — because credit utilisation is bounded between 0 and 1, and the lognormal structure of GBM naturally prevents negative values while allowing a positively skewed distribution (most customers use a moderate fraction, some use very high proportions).</w:t>
+        <w:t>We use Geometric Brownian Motion — the same stochastic process used in options pricing — with 3,000 Monte Carlo scenarios per credit state cohort. GBM works well here because utilisation is bounded between 0 and 1, and its lognormal structure prevents negative values while allowing the right kind of skew (most customers use a moderate fraction; some use very high proportions).</w:t>
       </w:r>
     </w:p>
     <w:p>
       <w:pPr>
-        <w:spacing w:after="120"/>
+        <w:spacing w:after="140"/>
       </w:pPr>
       <w:r>
         <w:rPr>
-          <w:color w:val="444455"/>
+          <w:color w:val="333333"/>
           <w:sz w:val="21"/>
         </w:rPr>
-        <w:t>3,000 Monte Carlo scenarios are simulated for each credit state cohort, producing a distribution of possible utilisation outcomes. Each customer's forecast then blends their individual historical utilisation (40% weight) with the cohort expectation (60% weight), anchoring the forecast to observed behaviour while applying the macro-adjusted cohort outlook.</w:t>
+        <w:t>Each customer's forecast blends their own historical utilisation (40% weight) with the cohort expectation for their credit state (60% weight):</w:t>
       </w:r>
     </w:p>
     <w:tbl>
@@ -3547,16 +2385,15 @@
         <w:tblLook w:firstColumn="1" w:firstRow="1" w:lastColumn="0" w:lastRow="0" w:noHBand="0" w:noVBand="1" w:val="04A0"/>
       </w:tblPr>
       <w:tblGrid>
-        <w:gridCol w:w="2351"/>
-        <w:gridCol w:w="2351"/>
-        <w:gridCol w:w="2351"/>
-        <w:gridCol w:w="2351"/>
+        <w:gridCol w:w="2946"/>
+        <w:gridCol w:w="2946"/>
+        <w:gridCol w:w="2946"/>
       </w:tblGrid>
       <w:tr>
         <w:tc>
           <w:tcPr>
             <w:tcW w:type="dxa" w:w="2016"/>
-            <w:shd w:val="clear" w:color="auto" w:fill="1A355E"/>
+            <w:shd w:val="clear" w:color="auto" w:fill="2C3E6B"/>
           </w:tcPr>
           <w:p>
             <w:pPr>
@@ -3568,14 +2405,14 @@
                 <w:color w:val="FFFFFF"/>
                 <w:sz w:val="19"/>
               </w:rPr>
-              <w:t>Credit state</w:t>
+              <w:t>State</w:t>
             </w:r>
           </w:p>
         </w:tc>
         <w:tc>
           <w:tcPr>
-            <w:tcW w:type="dxa" w:w="2880"/>
-            <w:shd w:val="clear" w:color="auto" w:fill="1A355E"/>
+            <w:tcW w:type="dxa" w:w="3024"/>
+            <w:shd w:val="clear" w:color="auto" w:fill="2C3E6B"/>
           </w:tcPr>
           <w:p>
             <w:pPr>
@@ -3587,14 +2424,14 @@
                 <w:color w:val="FFFFFF"/>
                 <w:sz w:val="19"/>
               </w:rPr>
-              <w:t>Expected utilisation (μ)</w:t>
+              <w:t>Expected utilisation</w:t>
             </w:r>
           </w:p>
         </w:tc>
         <w:tc>
           <w:tcPr>
-            <w:tcW w:type="dxa" w:w="1872"/>
-            <w:shd w:val="clear" w:color="auto" w:fill="1A355E"/>
+            <w:tcW w:type="dxa" w:w="2160"/>
+            <w:shd w:val="clear" w:color="auto" w:fill="2C3E6B"/>
           </w:tcPr>
           <w:p>
             <w:pPr>
@@ -3606,26 +2443,7 @@
                 <w:color w:val="FFFFFF"/>
                 <w:sz w:val="19"/>
               </w:rPr>
-              <w:t>Volatility (σ)</w:t>
-            </w:r>
-          </w:p>
-        </w:tc>
-        <w:tc>
-          <w:tcPr>
-            <w:tcW w:type="dxa" w:w="3312"/>
-            <w:shd w:val="clear" w:color="auto" w:fill="1A355E"/>
-          </w:tcPr>
-          <w:p>
-            <w:pPr>
-              <w:spacing w:before="60" w:after="60"/>
-            </w:pPr>
-            <w:r>
-              <w:rPr>
-                <w:b/>
-                <w:color w:val="FFFFFF"/>
-                <w:sz w:val="19"/>
-              </w:rPr>
-              <w:t>Interpretation</w:t>
+              <w:t>Volatility</w:t>
             </w:r>
           </w:p>
         </w:tc>
@@ -3642,7 +2460,7 @@
             </w:pPr>
             <w:r>
               <w:rPr>
-                <w:color w:val="444455"/>
+                <w:color w:val="333333"/>
                 <w:sz w:val="19"/>
               </w:rPr>
               <w:t>Excellent</w:t>
@@ -3651,7 +2469,7 @@
         </w:tc>
         <w:tc>
           <w:tcPr>
-            <w:tcW w:type="dxa" w:w="2880"/>
+            <w:tcW w:type="dxa" w:w="3024"/>
             <w:shd w:val="clear" w:color="auto" w:fill="FFFFFF"/>
           </w:tcPr>
           <w:p>
@@ -3660,7 +2478,7 @@
             </w:pPr>
             <w:r>
               <w:rPr>
-                <w:color w:val="444455"/>
+                <w:color w:val="333333"/>
                 <w:sz w:val="19"/>
               </w:rPr>
               <w:t>30%</w:t>
@@ -3669,7 +2487,7 @@
         </w:tc>
         <w:tc>
           <w:tcPr>
-            <w:tcW w:type="dxa" w:w="1872"/>
+            <w:tcW w:type="dxa" w:w="2160"/>
             <w:shd w:val="clear" w:color="auto" w:fill="FFFFFF"/>
           </w:tcPr>
           <w:p>
@@ -3678,28 +2496,10 @@
             </w:pPr>
             <w:r>
               <w:rPr>
-                <w:color w:val="444455"/>
+                <w:color w:val="333333"/>
                 <w:sz w:val="19"/>
               </w:rPr>
               <w:t>8%</w:t>
-            </w:r>
-          </w:p>
-        </w:tc>
-        <w:tc>
-          <w:tcPr>
-            <w:tcW w:type="dxa" w:w="3312"/>
-            <w:shd w:val="clear" w:color="auto" w:fill="FFFFFF"/>
-          </w:tcPr>
-          <w:p>
-            <w:pPr>
-              <w:spacing w:before="40" w:after="40"/>
-            </w:pPr>
-            <w:r>
-              <w:rPr>
-                <w:color w:val="444455"/>
-                <w:sz w:val="19"/>
-              </w:rPr>
-              <w:t>Conservative drawdown, predictable behaviour</w:t>
             </w:r>
           </w:p>
         </w:tc>
@@ -3708,7 +2508,7 @@
         <w:tc>
           <w:tcPr>
             <w:tcW w:type="dxa" w:w="2016"/>
-            <w:shd w:val="clear" w:color="auto" w:fill="F2F5F9"/>
+            <w:shd w:val="clear" w:color="auto" w:fill="F5F5F5"/>
           </w:tcPr>
           <w:p>
             <w:pPr>
@@ -3716,7 +2516,7 @@
             </w:pPr>
             <w:r>
               <w:rPr>
-                <w:color w:val="444455"/>
+                <w:color w:val="333333"/>
                 <w:sz w:val="19"/>
               </w:rPr>
               <w:t>Good</w:t>
@@ -3725,8 +2525,8 @@
         </w:tc>
         <w:tc>
           <w:tcPr>
-            <w:tcW w:type="dxa" w:w="2880"/>
-            <w:shd w:val="clear" w:color="auto" w:fill="F2F5F9"/>
+            <w:tcW w:type="dxa" w:w="3024"/>
+            <w:shd w:val="clear" w:color="auto" w:fill="F5F5F5"/>
           </w:tcPr>
           <w:p>
             <w:pPr>
@@ -3734,7 +2534,7 @@
             </w:pPr>
             <w:r>
               <w:rPr>
-                <w:color w:val="444455"/>
+                <w:color w:val="333333"/>
                 <w:sz w:val="19"/>
               </w:rPr>
               <w:t>45%</w:t>
@@ -3743,8 +2543,8 @@
         </w:tc>
         <w:tc>
           <w:tcPr>
-            <w:tcW w:type="dxa" w:w="1872"/>
-            <w:shd w:val="clear" w:color="auto" w:fill="F2F5F9"/>
+            <w:tcW w:type="dxa" w:w="2160"/>
+            <w:shd w:val="clear" w:color="auto" w:fill="F5F5F5"/>
           </w:tcPr>
           <w:p>
             <w:pPr>
@@ -3752,28 +2552,10 @@
             </w:pPr>
             <w:r>
               <w:rPr>
-                <w:color w:val="444455"/>
+                <w:color w:val="333333"/>
                 <w:sz w:val="19"/>
               </w:rPr>
               <w:t>10%</w:t>
-            </w:r>
-          </w:p>
-        </w:tc>
-        <w:tc>
-          <w:tcPr>
-            <w:tcW w:type="dxa" w:w="3312"/>
-            <w:shd w:val="clear" w:color="auto" w:fill="F2F5F9"/>
-          </w:tcPr>
-          <w:p>
-            <w:pPr>
-              <w:spacing w:before="40" w:after="40"/>
-            </w:pPr>
-            <w:r>
-              <w:rPr>
-                <w:color w:val="444455"/>
-                <w:sz w:val="19"/>
-              </w:rPr>
-              <w:t>Moderate drawdown</w:t>
             </w:r>
           </w:p>
         </w:tc>
@@ -3790,7 +2572,7 @@
             </w:pPr>
             <w:r>
               <w:rPr>
-                <w:color w:val="444455"/>
+                <w:color w:val="333333"/>
                 <w:sz w:val="19"/>
               </w:rPr>
               <w:t>Fair</w:t>
@@ -3799,7 +2581,7 @@
         </w:tc>
         <w:tc>
           <w:tcPr>
-            <w:tcW w:type="dxa" w:w="2880"/>
+            <w:tcW w:type="dxa" w:w="3024"/>
             <w:shd w:val="clear" w:color="auto" w:fill="FFFFFF"/>
           </w:tcPr>
           <w:p>
@@ -3808,7 +2590,7 @@
             </w:pPr>
             <w:r>
               <w:rPr>
-                <w:color w:val="444455"/>
+                <w:color w:val="333333"/>
                 <w:sz w:val="19"/>
               </w:rPr>
               <w:t>58%</w:t>
@@ -3817,7 +2599,7 @@
         </w:tc>
         <w:tc>
           <w:tcPr>
-            <w:tcW w:type="dxa" w:w="1872"/>
+            <w:tcW w:type="dxa" w:w="2160"/>
             <w:shd w:val="clear" w:color="auto" w:fill="FFFFFF"/>
           </w:tcPr>
           <w:p>
@@ -3826,28 +2608,10 @@
             </w:pPr>
             <w:r>
               <w:rPr>
-                <w:color w:val="444455"/>
+                <w:color w:val="333333"/>
                 <w:sz w:val="19"/>
               </w:rPr>
               <w:t>13%</w:t>
-            </w:r>
-          </w:p>
-        </w:tc>
-        <w:tc>
-          <w:tcPr>
-            <w:tcW w:type="dxa" w:w="3312"/>
-            <w:shd w:val="clear" w:color="auto" w:fill="FFFFFF"/>
-          </w:tcPr>
-          <w:p>
-            <w:pPr>
-              <w:spacing w:before="40" w:after="40"/>
-            </w:pPr>
-            <w:r>
-              <w:rPr>
-                <w:color w:val="444455"/>
-                <w:sz w:val="19"/>
-              </w:rPr>
-              <w:t>High drawdown, more variable</w:t>
             </w:r>
           </w:p>
         </w:tc>
@@ -3856,7 +2620,7 @@
         <w:tc>
           <w:tcPr>
             <w:tcW w:type="dxa" w:w="2016"/>
-            <w:shd w:val="clear" w:color="auto" w:fill="F2F5F9"/>
+            <w:shd w:val="clear" w:color="auto" w:fill="F5F5F5"/>
           </w:tcPr>
           <w:p>
             <w:pPr>
@@ -3864,7 +2628,7 @@
             </w:pPr>
             <w:r>
               <w:rPr>
-                <w:color w:val="444455"/>
+                <w:color w:val="333333"/>
                 <w:sz w:val="19"/>
               </w:rPr>
               <w:t>Poor</w:t>
@@ -3873,8 +2637,8 @@
         </w:tc>
         <w:tc>
           <w:tcPr>
-            <w:tcW w:type="dxa" w:w="2880"/>
-            <w:shd w:val="clear" w:color="auto" w:fill="F2F5F9"/>
+            <w:tcW w:type="dxa" w:w="3024"/>
+            <w:shd w:val="clear" w:color="auto" w:fill="F5F5F5"/>
           </w:tcPr>
           <w:p>
             <w:pPr>
@@ -3882,7 +2646,7 @@
             </w:pPr>
             <w:r>
               <w:rPr>
-                <w:color w:val="444455"/>
+                <w:color w:val="333333"/>
                 <w:sz w:val="19"/>
               </w:rPr>
               <w:t>70%</w:t>
@@ -3891,8 +2655,8 @@
         </w:tc>
         <w:tc>
           <w:tcPr>
-            <w:tcW w:type="dxa" w:w="1872"/>
-            <w:shd w:val="clear" w:color="auto" w:fill="F2F5F9"/>
+            <w:tcW w:type="dxa" w:w="2160"/>
+            <w:shd w:val="clear" w:color="auto" w:fill="F5F5F5"/>
           </w:tcPr>
           <w:p>
             <w:pPr>
@@ -3900,184 +2664,10 @@
             </w:pPr>
             <w:r>
               <w:rPr>
-                <w:color w:val="444455"/>
+                <w:color w:val="333333"/>
                 <w:sz w:val="19"/>
               </w:rPr>
               <w:t>16%</w:t>
-            </w:r>
-          </w:p>
-        </w:tc>
-        <w:tc>
-          <w:tcPr>
-            <w:tcW w:type="dxa" w:w="3312"/>
-            <w:shd w:val="clear" w:color="auto" w:fill="F2F5F9"/>
-          </w:tcPr>
-          <w:p>
-            <w:pPr>
-              <w:spacing w:before="40" w:after="40"/>
-            </w:pPr>
-            <w:r>
-              <w:rPr>
-                <w:color w:val="444455"/>
-                <w:sz w:val="19"/>
-              </w:rPr>
-              <w:t>Near-maximum drawdown, least predictable</w:t>
-            </w:r>
-          </w:p>
-        </w:tc>
-      </w:tr>
-    </w:tbl>
-    <w:p>
-      <w:pPr>
-        <w:spacing w:after="40"/>
-      </w:pPr>
-    </w:p>
-    <w:p>
-      <w:pPr>
-        <w:spacing w:after="120"/>
-      </w:pPr>
-      <w:r>
-        <w:rPr>
-          <w:color w:val="444455"/>
-          <w:sz w:val="21"/>
-        </w:rPr>
-        <w:t>The macro scenario adjusts these parameters: the Adverse scenario shifts drift down by 3 percentage points and increases volatility by 30%, reflecting the tendency for customers to draw more credit under financial stress while becoming harder to forecast.</w:t>
-      </w:r>
-    </w:p>
-    <w:p>
-      <w:pPr>
-        <w:spacing w:before="360" w:after="80"/>
-        <w:pBdr>
-          <w:bottom w:val="single" w:sz="6" w:space="1" w:color="1A355E"/>
-        </w:pBdr>
-      </w:pPr>
-      <w:r>
-        <w:rPr>
-          <w:b/>
-          <w:color w:val="1A355E"/>
-          <w:sz w:val="28"/>
-        </w:rPr>
-        <w:t>7.  Profitability Simulation</w:t>
-      </w:r>
-    </w:p>
-    <w:p>
-      <w:pPr>
-        <w:spacing w:after="120"/>
-      </w:pPr>
-      <w:r>
-        <w:rPr>
-          <w:color w:val="444455"/>
-          <w:sz w:val="21"/>
-        </w:rPr>
-        <w:t>The expected profit from a limit increase for any individual customer is not a single number — it is a distribution, because future utilisation and default outcomes are uncertain. A Monte Carlo simulation with 3,000 draws per customer captures this uncertainty and produces a single expected profitability score.</w:t>
-      </w:r>
-    </w:p>
-    <w:p>
-      <w:pPr>
-        <w:spacing w:before="240" w:after="60"/>
-      </w:pPr>
-      <w:r>
-        <w:rPr>
-          <w:b/>
-          <w:color w:val="007A87"/>
-          <w:sz w:val="22"/>
-        </w:rPr>
-        <w:t>What each simulation draw calculates</w:t>
-      </w:r>
-    </w:p>
-    <w:p>
-      <w:pPr>
-        <w:spacing w:after="120"/>
-      </w:pPr>
-      <w:r>
-        <w:rPr>
-          <w:color w:val="444455"/>
-          <w:sz w:val="21"/>
-        </w:rPr>
-        <w:t>For each draw, a utilisation value is sampled from the customer's forecast distribution. Revenue is the interest earned on the drawn balance over 12 months, plus a 0.5% annual facility fee. The probability of default is adjusted upwards for customers who draw more heavily on their limit — higher utilisation is associated with higher financial stress. If a default event is sampled, the loss is 50 cents per dollar of outstanding balance (standard Loss Given Default assumption for unsecured consumer credit).</w:t>
-      </w:r>
-    </w:p>
-    <w:p>
-      <w:pPr>
-        <w:spacing w:after="120"/>
-      </w:pPr>
-      <w:r>
-        <w:rPr>
-          <w:color w:val="444455"/>
-          <w:sz w:val="21"/>
-        </w:rPr>
-        <w:t>All cash flows are discounted to present value at a 12% annual rate.</w:t>
-      </w:r>
-    </w:p>
-    <w:p>
-      <w:pPr>
-        <w:spacing w:before="240" w:after="60"/>
-      </w:pPr>
-      <w:r>
-        <w:rPr>
-          <w:b/>
-          <w:color w:val="007A87"/>
-          <w:sz w:val="22"/>
-        </w:rPr>
-        <w:t>From simulation to LP input</w:t>
-      </w:r>
-    </w:p>
-    <w:p>
-      <w:pPr>
-        <w:spacing w:after="120"/>
-      </w:pPr>
-      <w:r>
-        <w:rPr>
-          <w:color w:val="444455"/>
-          <w:sz w:val="21"/>
-        </w:rPr>
-        <w:t>Averaging across 3,000 draws gives each customer an expected revenue and expected loss. The difference — the profitability score — is then divided by the customer's current loan size to express it as a return per dollar of existing exposure. This normalisation ensures that customers with small and large limits compete on equal footing in the optimisation: a $500 limit customer with a high return rate is compared fairly against a $5,000 limit customer with a lower rate.</w:t>
-      </w:r>
-    </w:p>
-    <w:tbl>
-      <w:tblPr>
-        <w:tblW w:type="auto" w:w="0"/>
-        <w:tblLook w:firstColumn="1" w:firstRow="1" w:lastColumn="0" w:lastRow="0" w:noHBand="0" w:noVBand="1" w:val="04A0"/>
-        <w:jc w:val="left"/>
-        <w:tblBorders>
-          <w:top w:val="none"/>
-          <w:left w:val="none"/>
-          <w:bottom w:val="none"/>
-          <w:right w:val="none"/>
-          <w:insideH w:val="none"/>
-          <w:insideV w:val="none"/>
-        </w:tblBorders>
-      </w:tblPr>
-      <w:tblGrid>
-        <w:gridCol w:w="9406"/>
-      </w:tblGrid>
-      <w:tr>
-        <w:tc>
-          <w:tcPr>
-            <w:tcW w:type="dxa" w:w="8352"/>
-            <w:tcBorders>
-              <w:left w:val="single" w:sz="18" w:space="0" w:color="D47E00"/>
-            </w:tcBorders>
-            <w:shd w:val="clear" w:color="auto" w:fill="FFF8EE"/>
-          </w:tcPr>
-          <w:p>
-            <w:pPr>
-              <w:spacing w:before="80" w:after="80"/>
-            </w:pPr>
-            <w:r>
-              <w:rPr>
-                <w:b/>
-                <w:color w:val="D47E00"/>
-                <w:sz w:val="20"/>
-              </w:rPr>
-              <w:t xml:space="preserve">Performance  </w:t>
-            </w:r>
-            <w:r>
-              <w:rPr>
-                <w:color w:val="444455"/>
-                <w:sz w:val="20"/>
-              </w:rPr>
-              <w:t>The simulation runs on all 30,000 customers simultaneously using vectorised NumPy operations, processing them in batches of 5,000 to stay within memory limits. Total simulation time: approximately 2.4 seconds.</w:t>
             </w:r>
           </w:p>
         </w:tc>
@@ -4090,133 +2680,172 @@
     </w:p>
     <w:p>
       <w:pPr>
-        <w:spacing w:before="360" w:after="80"/>
-        <w:pBdr>
-          <w:bottom w:val="single" w:sz="6" w:space="1" w:color="1A355E"/>
-        </w:pBdr>
+        <w:spacing w:after="140"/>
+      </w:pPr>
+      <w:r>
+        <w:rPr>
+          <w:color w:val="333333"/>
+          <w:sz w:val="21"/>
+        </w:rPr>
+        <w:t>Under the Adverse macro scenario, the drift shifts down 3 percentage points and volatility increases 30% — reflecting that customers tend to draw more credit under financial stress while becoming harder to forecast.</w:t>
+      </w:r>
+    </w:p>
+    <w:p>
+      <w:pPr>
+        <w:spacing w:before="320" w:after="80"/>
       </w:pPr>
       <w:r>
         <w:rPr>
           <w:b/>
-          <w:color w:val="1A355E"/>
-          <w:sz w:val="28"/>
+          <w:color w:val="1A1A2E"/>
+          <w:sz w:val="24"/>
         </w:rPr>
-        <w:t>8.  The Optimisation — Linear Programming</w:t>
+        <w:t>How we estimate profitability</w:t>
       </w:r>
     </w:p>
     <w:p>
       <w:pPr>
-        <w:spacing w:after="120"/>
+        <w:spacing w:after="140"/>
       </w:pPr>
       <w:r>
         <w:rPr>
-          <w:color w:val="444455"/>
+          <w:color w:val="333333"/>
           <w:sz w:val="21"/>
         </w:rPr>
-        <w:t>With a profitability rate and default risk estimate for every customer, the final step is to choose the limit increase for each of the 30,000 customers simultaneously, subject to all portfolio constraints. This is a Linear Programme (LP) — a class of mathematical optimisation that finds the provably best solution to a constrained allocation problem in a single solve.</w:t>
+        <w:t>For each customer, we run 3,000 Monte Carlo draws to estimate how profitable a limit increase would actually be. Each draw:</w:t>
       </w:r>
     </w:p>
     <w:p>
       <w:pPr>
-        <w:spacing w:before="240" w:after="60"/>
+        <w:pStyle w:val="ListBullet"/>
+        <w:spacing w:after="80"/>
+        <w:ind w:left="288"/>
+      </w:pPr>
+      <w:r>
+        <w:rPr>
+          <w:color w:val="333333"/>
+          <w:sz w:val="21"/>
+        </w:rPr>
+        <w:t>Samples a utilisation value from the forecast distribution</w:t>
+      </w:r>
+    </w:p>
+    <w:p>
+      <w:pPr>
+        <w:pStyle w:val="ListBullet"/>
+        <w:spacing w:after="80"/>
+        <w:ind w:left="288"/>
+      </w:pPr>
+      <w:r>
+        <w:rPr>
+          <w:color w:val="333333"/>
+          <w:sz w:val="21"/>
+        </w:rPr>
+        <w:t>Calculates interest revenue on the drawn balance over 12 months, plus a 0.5% facility fee</w:t>
+      </w:r>
+    </w:p>
+    <w:p>
+      <w:pPr>
+        <w:pStyle w:val="ListBullet"/>
+        <w:spacing w:after="80"/>
+        <w:ind w:left="288"/>
+      </w:pPr>
+      <w:r>
+        <w:rPr>
+          <w:color w:val="333333"/>
+          <w:sz w:val="21"/>
+        </w:rPr>
+        <w:t>Adjusts default probability upward for higher utilisation (heavier drawdown signals financial stress)</w:t>
+      </w:r>
+    </w:p>
+    <w:p>
+      <w:pPr>
+        <w:pStyle w:val="ListBullet"/>
+        <w:spacing w:after="80"/>
+        <w:ind w:left="288"/>
+      </w:pPr>
+      <w:r>
+        <w:rPr>
+          <w:color w:val="333333"/>
+          <w:sz w:val="21"/>
+        </w:rPr>
+        <w:t>If a default occurs, applies a 50% loss given default — standard for unsecured consumer credit</w:t>
+      </w:r>
+    </w:p>
+    <w:p>
+      <w:pPr>
+        <w:pStyle w:val="ListBullet"/>
+        <w:spacing w:after="80"/>
+        <w:ind w:left="288"/>
+      </w:pPr>
+      <w:r>
+        <w:rPr>
+          <w:color w:val="333333"/>
+          <w:sz w:val="21"/>
+        </w:rPr>
+        <w:t>Discounts all cash flows to present value at 12% annually</w:t>
+      </w:r>
+    </w:p>
+    <w:p>
+      <w:pPr>
+        <w:spacing w:after="140"/>
+      </w:pPr>
+      <w:r>
+        <w:rPr>
+          <w:color w:val="333333"/>
+          <w:sz w:val="21"/>
+        </w:rPr>
+        <w:t>Averaging across 3,000 draws gives each customer an expected revenue and expected loss. The difference — the profitability score — is divided by their current loan size to express it as a return per dollar of existing exposure. This is what the LP optimises against.</w:t>
+      </w:r>
+    </w:p>
+    <w:p>
+      <w:pPr>
+        <w:spacing w:before="40" w:after="160"/>
+        <w:ind w:left="288"/>
+      </w:pPr>
+      <w:r>
+        <w:rPr>
+          <w:i/>
+          <w:color w:val="666666"/>
+          <w:sz w:val="19"/>
+        </w:rPr>
+        <w:t>Note: The simulation runs on all 30,000 customers in vectorised NumPy batches of 5,000. Total runtime: approximately 2.4 seconds.</w:t>
+      </w:r>
+    </w:p>
+    <w:p>
+      <w:pPr>
+        <w:spacing w:before="320" w:after="80"/>
       </w:pPr>
       <w:r>
         <w:rPr>
           <w:b/>
-          <w:color w:val="007A87"/>
-          <w:sz w:val="22"/>
+          <w:color w:val="1A1A2E"/>
+          <w:sz w:val="24"/>
         </w:rPr>
-        <w:t>What the LP decides</w:t>
+        <w:t>The optimisation</w:t>
       </w:r>
     </w:p>
     <w:p>
       <w:pPr>
-        <w:spacing w:after="120"/>
+        <w:spacing w:after="140"/>
       </w:pPr>
       <w:r>
         <w:rPr>
-          <w:color w:val="444455"/>
+          <w:color w:val="333333"/>
           <w:sz w:val="21"/>
         </w:rPr>
-        <w:t>For each customer, the LP chooses a dollar amount by which to increase their limit — from $0 (no change) up to the per-customer cap. The objective is to maximise total portfolio profit rate. The constraints limit total exposure, individual limit sizes, and portfolio default risk.</w:t>
+        <w:t>The linear programme takes all of this — a profitability rate and default risk estimate for every customer — and finds the set of limit increases that maximises total portfolio profit while satisfying every constraint simultaneously.</w:t>
       </w:r>
     </w:p>
     <w:p>
       <w:pPr>
-        <w:spacing w:before="240" w:after="60"/>
+        <w:spacing w:after="140"/>
       </w:pPr>
       <w:r>
         <w:rPr>
-          <w:b/>
-          <w:color w:val="007A87"/>
-          <w:sz w:val="22"/>
-        </w:rPr>
-        <w:t>Why LP rather than scoring and ranking</w:t>
-      </w:r>
-    </w:p>
-    <w:p>
-      <w:pPr>
-        <w:spacing w:after="120"/>
-      </w:pPr>
-      <w:r>
-        <w:rPr>
-          <w:color w:val="444455"/>
+          <w:color w:val="333333"/>
           <w:sz w:val="21"/>
         </w:rPr>
-        <w:t>A simpler approach would be to rank customers by profitability rate and approve the top N until the exposure budget is exhausted. This greedy approach fails because the risk constraint is a portfolio-level condition — the aggregate default risk of all approved increases combined must be below 5%. Ranking and approving independently cannot satisfy a joint constraint. LP considers all 30,000 decisions simultaneously and finds the combination that maximises profit while satisfying every constraint together.</w:t>
-      </w:r>
-    </w:p>
-    <w:p>
-      <w:pPr>
-        <w:spacing w:before="240" w:after="60"/>
-      </w:pPr>
-      <w:r>
-        <w:rPr>
-          <w:b/>
-          <w:color w:val="007A87"/>
-          <w:sz w:val="22"/>
-        </w:rPr>
-        <w:t>The portfolio default risk constraint</w:t>
-      </w:r>
-    </w:p>
-    <w:p>
-      <w:pPr>
-        <w:spacing w:after="120"/>
-      </w:pPr>
-      <w:r>
-        <w:rPr>
-          <w:color w:val="444455"/>
-          <w:sz w:val="21"/>
-        </w:rPr>
-        <w:t>The risk constraint is expressed as a weighted average: the sum of each customer's default risk multiplied by their recommended limit, divided by total portfolio limit, must be ≤ 5%. Customers with default risk above 5% pull the portfolio above the constraint; those below 5% create headroom. The LP automatically balances these. This constraint is linearised so that the HiGHS solver — a state-of-the-art LP engine — can handle all 30,000 variables in approximately 1.6 seconds.</w:t>
-      </w:r>
-    </w:p>
-    <w:p>
-      <w:pPr>
-        <w:spacing w:before="360" w:after="80"/>
-        <w:pBdr>
-          <w:bottom w:val="single" w:sz="6" w:space="1" w:color="1A355E"/>
-        </w:pBdr>
-      </w:pPr>
-      <w:r>
-        <w:rPr>
-          <w:b/>
-          <w:color w:val="1A355E"/>
-          <w:sz w:val="28"/>
-        </w:rPr>
-        <w:t>9.  Sensitivity Analysis</w:t>
-      </w:r>
-    </w:p>
-    <w:p>
-      <w:pPr>
-        <w:spacing w:after="120"/>
-      </w:pPr>
-      <w:r>
-        <w:rPr>
-          <w:color w:val="444455"/>
-          <w:sz w:val="21"/>
-        </w:rPr>
-        <w:t>The full pipeline — risk adjustment, profitability simulation, and LP optimisation — is re-run under each of the three macro scenarios. This shows how sensitive the recommendations are to the economic environment.</w:t>
+        <w:t>For each of the 30,000 customers, the LP chooses a dollar increase from $0 up to the $50,000 per-customer cap. The portfolio-level constraints are:</w:t>
       </w:r>
     </w:p>
     <w:tbl>
@@ -4227,18 +2856,312 @@
         <w:tblLook w:firstColumn="1" w:firstRow="1" w:lastColumn="0" w:lastRow="0" w:noHBand="0" w:noVBand="1" w:val="04A0"/>
       </w:tblPr>
       <w:tblGrid>
-        <w:gridCol w:w="1568"/>
-        <w:gridCol w:w="1568"/>
-        <w:gridCol w:w="1568"/>
-        <w:gridCol w:w="1568"/>
-        <w:gridCol w:w="1568"/>
-        <w:gridCol w:w="1568"/>
+        <w:gridCol w:w="4419"/>
+        <w:gridCol w:w="4419"/>
       </w:tblGrid>
       <w:tr>
         <w:tc>
           <w:tcPr>
-            <w:tcW w:type="dxa" w:w="1872"/>
-            <w:shd w:val="clear" w:color="auto" w:fill="1A355E"/>
+            <w:tcW w:type="dxa" w:w="4320"/>
+            <w:shd w:val="clear" w:color="auto" w:fill="2C3E6B"/>
+          </w:tcPr>
+          <w:p>
+            <w:pPr>
+              <w:spacing w:before="60" w:after="60"/>
+            </w:pPr>
+            <w:r>
+              <w:rPr>
+                <w:b/>
+                <w:color w:val="FFFFFF"/>
+                <w:sz w:val="19"/>
+              </w:rPr>
+              <w:t>Constraint</w:t>
+            </w:r>
+          </w:p>
+        </w:tc>
+        <w:tc>
+          <w:tcPr>
+            <w:tcW w:type="dxa" w:w="4320"/>
+            <w:shd w:val="clear" w:color="auto" w:fill="2C3E6B"/>
+          </w:tcPr>
+          <w:p>
+            <w:pPr>
+              <w:spacing w:before="60" w:after="60"/>
+            </w:pPr>
+            <w:r>
+              <w:rPr>
+                <w:b/>
+                <w:color w:val="FFFFFF"/>
+                <w:sz w:val="19"/>
+              </w:rPr>
+              <w:t>Limit</w:t>
+            </w:r>
+          </w:p>
+        </w:tc>
+      </w:tr>
+      <w:tr>
+        <w:tc>
+          <w:tcPr>
+            <w:tcW w:type="dxa" w:w="4320"/>
+            <w:shd w:val="clear" w:color="auto" w:fill="FFFFFF"/>
+          </w:tcPr>
+          <w:p>
+            <w:pPr>
+              <w:spacing w:before="40" w:after="40"/>
+            </w:pPr>
+            <w:r>
+              <w:rPr>
+                <w:color w:val="333333"/>
+                <w:sz w:val="19"/>
+              </w:rPr>
+              <w:t>Portfolio weighted default risk</w:t>
+            </w:r>
+          </w:p>
+        </w:tc>
+        <w:tc>
+          <w:tcPr>
+            <w:tcW w:type="dxa" w:w="4320"/>
+            <w:shd w:val="clear" w:color="auto" w:fill="FFFFFF"/>
+          </w:tcPr>
+          <w:p>
+            <w:pPr>
+              <w:spacing w:before="40" w:after="40"/>
+            </w:pPr>
+            <w:r>
+              <w:rPr>
+                <w:color w:val="333333"/>
+                <w:sz w:val="19"/>
+              </w:rPr>
+              <w:t>≤ 5%</w:t>
+            </w:r>
+          </w:p>
+        </w:tc>
+      </w:tr>
+      <w:tr>
+        <w:tc>
+          <w:tcPr>
+            <w:tcW w:type="dxa" w:w="4320"/>
+            <w:shd w:val="clear" w:color="auto" w:fill="F5F5F5"/>
+          </w:tcPr>
+          <w:p>
+            <w:pPr>
+              <w:spacing w:before="40" w:after="40"/>
+            </w:pPr>
+            <w:r>
+              <w:rPr>
+                <w:color w:val="333333"/>
+                <w:sz w:val="19"/>
+              </w:rPr>
+              <w:t>Total incremental exposure</w:t>
+            </w:r>
+          </w:p>
+        </w:tc>
+        <w:tc>
+          <w:tcPr>
+            <w:tcW w:type="dxa" w:w="4320"/>
+            <w:shd w:val="clear" w:color="auto" w:fill="F5F5F5"/>
+          </w:tcPr>
+          <w:p>
+            <w:pPr>
+              <w:spacing w:before="40" w:after="40"/>
+            </w:pPr>
+            <w:r>
+              <w:rPr>
+                <w:color w:val="333333"/>
+                <w:sz w:val="19"/>
+              </w:rPr>
+              <w:t>≤ $500M</w:t>
+            </w:r>
+          </w:p>
+        </w:tc>
+      </w:tr>
+      <w:tr>
+        <w:tc>
+          <w:tcPr>
+            <w:tcW w:type="dxa" w:w="4320"/>
+            <w:shd w:val="clear" w:color="auto" w:fill="FFFFFF"/>
+          </w:tcPr>
+          <w:p>
+            <w:pPr>
+              <w:spacing w:before="40" w:after="40"/>
+            </w:pPr>
+            <w:r>
+              <w:rPr>
+                <w:color w:val="333333"/>
+                <w:sz w:val="19"/>
+              </w:rPr>
+              <w:t>Per-customer increase</w:t>
+            </w:r>
+          </w:p>
+        </w:tc>
+        <w:tc>
+          <w:tcPr>
+            <w:tcW w:type="dxa" w:w="4320"/>
+            <w:shd w:val="clear" w:color="auto" w:fill="FFFFFF"/>
+          </w:tcPr>
+          <w:p>
+            <w:pPr>
+              <w:spacing w:before="40" w:after="40"/>
+            </w:pPr>
+            <w:r>
+              <w:rPr>
+                <w:color w:val="333333"/>
+                <w:sz w:val="19"/>
+              </w:rPr>
+              <w:t>≤ $50,000</w:t>
+            </w:r>
+          </w:p>
+        </w:tc>
+      </w:tr>
+      <w:tr>
+        <w:tc>
+          <w:tcPr>
+            <w:tcW w:type="dxa" w:w="4320"/>
+            <w:shd w:val="clear" w:color="auto" w:fill="F5F5F5"/>
+          </w:tcPr>
+          <w:p>
+            <w:pPr>
+              <w:spacing w:before="40" w:after="40"/>
+            </w:pPr>
+            <w:r>
+              <w:rPr>
+                <w:color w:val="333333"/>
+                <w:sz w:val="19"/>
+              </w:rPr>
+              <w:t>Minimum portfolio profit</w:t>
+            </w:r>
+          </w:p>
+        </w:tc>
+        <w:tc>
+          <w:tcPr>
+            <w:tcW w:type="dxa" w:w="4320"/>
+            <w:shd w:val="clear" w:color="auto" w:fill="F5F5F5"/>
+          </w:tcPr>
+          <w:p>
+            <w:pPr>
+              <w:spacing w:before="40" w:after="40"/>
+            </w:pPr>
+            <w:r>
+              <w:rPr>
+                <w:color w:val="333333"/>
+                <w:sz w:val="19"/>
+              </w:rPr>
+              <w:t>≥ $1M</w:t>
+            </w:r>
+          </w:p>
+        </w:tc>
+      </w:tr>
+      <w:tr>
+        <w:tc>
+          <w:tcPr>
+            <w:tcW w:type="dxa" w:w="4320"/>
+            <w:shd w:val="clear" w:color="auto" w:fill="FFFFFF"/>
+          </w:tcPr>
+          <w:p>
+            <w:pPr>
+              <w:spacing w:before="40" w:after="40"/>
+            </w:pPr>
+            <w:r>
+              <w:rPr>
+                <w:color w:val="333333"/>
+                <w:sz w:val="19"/>
+              </w:rPr>
+              <w:t>All increases</w:t>
+            </w:r>
+          </w:p>
+        </w:tc>
+        <w:tc>
+          <w:tcPr>
+            <w:tcW w:type="dxa" w:w="4320"/>
+            <w:shd w:val="clear" w:color="auto" w:fill="FFFFFF"/>
+          </w:tcPr>
+          <w:p>
+            <w:pPr>
+              <w:spacing w:before="40" w:after="40"/>
+            </w:pPr>
+            <w:r>
+              <w:rPr>
+                <w:color w:val="333333"/>
+                <w:sz w:val="19"/>
+              </w:rPr>
+              <w:t>≥ $0  (no decreases)</w:t>
+            </w:r>
+          </w:p>
+        </w:tc>
+      </w:tr>
+    </w:tbl>
+    <w:p>
+      <w:pPr>
+        <w:spacing w:after="80"/>
+      </w:pPr>
+    </w:p>
+    <w:p>
+      <w:pPr>
+        <w:spacing w:after="140"/>
+      </w:pPr>
+      <w:r>
+        <w:rPr>
+          <w:color w:val="333333"/>
+          <w:sz w:val="21"/>
+        </w:rPr>
+        <w:t>The risk constraint is expressed as a weighted average: sum of (customer default risk × recommended limit) divided by total portfolio limit must be ≤ 5%. Customers below 5% create headroom; those above consume it. The LP automatically balances the two. It's solved by HiGHS — a state-of-the-art open-source LP solver — in about 1.6 seconds.</w:t>
+      </w:r>
+    </w:p>
+    <w:p>
+      <w:pPr>
+        <w:spacing w:after="140"/>
+      </w:pPr>
+      <w:r>
+        <w:rPr>
+          <w:color w:val="333333"/>
+          <w:sz w:val="21"/>
+        </w:rPr>
+        <w:t>Why LP over a scoring-and-ranking approach? Because ranking customers independently and approving the top N until the budget runs out cannot satisfy a joint constraint. You might approve a thousand individually-acceptable customers whose combined risk sits above 5%. The LP considers all 30,000 decisions together and finds the combination that actually works.</w:t>
+      </w:r>
+    </w:p>
+    <w:p>
+      <w:pPr>
+        <w:spacing w:before="320" w:after="80"/>
+      </w:pPr>
+      <w:r>
+        <w:rPr>
+          <w:b/>
+          <w:color w:val="1A1A2E"/>
+          <w:sz w:val="24"/>
+        </w:rPr>
+        <w:t>What happens under different economic conditions?</w:t>
+      </w:r>
+    </w:p>
+    <w:p>
+      <w:pPr>
+        <w:spacing w:after="140"/>
+      </w:pPr>
+      <w:r>
+        <w:rPr>
+          <w:color w:val="333333"/>
+          <w:sz w:val="21"/>
+        </w:rPr>
+        <w:t>We re-run the full pipeline under each of the three macro scenarios — adjusting utilisation forecasts, default risk multipliers, and the portfolio risk cap:</w:t>
+      </w:r>
+    </w:p>
+    <w:tbl>
+      <w:tblPr>
+        <w:tblStyle w:val="TableGrid"/>
+        <w:tblW w:type="auto" w:w="0"/>
+        <w:jc w:val="left"/>
+        <w:tblLook w:firstColumn="1" w:firstRow="1" w:lastColumn="0" w:lastRow="0" w:noHBand="0" w:noVBand="1" w:val="04A0"/>
+      </w:tblPr>
+      <w:tblGrid>
+        <w:gridCol w:w="2209"/>
+        <w:gridCol w:w="2209"/>
+        <w:gridCol w:w="2209"/>
+        <w:gridCol w:w="2209"/>
+      </w:tblGrid>
+      <w:tr>
+        <w:tc>
+          <w:tcPr>
+            <w:tcW w:type="dxa" w:w="3744"/>
+            <w:shd w:val="clear" w:color="auto" w:fill="2C3E6B"/>
           </w:tcPr>
           <w:p>
             <w:pPr>
@@ -4256,46 +3179,8 @@
         </w:tc>
         <w:tc>
           <w:tcPr>
-            <w:tcW w:type="dxa" w:w="1152"/>
-            <w:shd w:val="clear" w:color="auto" w:fill="1A355E"/>
-          </w:tcPr>
-          <w:p>
-            <w:pPr>
-              <w:spacing w:before="60" w:after="60"/>
-            </w:pPr>
-            <w:r>
-              <w:rPr>
-                <w:b/>
-                <w:color w:val="FFFFFF"/>
-                <w:sz w:val="19"/>
-              </w:rPr>
-              <w:t>GDP</w:t>
-            </w:r>
-          </w:p>
-        </w:tc>
-        <w:tc>
-          <w:tcPr>
-            <w:tcW w:type="dxa" w:w="1872"/>
-            <w:shd w:val="clear" w:color="auto" w:fill="1A355E"/>
-          </w:tcPr>
-          <w:p>
-            <w:pPr>
-              <w:spacing w:before="60" w:after="60"/>
-            </w:pPr>
-            <w:r>
-              <w:rPr>
-                <w:b/>
-                <w:color w:val="FFFFFF"/>
-                <w:sz w:val="19"/>
-              </w:rPr>
-              <w:t>Unemployment</w:t>
-            </w:r>
-          </w:p>
-        </w:tc>
-        <w:tc>
-          <w:tcPr>
             <w:tcW w:type="dxa" w:w="2448"/>
-            <w:shd w:val="clear" w:color="auto" w:fill="1A355E"/>
+            <w:shd w:val="clear" w:color="auto" w:fill="2C3E6B"/>
           </w:tcPr>
           <w:p>
             <w:pPr>
@@ -4313,8 +3198,8 @@
         </w:tc>
         <w:tc>
           <w:tcPr>
-            <w:tcW w:type="dxa" w:w="2448"/>
-            <w:shd w:val="clear" w:color="auto" w:fill="1A355E"/>
+            <w:tcW w:type="dxa" w:w="1728"/>
+            <w:shd w:val="clear" w:color="auto" w:fill="2C3E6B"/>
           </w:tcPr>
           <w:p>
             <w:pPr>
@@ -4326,14 +3211,14 @@
                 <w:color w:val="FFFFFF"/>
                 <w:sz w:val="19"/>
               </w:rPr>
-              <w:t>Customers increased</w:t>
+              <w:t>Risk cap</w:t>
             </w:r>
           </w:p>
         </w:tc>
         <w:tc>
           <w:tcPr>
-            <w:tcW w:type="dxa" w:w="2592"/>
-            <w:shd w:val="clear" w:color="auto" w:fill="1A355E"/>
+            <w:tcW w:type="dxa" w:w="2880"/>
+            <w:shd w:val="clear" w:color="auto" w:fill="2C3E6B"/>
           </w:tcPr>
           <w:p>
             <w:pPr>
@@ -4345,7 +3230,7 @@
                 <w:color w:val="FFFFFF"/>
                 <w:sz w:val="19"/>
               </w:rPr>
-              <w:t>Portfolio risk</w:t>
+              <w:t>Approx. customers increased</w:t>
             </w:r>
           </w:p>
         </w:tc>
@@ -4353,7 +3238,7 @@
       <w:tr>
         <w:tc>
           <w:tcPr>
-            <w:tcW w:type="dxa" w:w="1872"/>
+            <w:tcW w:type="dxa" w:w="3744"/>
             <w:shd w:val="clear" w:color="auto" w:fill="FFFFFF"/>
           </w:tcPr>
           <w:p>
@@ -4362,46 +3247,10 @@
             </w:pPr>
             <w:r>
               <w:rPr>
-                <w:color w:val="444455"/>
+                <w:color w:val="333333"/>
                 <w:sz w:val="19"/>
               </w:rPr>
-              <w:t>Optimistic</w:t>
-            </w:r>
-          </w:p>
-        </w:tc>
-        <w:tc>
-          <w:tcPr>
-            <w:tcW w:type="dxa" w:w="1152"/>
-            <w:shd w:val="clear" w:color="auto" w:fill="FFFFFF"/>
-          </w:tcPr>
-          <w:p>
-            <w:pPr>
-              <w:spacing w:before="40" w:after="40"/>
-            </w:pPr>
-            <w:r>
-              <w:rPr>
-                <w:color w:val="444455"/>
-                <w:sz w:val="19"/>
-              </w:rPr>
-              <w:t>3.5%</w:t>
-            </w:r>
-          </w:p>
-        </w:tc>
-        <w:tc>
-          <w:tcPr>
-            <w:tcW w:type="dxa" w:w="1872"/>
-            <w:shd w:val="clear" w:color="auto" w:fill="FFFFFF"/>
-          </w:tcPr>
-          <w:p>
-            <w:pPr>
-              <w:spacing w:before="40" w:after="40"/>
-            </w:pPr>
-            <w:r>
-              <w:rPr>
-                <w:color w:val="444455"/>
-                <w:sz w:val="19"/>
-              </w:rPr>
-              <w:t>3.5%</w:t>
+              <w:t>Optimistic  (GDP 3.5%, UE 3.5%)</w:t>
             </w:r>
           </w:p>
         </w:tc>
@@ -4416,10 +3265,140 @@
             </w:pPr>
             <w:r>
               <w:rPr>
-                <w:color w:val="444455"/>
+                <w:color w:val="333333"/>
                 <w:sz w:val="19"/>
               </w:rPr>
-              <w:t>×0.80 (lower)</w:t>
+              <w:t>× 0.80  (lower)</w:t>
+            </w:r>
+          </w:p>
+        </w:tc>
+        <w:tc>
+          <w:tcPr>
+            <w:tcW w:type="dxa" w:w="1728"/>
+            <w:shd w:val="clear" w:color="auto" w:fill="FFFFFF"/>
+          </w:tcPr>
+          <w:p>
+            <w:pPr>
+              <w:spacing w:before="40" w:after="40"/>
+            </w:pPr>
+            <w:r>
+              <w:rPr>
+                <w:color w:val="333333"/>
+                <w:sz w:val="19"/>
+              </w:rPr>
+              <w:t>5.5%</w:t>
+            </w:r>
+          </w:p>
+        </w:tc>
+        <w:tc>
+          <w:tcPr>
+            <w:tcW w:type="dxa" w:w="2880"/>
+            <w:shd w:val="clear" w:color="auto" w:fill="FFFFFF"/>
+          </w:tcPr>
+          <w:p>
+            <w:pPr>
+              <w:spacing w:before="40" w:after="40"/>
+            </w:pPr>
+            <w:r>
+              <w:rPr>
+                <w:color w:val="333333"/>
+                <w:sz w:val="19"/>
+              </w:rPr>
+              <w:t>~9,200</w:t>
+            </w:r>
+          </w:p>
+        </w:tc>
+      </w:tr>
+      <w:tr>
+        <w:tc>
+          <w:tcPr>
+            <w:tcW w:type="dxa" w:w="3744"/>
+            <w:shd w:val="clear" w:color="auto" w:fill="F5F5F5"/>
+          </w:tcPr>
+          <w:p>
+            <w:pPr>
+              <w:spacing w:before="40" w:after="40"/>
+            </w:pPr>
+            <w:r>
+              <w:rPr>
+                <w:color w:val="333333"/>
+                <w:sz w:val="19"/>
+              </w:rPr>
+              <w:t>Baseline    (GDP 2.5%, UE 4.0%)</w:t>
+            </w:r>
+          </w:p>
+        </w:tc>
+        <w:tc>
+          <w:tcPr>
+            <w:tcW w:type="dxa" w:w="2448"/>
+            <w:shd w:val="clear" w:color="auto" w:fill="F5F5F5"/>
+          </w:tcPr>
+          <w:p>
+            <w:pPr>
+              <w:spacing w:before="40" w:after="40"/>
+            </w:pPr>
+            <w:r>
+              <w:rPr>
+                <w:color w:val="333333"/>
+                <w:sz w:val="19"/>
+              </w:rPr>
+              <w:t>× 1.00  (neutral)</w:t>
+            </w:r>
+          </w:p>
+        </w:tc>
+        <w:tc>
+          <w:tcPr>
+            <w:tcW w:type="dxa" w:w="1728"/>
+            <w:shd w:val="clear" w:color="auto" w:fill="F5F5F5"/>
+          </w:tcPr>
+          <w:p>
+            <w:pPr>
+              <w:spacing w:before="40" w:after="40"/>
+            </w:pPr>
+            <w:r>
+              <w:rPr>
+                <w:color w:val="333333"/>
+                <w:sz w:val="19"/>
+              </w:rPr>
+              <w:t>5.0%</w:t>
+            </w:r>
+          </w:p>
+        </w:tc>
+        <w:tc>
+          <w:tcPr>
+            <w:tcW w:type="dxa" w:w="2880"/>
+            <w:shd w:val="clear" w:color="auto" w:fill="F5F5F5"/>
+          </w:tcPr>
+          <w:p>
+            <w:pPr>
+              <w:spacing w:before="40" w:after="40"/>
+            </w:pPr>
+            <w:r>
+              <w:rPr>
+                <w:color w:val="333333"/>
+                <w:sz w:val="19"/>
+              </w:rPr>
+              <w:t>8,748</w:t>
+            </w:r>
+          </w:p>
+        </w:tc>
+      </w:tr>
+      <w:tr>
+        <w:tc>
+          <w:tcPr>
+            <w:tcW w:type="dxa" w:w="3744"/>
+            <w:shd w:val="clear" w:color="auto" w:fill="FFFFFF"/>
+          </w:tcPr>
+          <w:p>
+            <w:pPr>
+              <w:spacing w:before="40" w:after="40"/>
+            </w:pPr>
+            <w:r>
+              <w:rPr>
+                <w:color w:val="333333"/>
+                <w:sz w:val="19"/>
+              </w:rPr>
+              <w:t>Adverse     (GDP 0.5%, UE 5.5%)</w:t>
             </w:r>
           </w:p>
         </w:tc>
@@ -4434,800 +3413,10 @@
             </w:pPr>
             <w:r>
               <w:rPr>
-                <w:color w:val="444455"/>
+                <w:color w:val="333333"/>
                 <w:sz w:val="19"/>
               </w:rPr>
-              <w:t>~9,200</w:t>
-            </w:r>
-          </w:p>
-        </w:tc>
-        <w:tc>
-          <w:tcPr>
-            <w:tcW w:type="dxa" w:w="2592"/>
-            <w:shd w:val="clear" w:color="auto" w:fill="FFFFFF"/>
-          </w:tcPr>
-          <w:p>
-            <w:pPr>
-              <w:spacing w:before="40" w:after="40"/>
-            </w:pPr>
-            <w:r>
-              <w:rPr>
-                <w:color w:val="444455"/>
-                <w:sz w:val="19"/>
-              </w:rPr>
-              <w:t>5.5% cap (relaxed)</w:t>
-            </w:r>
-          </w:p>
-        </w:tc>
-      </w:tr>
-      <w:tr>
-        <w:tc>
-          <w:tcPr>
-            <w:tcW w:type="dxa" w:w="1872"/>
-            <w:shd w:val="clear" w:color="auto" w:fill="F2F5F9"/>
-          </w:tcPr>
-          <w:p>
-            <w:pPr>
-              <w:spacing w:before="40" w:after="40"/>
-            </w:pPr>
-            <w:r>
-              <w:rPr>
-                <w:color w:val="444455"/>
-                <w:sz w:val="19"/>
-              </w:rPr>
-              <w:t>Baseline</w:t>
-            </w:r>
-          </w:p>
-        </w:tc>
-        <w:tc>
-          <w:tcPr>
-            <w:tcW w:type="dxa" w:w="1152"/>
-            <w:shd w:val="clear" w:color="auto" w:fill="F2F5F9"/>
-          </w:tcPr>
-          <w:p>
-            <w:pPr>
-              <w:spacing w:before="40" w:after="40"/>
-            </w:pPr>
-            <w:r>
-              <w:rPr>
-                <w:color w:val="444455"/>
-                <w:sz w:val="19"/>
-              </w:rPr>
-              <w:t>2.5%</w:t>
-            </w:r>
-          </w:p>
-        </w:tc>
-        <w:tc>
-          <w:tcPr>
-            <w:tcW w:type="dxa" w:w="1872"/>
-            <w:shd w:val="clear" w:color="auto" w:fill="F2F5F9"/>
-          </w:tcPr>
-          <w:p>
-            <w:pPr>
-              <w:spacing w:before="40" w:after="40"/>
-            </w:pPr>
-            <w:r>
-              <w:rPr>
-                <w:color w:val="444455"/>
-                <w:sz w:val="19"/>
-              </w:rPr>
-              <w:t>4.0%</w:t>
-            </w:r>
-          </w:p>
-        </w:tc>
-        <w:tc>
-          <w:tcPr>
-            <w:tcW w:type="dxa" w:w="2448"/>
-            <w:shd w:val="clear" w:color="auto" w:fill="F2F5F9"/>
-          </w:tcPr>
-          <w:p>
-            <w:pPr>
-              <w:spacing w:before="40" w:after="40"/>
-            </w:pPr>
-            <w:r>
-              <w:rPr>
-                <w:color w:val="444455"/>
-                <w:sz w:val="19"/>
-              </w:rPr>
-              <w:t>×1.00 (neutral)</w:t>
-            </w:r>
-          </w:p>
-        </w:tc>
-        <w:tc>
-          <w:tcPr>
-            <w:tcW w:type="dxa" w:w="2448"/>
-            <w:shd w:val="clear" w:color="auto" w:fill="F2F5F9"/>
-          </w:tcPr>
-          <w:p>
-            <w:pPr>
-              <w:spacing w:before="40" w:after="40"/>
-            </w:pPr>
-            <w:r>
-              <w:rPr>
-                <w:color w:val="444455"/>
-                <w:sz w:val="19"/>
-              </w:rPr>
-              <w:t>8,748</w:t>
-            </w:r>
-          </w:p>
-        </w:tc>
-        <w:tc>
-          <w:tcPr>
-            <w:tcW w:type="dxa" w:w="2592"/>
-            <w:shd w:val="clear" w:color="auto" w:fill="F2F5F9"/>
-          </w:tcPr>
-          <w:p>
-            <w:pPr>
-              <w:spacing w:before="40" w:after="40"/>
-            </w:pPr>
-            <w:r>
-              <w:rPr>
-                <w:color w:val="444455"/>
-                <w:sz w:val="19"/>
-              </w:rPr>
-              <w:t>5.0% cap</w:t>
-            </w:r>
-          </w:p>
-        </w:tc>
-      </w:tr>
-      <w:tr>
-        <w:tc>
-          <w:tcPr>
-            <w:tcW w:type="dxa" w:w="1872"/>
-            <w:shd w:val="clear" w:color="auto" w:fill="FFFFFF"/>
-          </w:tcPr>
-          <w:p>
-            <w:pPr>
-              <w:spacing w:before="40" w:after="40"/>
-            </w:pPr>
-            <w:r>
-              <w:rPr>
-                <w:color w:val="444455"/>
-                <w:sz w:val="19"/>
-              </w:rPr>
-              <w:t>Adverse</w:t>
-            </w:r>
-          </w:p>
-        </w:tc>
-        <w:tc>
-          <w:tcPr>
-            <w:tcW w:type="dxa" w:w="1152"/>
-            <w:shd w:val="clear" w:color="auto" w:fill="FFFFFF"/>
-          </w:tcPr>
-          <w:p>
-            <w:pPr>
-              <w:spacing w:before="40" w:after="40"/>
-            </w:pPr>
-            <w:r>
-              <w:rPr>
-                <w:color w:val="444455"/>
-                <w:sz w:val="19"/>
-              </w:rPr>
-              <w:t>0.5%</w:t>
-            </w:r>
-          </w:p>
-        </w:tc>
-        <w:tc>
-          <w:tcPr>
-            <w:tcW w:type="dxa" w:w="1872"/>
-            <w:shd w:val="clear" w:color="auto" w:fill="FFFFFF"/>
-          </w:tcPr>
-          <w:p>
-            <w:pPr>
-              <w:spacing w:before="40" w:after="40"/>
-            </w:pPr>
-            <w:r>
-              <w:rPr>
-                <w:color w:val="444455"/>
-                <w:sz w:val="19"/>
-              </w:rPr>
-              <w:t>5.5%</w:t>
-            </w:r>
-          </w:p>
-        </w:tc>
-        <w:tc>
-          <w:tcPr>
-            <w:tcW w:type="dxa" w:w="2448"/>
-            <w:shd w:val="clear" w:color="auto" w:fill="FFFFFF"/>
-          </w:tcPr>
-          <w:p>
-            <w:pPr>
-              <w:spacing w:before="40" w:after="40"/>
-            </w:pPr>
-            <w:r>
-              <w:rPr>
-                <w:color w:val="444455"/>
-                <w:sz w:val="19"/>
-              </w:rPr>
-              <w:t>×1.35 (higher)</w:t>
-            </w:r>
-          </w:p>
-        </w:tc>
-        <w:tc>
-          <w:tcPr>
-            <w:tcW w:type="dxa" w:w="2448"/>
-            <w:shd w:val="clear" w:color="auto" w:fill="FFFFFF"/>
-          </w:tcPr>
-          <w:p>
-            <w:pPr>
-              <w:spacing w:before="40" w:after="40"/>
-            </w:pPr>
-            <w:r>
-              <w:rPr>
-                <w:color w:val="444455"/>
-                <w:sz w:val="19"/>
-              </w:rPr>
-              <w:t>~7,800</w:t>
-            </w:r>
-          </w:p>
-        </w:tc>
-        <w:tc>
-          <w:tcPr>
-            <w:tcW w:type="dxa" w:w="2592"/>
-            <w:shd w:val="clear" w:color="auto" w:fill="FFFFFF"/>
-          </w:tcPr>
-          <w:p>
-            <w:pPr>
-              <w:spacing w:before="40" w:after="40"/>
-            </w:pPr>
-            <w:r>
-              <w:rPr>
-                <w:color w:val="444455"/>
-                <w:sz w:val="19"/>
-              </w:rPr>
-              <w:t>4.5% cap (tighter)</w:t>
-            </w:r>
-          </w:p>
-        </w:tc>
-      </w:tr>
-    </w:tbl>
-    <w:p>
-      <w:pPr>
-        <w:spacing w:after="40"/>
-      </w:pPr>
-    </w:p>
-    <w:p>
-      <w:pPr>
-        <w:spacing w:after="120"/>
-      </w:pPr>
-      <w:r>
-        <w:rPr>
-          <w:color w:val="444455"/>
-          <w:sz w:val="21"/>
-        </w:rPr>
-        <w:t>In the Adverse scenario, both the revenue estimate (reduced by 15%) and the portfolio risk cap (tightened from 5.0% to 4.5%) work against approval — fewer customers receive increases and for smaller amounts. The LP objective range across scenarios (optimistic vs adverse spread) is approximately $12.8B, confirming that macro conditions have material impact on the recommended policy.</w:t>
-      </w:r>
-    </w:p>
-    <w:p>
-      <w:pPr>
-        <w:spacing w:before="360" w:after="80"/>
-        <w:pBdr>
-          <w:bottom w:val="single" w:sz="6" w:space="1" w:color="1A355E"/>
-        </w:pBdr>
-      </w:pPr>
-      <w:r>
-        <w:rPr>
-          <w:b/>
-          <w:color w:val="1A355E"/>
-          <w:sz w:val="28"/>
-        </w:rPr>
-        <w:t>10.  Results</w:t>
-      </w:r>
-    </w:p>
-    <w:p>
-      <w:pPr>
-        <w:spacing w:before="240" w:after="60"/>
-      </w:pPr>
-      <w:r>
-        <w:rPr>
-          <w:b/>
-          <w:color w:val="007A87"/>
-          <w:sz w:val="22"/>
-        </w:rPr>
-        <w:t>Portfolio summary</w:t>
-      </w:r>
-    </w:p>
-    <w:tbl>
-      <w:tblPr>
-        <w:tblStyle w:val="TableGrid"/>
-        <w:tblW w:type="auto" w:w="0"/>
-        <w:jc w:val="left"/>
-        <w:tblLook w:firstColumn="1" w:firstRow="1" w:lastColumn="0" w:lastRow="0" w:noHBand="0" w:noVBand="1" w:val="04A0"/>
-      </w:tblPr>
-      <w:tblGrid>
-        <w:gridCol w:w="4703"/>
-        <w:gridCol w:w="4703"/>
-      </w:tblGrid>
-      <w:tr>
-        <w:tc>
-          <w:tcPr>
-            <w:tcW w:type="dxa" w:w="4752"/>
-            <w:shd w:val="clear" w:color="auto" w:fill="1A355E"/>
-          </w:tcPr>
-          <w:p>
-            <w:pPr>
-              <w:spacing w:before="60" w:after="60"/>
-            </w:pPr>
-            <w:r>
-              <w:rPr>
-                <w:b/>
-                <w:color w:val="FFFFFF"/>
-                <w:sz w:val="19"/>
-              </w:rPr>
-              <w:t>Metric</w:t>
-            </w:r>
-          </w:p>
-        </w:tc>
-        <w:tc>
-          <w:tcPr>
-            <w:tcW w:type="dxa" w:w="3888"/>
-            <w:shd w:val="clear" w:color="auto" w:fill="1A355E"/>
-          </w:tcPr>
-          <w:p>
-            <w:pPr>
-              <w:spacing w:before="60" w:after="60"/>
-            </w:pPr>
-            <w:r>
-              <w:rPr>
-                <w:b/>
-                <w:color w:val="FFFFFF"/>
-                <w:sz w:val="19"/>
-              </w:rPr>
-              <w:t>Value</w:t>
-            </w:r>
-          </w:p>
-        </w:tc>
-      </w:tr>
-      <w:tr>
-        <w:tc>
-          <w:tcPr>
-            <w:tcW w:type="dxa" w:w="4752"/>
-            <w:shd w:val="clear" w:color="auto" w:fill="FFFFFF"/>
-          </w:tcPr>
-          <w:p>
-            <w:pPr>
-              <w:spacing w:before="40" w:after="40"/>
-            </w:pPr>
-            <w:r>
-              <w:rPr>
-                <w:color w:val="444455"/>
-                <w:sz w:val="19"/>
-              </w:rPr>
-              <w:t>Customers receiving an increase</w:t>
-            </w:r>
-          </w:p>
-        </w:tc>
-        <w:tc>
-          <w:tcPr>
-            <w:tcW w:type="dxa" w:w="3888"/>
-            <w:shd w:val="clear" w:color="auto" w:fill="FFFFFF"/>
-          </w:tcPr>
-          <w:p>
-            <w:pPr>
-              <w:spacing w:before="40" w:after="40"/>
-            </w:pPr>
-            <w:r>
-              <w:rPr>
-                <w:color w:val="444455"/>
-                <w:sz w:val="19"/>
-              </w:rPr>
-              <w:t>8,748  (29.2% of portfolio)</w:t>
-            </w:r>
-          </w:p>
-        </w:tc>
-      </w:tr>
-      <w:tr>
-        <w:tc>
-          <w:tcPr>
-            <w:tcW w:type="dxa" w:w="4752"/>
-            <w:shd w:val="clear" w:color="auto" w:fill="F2F5F9"/>
-          </w:tcPr>
-          <w:p>
-            <w:pPr>
-              <w:spacing w:before="40" w:after="40"/>
-            </w:pPr>
-            <w:r>
-              <w:rPr>
-                <w:color w:val="444455"/>
-                <w:sz w:val="19"/>
-              </w:rPr>
-              <w:t>Total incremental exposure</w:t>
-            </w:r>
-          </w:p>
-        </w:tc>
-        <w:tc>
-          <w:tcPr>
-            <w:tcW w:type="dxa" w:w="3888"/>
-            <w:shd w:val="clear" w:color="auto" w:fill="F2F5F9"/>
-          </w:tcPr>
-          <w:p>
-            <w:pPr>
-              <w:spacing w:before="40" w:after="40"/>
-            </w:pPr>
-            <w:r>
-              <w:rPr>
-                <w:color w:val="444455"/>
-                <w:sz w:val="19"/>
-              </w:rPr>
-              <w:t>$417,000,000</w:t>
-            </w:r>
-          </w:p>
-        </w:tc>
-      </w:tr>
-      <w:tr>
-        <w:tc>
-          <w:tcPr>
-            <w:tcW w:type="dxa" w:w="4752"/>
-            <w:shd w:val="clear" w:color="auto" w:fill="FFFFFF"/>
-          </w:tcPr>
-          <w:p>
-            <w:pPr>
-              <w:spacing w:before="40" w:after="40"/>
-            </w:pPr>
-            <w:r>
-              <w:rPr>
-                <w:color w:val="444455"/>
-                <w:sz w:val="19"/>
-              </w:rPr>
-              <w:t>Expected incremental profit</w:t>
-            </w:r>
-          </w:p>
-        </w:tc>
-        <w:tc>
-          <w:tcPr>
-            <w:tcW w:type="dxa" w:w="3888"/>
-            <w:shd w:val="clear" w:color="auto" w:fill="FFFFFF"/>
-          </w:tcPr>
-          <w:p>
-            <w:pPr>
-              <w:spacing w:before="40" w:after="40"/>
-            </w:pPr>
-            <w:r>
-              <w:rPr>
-                <w:color w:val="444455"/>
-                <w:sz w:val="19"/>
-              </w:rPr>
-              <w:t>$3,250,000</w:t>
-            </w:r>
-          </w:p>
-        </w:tc>
-      </w:tr>
-      <w:tr>
-        <w:tc>
-          <w:tcPr>
-            <w:tcW w:type="dxa" w:w="4752"/>
-            <w:shd w:val="clear" w:color="auto" w:fill="F2F5F9"/>
-          </w:tcPr>
-          <w:p>
-            <w:pPr>
-              <w:spacing w:before="40" w:after="40"/>
-            </w:pPr>
-            <w:r>
-              <w:rPr>
-                <w:color w:val="444455"/>
-                <w:sz w:val="19"/>
-              </w:rPr>
-              <w:t>Portfolio weighted default risk</w:t>
-            </w:r>
-          </w:p>
-        </w:tc>
-        <w:tc>
-          <w:tcPr>
-            <w:tcW w:type="dxa" w:w="3888"/>
-            <w:shd w:val="clear" w:color="auto" w:fill="F2F5F9"/>
-          </w:tcPr>
-          <w:p>
-            <w:pPr>
-              <w:spacing w:before="40" w:after="40"/>
-            </w:pPr>
-            <w:r>
-              <w:rPr>
-                <w:color w:val="444455"/>
-                <w:sz w:val="19"/>
-              </w:rPr>
-              <w:t>5.00%  (at constraint boundary)</w:t>
-            </w:r>
-          </w:p>
-        </w:tc>
-      </w:tr>
-      <w:tr>
-        <w:tc>
-          <w:tcPr>
-            <w:tcW w:type="dxa" w:w="4752"/>
-            <w:shd w:val="clear" w:color="auto" w:fill="FFFFFF"/>
-          </w:tcPr>
-          <w:p>
-            <w:pPr>
-              <w:spacing w:before="40" w:after="40"/>
-            </w:pPr>
-            <w:r>
-              <w:rPr>
-                <w:color w:val="444455"/>
-                <w:sz w:val="19"/>
-              </w:rPr>
-              <w:t>Average increase (where approved)</w:t>
-            </w:r>
-          </w:p>
-        </w:tc>
-        <w:tc>
-          <w:tcPr>
-            <w:tcW w:type="dxa" w:w="3888"/>
-            <w:shd w:val="clear" w:color="auto" w:fill="FFFFFF"/>
-          </w:tcPr>
-          <w:p>
-            <w:pPr>
-              <w:spacing w:before="40" w:after="40"/>
-            </w:pPr>
-            <w:r>
-              <w:rPr>
-                <w:color w:val="444455"/>
-                <w:sz w:val="19"/>
-              </w:rPr>
-              <w:t>$47,700</w:t>
-            </w:r>
-          </w:p>
-        </w:tc>
-      </w:tr>
-      <w:tr>
-        <w:tc>
-          <w:tcPr>
-            <w:tcW w:type="dxa" w:w="4752"/>
-            <w:shd w:val="clear" w:color="auto" w:fill="F2F5F9"/>
-          </w:tcPr>
-          <w:p>
-            <w:pPr>
-              <w:spacing w:before="40" w:after="40"/>
-            </w:pPr>
-            <w:r>
-              <w:rPr>
-                <w:color w:val="444455"/>
-                <w:sz w:val="19"/>
-              </w:rPr>
-              <w:t>High-risk customers flagged (&gt;15%)</w:t>
-            </w:r>
-          </w:p>
-        </w:tc>
-        <w:tc>
-          <w:tcPr>
-            <w:tcW w:type="dxa" w:w="3888"/>
-            <w:shd w:val="clear" w:color="auto" w:fill="F2F5F9"/>
-          </w:tcPr>
-          <w:p>
-            <w:pPr>
-              <w:spacing w:before="40" w:after="40"/>
-            </w:pPr>
-            <w:r>
-              <w:rPr>
-                <w:color w:val="444455"/>
-                <w:sz w:val="19"/>
-              </w:rPr>
-              <w:t>4,196  (14.0%)</w:t>
-            </w:r>
-          </w:p>
-        </w:tc>
-      </w:tr>
-      <w:tr>
-        <w:tc>
-          <w:tcPr>
-            <w:tcW w:type="dxa" w:w="4752"/>
-            <w:shd w:val="clear" w:color="auto" w:fill="FFFFFF"/>
-          </w:tcPr>
-          <w:p>
-            <w:pPr>
-              <w:spacing w:before="40" w:after="40"/>
-            </w:pPr>
-            <w:r>
-              <w:rPr>
-                <w:color w:val="444455"/>
-                <w:sz w:val="19"/>
-              </w:rPr>
-              <w:t>LP solve time</w:t>
-            </w:r>
-          </w:p>
-        </w:tc>
-        <w:tc>
-          <w:tcPr>
-            <w:tcW w:type="dxa" w:w="3888"/>
-            <w:shd w:val="clear" w:color="auto" w:fill="FFFFFF"/>
-          </w:tcPr>
-          <w:p>
-            <w:pPr>
-              <w:spacing w:before="40" w:after="40"/>
-            </w:pPr>
-            <w:r>
-              <w:rPr>
-                <w:color w:val="444455"/>
-                <w:sz w:val="19"/>
-              </w:rPr>
-              <w:t>~1.6 seconds</w:t>
-            </w:r>
-          </w:p>
-        </w:tc>
-      </w:tr>
-      <w:tr>
-        <w:tc>
-          <w:tcPr>
-            <w:tcW w:type="dxa" w:w="4752"/>
-            <w:shd w:val="clear" w:color="auto" w:fill="F2F5F9"/>
-          </w:tcPr>
-          <w:p>
-            <w:pPr>
-              <w:spacing w:before="40" w:after="40"/>
-            </w:pPr>
-            <w:r>
-              <w:rPr>
-                <w:color w:val="444455"/>
-                <w:sz w:val="19"/>
-              </w:rPr>
-              <w:t>End-to-end pipeline runtime</w:t>
-            </w:r>
-          </w:p>
-        </w:tc>
-        <w:tc>
-          <w:tcPr>
-            <w:tcW w:type="dxa" w:w="3888"/>
-            <w:shd w:val="clear" w:color="auto" w:fill="F2F5F9"/>
-          </w:tcPr>
-          <w:p>
-            <w:pPr>
-              <w:spacing w:before="40" w:after="40"/>
-            </w:pPr>
-            <w:r>
-              <w:rPr>
-                <w:color w:val="444455"/>
-                <w:sz w:val="19"/>
-              </w:rPr>
-              <w:t>~30 seconds</w:t>
-            </w:r>
-          </w:p>
-        </w:tc>
-      </w:tr>
-    </w:tbl>
-    <w:p>
-      <w:pPr>
-        <w:spacing w:after="40"/>
-      </w:pPr>
-    </w:p>
-    <w:p>
-      <w:pPr>
-        <w:spacing w:before="240" w:after="60"/>
-      </w:pPr>
-      <w:r>
-        <w:rPr>
-          <w:b/>
-          <w:color w:val="007A87"/>
-          <w:sz w:val="22"/>
-        </w:rPr>
-        <w:t>State-level breakdown</w:t>
-      </w:r>
-    </w:p>
-    <w:tbl>
-      <w:tblPr>
-        <w:tblStyle w:val="TableGrid"/>
-        <w:tblW w:type="auto" w:w="0"/>
-        <w:jc w:val="left"/>
-        <w:tblLook w:firstColumn="1" w:firstRow="1" w:lastColumn="0" w:lastRow="0" w:noHBand="0" w:noVBand="1" w:val="04A0"/>
-      </w:tblPr>
-      <w:tblGrid>
-        <w:gridCol w:w="1881"/>
-        <w:gridCol w:w="1881"/>
-        <w:gridCol w:w="1881"/>
-        <w:gridCol w:w="1881"/>
-        <w:gridCol w:w="1881"/>
-      </w:tblGrid>
-      <w:tr>
-        <w:tc>
-          <w:tcPr>
-            <w:tcW w:type="dxa" w:w="1872"/>
-            <w:shd w:val="clear" w:color="auto" w:fill="1A355E"/>
-          </w:tcPr>
-          <w:p>
-            <w:pPr>
-              <w:spacing w:before="60" w:after="60"/>
-            </w:pPr>
-            <w:r>
-              <w:rPr>
-                <w:b/>
-                <w:color w:val="FFFFFF"/>
-                <w:sz w:val="19"/>
-              </w:rPr>
-              <w:t>Credit state</w:t>
-            </w:r>
-          </w:p>
-        </w:tc>
-        <w:tc>
-          <w:tcPr>
-            <w:tcW w:type="dxa" w:w="1728"/>
-            <w:shd w:val="clear" w:color="auto" w:fill="1A355E"/>
-          </w:tcPr>
-          <w:p>
-            <w:pPr>
-              <w:spacing w:before="60" w:after="60"/>
-            </w:pPr>
-            <w:r>
-              <w:rPr>
-                <w:b/>
-                <w:color w:val="FFFFFF"/>
-                <w:sz w:val="19"/>
-              </w:rPr>
-              <w:t>Customers</w:t>
-            </w:r>
-          </w:p>
-        </w:tc>
-        <w:tc>
-          <w:tcPr>
-            <w:tcW w:type="dxa" w:w="3312"/>
-            <w:shd w:val="clear" w:color="auto" w:fill="1A355E"/>
-          </w:tcPr>
-          <w:p>
-            <w:pPr>
-              <w:spacing w:before="60" w:after="60"/>
-            </w:pPr>
-            <w:r>
-              <w:rPr>
-                <w:b/>
-                <w:color w:val="FFFFFF"/>
-                <w:sz w:val="19"/>
-              </w:rPr>
-              <w:t>Receiving increase</w:t>
-            </w:r>
-          </w:p>
-        </w:tc>
-        <w:tc>
-          <w:tcPr>
-            <w:tcW w:type="dxa" w:w="1872"/>
-            <w:shd w:val="clear" w:color="auto" w:fill="1A355E"/>
-          </w:tcPr>
-          <w:p>
-            <w:pPr>
-              <w:spacing w:before="60" w:after="60"/>
-            </w:pPr>
-            <w:r>
-              <w:rPr>
-                <w:b/>
-                <w:color w:val="FFFFFF"/>
-                <w:sz w:val="19"/>
-              </w:rPr>
-              <w:t>Mean increase</w:t>
-            </w:r>
-          </w:p>
-        </w:tc>
-        <w:tc>
-          <w:tcPr>
-            <w:tcW w:type="dxa" w:w="2160"/>
-            <w:shd w:val="clear" w:color="auto" w:fill="1A355E"/>
-          </w:tcPr>
-          <w:p>
-            <w:pPr>
-              <w:spacing w:before="60" w:after="60"/>
-            </w:pPr>
-            <w:r>
-              <w:rPr>
-                <w:b/>
-                <w:color w:val="FFFFFF"/>
-                <w:sz w:val="19"/>
-              </w:rPr>
-              <w:t>Mean default risk</w:t>
-            </w:r>
-          </w:p>
-        </w:tc>
-      </w:tr>
-      <w:tr>
-        <w:tc>
-          <w:tcPr>
-            <w:tcW w:type="dxa" w:w="1872"/>
-            <w:shd w:val="clear" w:color="auto" w:fill="FFFFFF"/>
-          </w:tcPr>
-          <w:p>
-            <w:pPr>
-              <w:spacing w:before="40" w:after="40"/>
-            </w:pPr>
-            <w:r>
-              <w:rPr>
-                <w:color w:val="444455"/>
-                <w:sz w:val="19"/>
-              </w:rPr>
-              <w:t>Excellent</w:t>
+              <w:t>× 1.35  (higher)</w:t>
             </w:r>
           </w:p>
         </w:tc>
@@ -5242,16 +3431,16 @@
             </w:pPr>
             <w:r>
               <w:rPr>
-                <w:color w:val="444455"/>
+                <w:color w:val="333333"/>
                 <w:sz w:val="19"/>
               </w:rPr>
-              <w:t>6,246</w:t>
+              <w:t>4.5%</w:t>
             </w:r>
           </w:p>
         </w:tc>
         <w:tc>
           <w:tcPr>
-            <w:tcW w:type="dxa" w:w="3312"/>
+            <w:tcW w:type="dxa" w:w="2880"/>
             <w:shd w:val="clear" w:color="auto" w:fill="FFFFFF"/>
           </w:tcPr>
           <w:p>
@@ -5260,555 +3449,10 @@
             </w:pPr>
             <w:r>
               <w:rPr>
-                <w:color w:val="444455"/>
+                <w:color w:val="333333"/>
                 <w:sz w:val="19"/>
               </w:rPr>
-              <w:t>High proportion — low risk headroom</w:t>
-            </w:r>
-          </w:p>
-        </w:tc>
-        <w:tc>
-          <w:tcPr>
-            <w:tcW w:type="dxa" w:w="1872"/>
-            <w:shd w:val="clear" w:color="auto" w:fill="FFFFFF"/>
-          </w:tcPr>
-          <w:p>
-            <w:pPr>
-              <w:spacing w:before="40" w:after="40"/>
-            </w:pPr>
-            <w:r>
-              <w:rPr>
-                <w:color w:val="444455"/>
-                <w:sz w:val="19"/>
-              </w:rPr>
-              <w:t>Larger</w:t>
-            </w:r>
-          </w:p>
-        </w:tc>
-        <w:tc>
-          <w:tcPr>
-            <w:tcW w:type="dxa" w:w="2160"/>
-            <w:shd w:val="clear" w:color="auto" w:fill="FFFFFF"/>
-          </w:tcPr>
-          <w:p>
-            <w:pPr>
-              <w:spacing w:before="40" w:after="40"/>
-            </w:pPr>
-            <w:r>
-              <w:rPr>
-                <w:color w:val="444455"/>
-                <w:sz w:val="19"/>
-              </w:rPr>
-              <w:t>~1%</w:t>
-            </w:r>
-          </w:p>
-        </w:tc>
-      </w:tr>
-      <w:tr>
-        <w:tc>
-          <w:tcPr>
-            <w:tcW w:type="dxa" w:w="1872"/>
-            <w:shd w:val="clear" w:color="auto" w:fill="F2F5F9"/>
-          </w:tcPr>
-          <w:p>
-            <w:pPr>
-              <w:spacing w:before="40" w:after="40"/>
-            </w:pPr>
-            <w:r>
-              <w:rPr>
-                <w:color w:val="444455"/>
-                <w:sz w:val="19"/>
-              </w:rPr>
-              <w:t>Good</w:t>
-            </w:r>
-          </w:p>
-        </w:tc>
-        <w:tc>
-          <w:tcPr>
-            <w:tcW w:type="dxa" w:w="1728"/>
-            <w:shd w:val="clear" w:color="auto" w:fill="F2F5F9"/>
-          </w:tcPr>
-          <w:p>
-            <w:pPr>
-              <w:spacing w:before="40" w:after="40"/>
-            </w:pPr>
-            <w:r>
-              <w:rPr>
-                <w:color w:val="444455"/>
-                <w:sz w:val="19"/>
-              </w:rPr>
-              <w:t>8,703</w:t>
-            </w:r>
-          </w:p>
-        </w:tc>
-        <w:tc>
-          <w:tcPr>
-            <w:tcW w:type="dxa" w:w="3312"/>
-            <w:shd w:val="clear" w:color="auto" w:fill="F2F5F9"/>
-          </w:tcPr>
-          <w:p>
-            <w:pPr>
-              <w:spacing w:before="40" w:after="40"/>
-            </w:pPr>
-            <w:r>
-              <w:rPr>
-                <w:color w:val="444455"/>
-                <w:sz w:val="19"/>
-              </w:rPr>
-              <w:t>Moderate — constrained by risk budget</w:t>
-            </w:r>
-          </w:p>
-        </w:tc>
-        <w:tc>
-          <w:tcPr>
-            <w:tcW w:type="dxa" w:w="1872"/>
-            <w:shd w:val="clear" w:color="auto" w:fill="F2F5F9"/>
-          </w:tcPr>
-          <w:p>
-            <w:pPr>
-              <w:spacing w:before="40" w:after="40"/>
-            </w:pPr>
-            <w:r>
-              <w:rPr>
-                <w:color w:val="444455"/>
-                <w:sz w:val="19"/>
-              </w:rPr>
-              <w:t>Moderate</w:t>
-            </w:r>
-          </w:p>
-        </w:tc>
-        <w:tc>
-          <w:tcPr>
-            <w:tcW w:type="dxa" w:w="2160"/>
-            <w:shd w:val="clear" w:color="auto" w:fill="F2F5F9"/>
-          </w:tcPr>
-          <w:p>
-            <w:pPr>
-              <w:spacing w:before="40" w:after="40"/>
-            </w:pPr>
-            <w:r>
-              <w:rPr>
-                <w:color w:val="444455"/>
-                <w:sz w:val="19"/>
-              </w:rPr>
-              <w:t>~2.5%</w:t>
-            </w:r>
-          </w:p>
-        </w:tc>
-      </w:tr>
-      <w:tr>
-        <w:tc>
-          <w:tcPr>
-            <w:tcW w:type="dxa" w:w="1872"/>
-            <w:shd w:val="clear" w:color="auto" w:fill="FFFFFF"/>
-          </w:tcPr>
-          <w:p>
-            <w:pPr>
-              <w:spacing w:before="40" w:after="40"/>
-            </w:pPr>
-            <w:r>
-              <w:rPr>
-                <w:color w:val="444455"/>
-                <w:sz w:val="19"/>
-              </w:rPr>
-              <w:t>Fair</w:t>
-            </w:r>
-          </w:p>
-        </w:tc>
-        <w:tc>
-          <w:tcPr>
-            <w:tcW w:type="dxa" w:w="1728"/>
-            <w:shd w:val="clear" w:color="auto" w:fill="FFFFFF"/>
-          </w:tcPr>
-          <w:p>
-            <w:pPr>
-              <w:spacing w:before="40" w:after="40"/>
-            </w:pPr>
-            <w:r>
-              <w:rPr>
-                <w:color w:val="444455"/>
-                <w:sz w:val="19"/>
-              </w:rPr>
-              <w:t>8,757</w:t>
-            </w:r>
-          </w:p>
-        </w:tc>
-        <w:tc>
-          <w:tcPr>
-            <w:tcW w:type="dxa" w:w="3312"/>
-            <w:shd w:val="clear" w:color="auto" w:fill="FFFFFF"/>
-          </w:tcPr>
-          <w:p>
-            <w:pPr>
-              <w:spacing w:before="40" w:after="40"/>
-            </w:pPr>
-            <w:r>
-              <w:rPr>
-                <w:color w:val="444455"/>
-                <w:sz w:val="19"/>
-              </w:rPr>
-              <w:t>Selective — risk budget limiting</w:t>
-            </w:r>
-          </w:p>
-        </w:tc>
-        <w:tc>
-          <w:tcPr>
-            <w:tcW w:type="dxa" w:w="1872"/>
-            <w:shd w:val="clear" w:color="auto" w:fill="FFFFFF"/>
-          </w:tcPr>
-          <w:p>
-            <w:pPr>
-              <w:spacing w:before="40" w:after="40"/>
-            </w:pPr>
-            <w:r>
-              <w:rPr>
-                <w:color w:val="444455"/>
-                <w:sz w:val="19"/>
-              </w:rPr>
-              <w:t>Smaller</w:t>
-            </w:r>
-          </w:p>
-        </w:tc>
-        <w:tc>
-          <w:tcPr>
-            <w:tcW w:type="dxa" w:w="2160"/>
-            <w:shd w:val="clear" w:color="auto" w:fill="FFFFFF"/>
-          </w:tcPr>
-          <w:p>
-            <w:pPr>
-              <w:spacing w:before="40" w:after="40"/>
-            </w:pPr>
-            <w:r>
-              <w:rPr>
-                <w:color w:val="444455"/>
-                <w:sz w:val="19"/>
-              </w:rPr>
-              <w:t>~7%</w:t>
-            </w:r>
-          </w:p>
-        </w:tc>
-      </w:tr>
-      <w:tr>
-        <w:tc>
-          <w:tcPr>
-            <w:tcW w:type="dxa" w:w="1872"/>
-            <w:shd w:val="clear" w:color="auto" w:fill="F2F5F9"/>
-          </w:tcPr>
-          <w:p>
-            <w:pPr>
-              <w:spacing w:before="40" w:after="40"/>
-            </w:pPr>
-            <w:r>
-              <w:rPr>
-                <w:color w:val="444455"/>
-                <w:sz w:val="19"/>
-              </w:rPr>
-              <w:t>Poor</w:t>
-            </w:r>
-          </w:p>
-        </w:tc>
-        <w:tc>
-          <w:tcPr>
-            <w:tcW w:type="dxa" w:w="1728"/>
-            <w:shd w:val="clear" w:color="auto" w:fill="F2F5F9"/>
-          </w:tcPr>
-          <w:p>
-            <w:pPr>
-              <w:spacing w:before="40" w:after="40"/>
-            </w:pPr>
-            <w:r>
-              <w:rPr>
-                <w:color w:val="444455"/>
-                <w:sz w:val="19"/>
-              </w:rPr>
-              <w:t>6,294</w:t>
-            </w:r>
-          </w:p>
-        </w:tc>
-        <w:tc>
-          <w:tcPr>
-            <w:tcW w:type="dxa" w:w="3312"/>
-            <w:shd w:val="clear" w:color="auto" w:fill="F2F5F9"/>
-          </w:tcPr>
-          <w:p>
-            <w:pPr>
-              <w:spacing w:before="40" w:after="40"/>
-            </w:pPr>
-            <w:r>
-              <w:rPr>
-                <w:color w:val="444455"/>
-                <w:sz w:val="19"/>
-              </w:rPr>
-              <w:t>Minimal — near constraint boundary</w:t>
-            </w:r>
-          </w:p>
-        </w:tc>
-        <w:tc>
-          <w:tcPr>
-            <w:tcW w:type="dxa" w:w="1872"/>
-            <w:shd w:val="clear" w:color="auto" w:fill="F2F5F9"/>
-          </w:tcPr>
-          <w:p>
-            <w:pPr>
-              <w:spacing w:before="40" w:after="40"/>
-            </w:pPr>
-            <w:r>
-              <w:rPr>
-                <w:color w:val="444455"/>
-                <w:sz w:val="19"/>
-              </w:rPr>
-              <w:t>Minimal</w:t>
-            </w:r>
-          </w:p>
-        </w:tc>
-        <w:tc>
-          <w:tcPr>
-            <w:tcW w:type="dxa" w:w="2160"/>
-            <w:shd w:val="clear" w:color="auto" w:fill="F2F5F9"/>
-          </w:tcPr>
-          <w:p>
-            <w:pPr>
-              <w:spacing w:before="40" w:after="40"/>
-            </w:pPr>
-            <w:r>
-              <w:rPr>
-                <w:color w:val="444455"/>
-                <w:sz w:val="19"/>
-              </w:rPr>
-              <w:t>~18%</w:t>
-            </w:r>
-          </w:p>
-        </w:tc>
-      </w:tr>
-    </w:tbl>
-    <w:p>
-      <w:pPr>
-        <w:spacing w:after="40"/>
-      </w:pPr>
-    </w:p>
-    <w:p>
-      <w:pPr>
-        <w:spacing w:before="240" w:after="60"/>
-      </w:pPr>
-      <w:r>
-        <w:rPr>
-          <w:b/>
-          <w:color w:val="007A87"/>
-          <w:sz w:val="22"/>
-        </w:rPr>
-        <w:t>Correctness validation</w:t>
-      </w:r>
-    </w:p>
-    <w:p>
-      <w:pPr>
-        <w:spacing w:after="120"/>
-      </w:pPr>
-      <w:r>
-        <w:rPr>
-          <w:color w:val="444455"/>
-          <w:sz w:val="21"/>
-        </w:rPr>
-        <w:t>The solution is validated against 44 formally-specified correctness properties covering data integrity, model constraints, solver status, and output completeness. All 44 properties pass on every run.</w:t>
-      </w:r>
-    </w:p>
-    <w:p>
-      <w:pPr>
-        <w:spacing w:before="360" w:after="80"/>
-        <w:pBdr>
-          <w:bottom w:val="single" w:sz="6" w:space="1" w:color="1A355E"/>
-        </w:pBdr>
-      </w:pPr>
-      <w:r>
-        <w:rPr>
-          <w:b/>
-          <w:color w:val="1A355E"/>
-          <w:sz w:val="28"/>
-        </w:rPr>
-        <w:t>11.  Limitations and Upgrade Path</w:t>
-      </w:r>
-    </w:p>
-    <w:p>
-      <w:pPr>
-        <w:spacing w:before="240" w:after="60"/>
-      </w:pPr>
-      <w:r>
-        <w:rPr>
-          <w:b/>
-          <w:color w:val="007A87"/>
-          <w:sz w:val="22"/>
-        </w:rPr>
-        <w:t>Current limitations</w:t>
-      </w:r>
-    </w:p>
-    <w:p>
-      <w:pPr>
-        <w:pStyle w:val="ListBullet"/>
-        <w:spacing w:after="60"/>
-        <w:ind w:left="360"/>
-      </w:pPr>
-      <w:r>
-        <w:rPr>
-          <w:color w:val="444455"/>
-          <w:sz w:val="21"/>
-        </w:rPr>
-        <w:t>No default outcome labels. The risk scores are relative rankings anchored to assumed base rates, not calibrated default probabilities. The 5% portfolio risk constraint is internally consistent but does not directly correspond to a 5% expected annual loss rate.</w:t>
-      </w:r>
-    </w:p>
-    <w:p>
-      <w:pPr>
-        <w:pStyle w:val="ListBullet"/>
-        <w:spacing w:after="60"/>
-        <w:ind w:left="360"/>
-      </w:pPr>
-      <w:r>
-        <w:rPr>
-          <w:color w:val="444455"/>
-          <w:sz w:val="21"/>
-        </w:rPr>
-        <w:t>Weights are assumed. The 35/30/15/20 feature weights are aligned with industry convention, not estimated from this dataset.</w:t>
-      </w:r>
-    </w:p>
-    <w:p>
-      <w:pPr>
-        <w:pStyle w:val="ListBullet"/>
-        <w:spacing w:after="60"/>
-        <w:ind w:left="360"/>
-      </w:pPr>
-      <w:r>
-        <w:rPr>
-          <w:color w:val="444455"/>
-          <w:sz w:val="21"/>
-        </w:rPr>
-        <w:t>Four credit states are imposed by business requirement. Statistically, the data supports two natural clusters. The Good/Fair boundary in particular is a business-driven split of a continuous distribution.</w:t>
-      </w:r>
-    </w:p>
-    <w:p>
-      <w:pPr>
-        <w:pStyle w:val="ListBullet"/>
-        <w:spacing w:after="60"/>
-        <w:ind w:left="360"/>
-      </w:pPr>
-      <w:r>
-        <w:rPr>
-          <w:color w:val="444455"/>
-          <w:sz w:val="21"/>
-        </w:rPr>
-        <w:t>Macro features are uniform across customers. All customers receive the same macro environment; there is no regional or demographic variation.</w:t>
-      </w:r>
-    </w:p>
-    <w:p>
-      <w:pPr>
-        <w:spacing w:before="240" w:after="60"/>
-      </w:pPr>
-      <w:r>
-        <w:rPr>
-          <w:b/>
-          <w:color w:val="007A87"/>
-          <w:sz w:val="22"/>
-        </w:rPr>
-        <w:t>Upgrade path</w:t>
-      </w:r>
-    </w:p>
-    <w:p>
-      <w:pPr>
-        <w:pStyle w:val="ListBullet"/>
-        <w:spacing w:after="60"/>
-        <w:ind w:left="360"/>
-      </w:pPr>
-      <w:r>
-        <w:rPr>
-          <w:color w:val="444455"/>
-          <w:sz w:val="21"/>
-        </w:rPr>
-        <w:t>Collect outcome data. Even a 90-days-past-due flag from the next 12 months would allow logistic regression or gradient boosting trained on real defaults — replacing the entire ordinal ranking step with a calibrated probability model.</w:t>
-      </w:r>
-    </w:p>
-    <w:p>
-      <w:pPr>
-        <w:pStyle w:val="ListBullet"/>
-        <w:spacing w:after="60"/>
-        <w:ind w:left="360"/>
-      </w:pPr>
-      <w:r>
-        <w:rPr>
-          <w:color w:val="444455"/>
-          <w:sz w:val="21"/>
-        </w:rPr>
-        <w:t>Deploy with a holdout control group. Withhold increases from a random 15–20% of eligible customers. After 12 months, the contrast between treated and control provides both outcome labels and a clean causal estimate of the policy's effect.</w:t>
-      </w:r>
-    </w:p>
-    <w:p>
-      <w:pPr>
-        <w:pStyle w:val="ListBullet"/>
-        <w:spacing w:after="60"/>
-        <w:ind w:left="360"/>
-      </w:pPr>
-      <w:r>
-        <w:rPr>
-          <w:color w:val="444455"/>
-          <w:sz w:val="21"/>
-        </w:rPr>
-        <w:t>Benchmark base rates to FDIC data. Replace the assumed base rates (1%/2.5%/7%/18%) with published charge-off rates for equivalent consumer loan tiers, making the LP risk constraint correspond to a real expected loss rate.</w:t>
-      </w:r>
-    </w:p>
-    <w:p>
-      <w:pPr>
-        <w:pStyle w:val="ListBullet"/>
-        <w:spacing w:after="60"/>
-        <w:ind w:left="360"/>
-      </w:pPr>
-      <w:r>
-        <w:rPr>
-          <w:color w:val="444455"/>
-          <w:sz w:val="21"/>
-        </w:rPr>
-        <w:t>Add external data. Credit bureau scores, debt-to-income ratios, or transaction-level data would introduce genuine feature interactions that justify a non-linear model.</w:t>
-      </w:r>
-    </w:p>
-    <w:tbl>
-      <w:tblPr>
-        <w:tblW w:type="auto" w:w="0"/>
-        <w:tblLook w:firstColumn="1" w:firstRow="1" w:lastColumn="0" w:lastRow="0" w:noHBand="0" w:noVBand="1" w:val="04A0"/>
-        <w:jc w:val="left"/>
-        <w:tblBorders>
-          <w:top w:val="none"/>
-          <w:left w:val="none"/>
-          <w:bottom w:val="none"/>
-          <w:right w:val="none"/>
-          <w:insideH w:val="none"/>
-          <w:insideV w:val="none"/>
-        </w:tblBorders>
-      </w:tblPr>
-      <w:tblGrid>
-        <w:gridCol w:w="9406"/>
-      </w:tblGrid>
-      <w:tr>
-        <w:tc>
-          <w:tcPr>
-            <w:tcW w:type="dxa" w:w="8352"/>
-            <w:tcBorders>
-              <w:left w:val="single" w:sz="18" w:space="0" w:color="D47E00"/>
-            </w:tcBorders>
-            <w:shd w:val="clear" w:color="auto" w:fill="FFF8EE"/>
-          </w:tcPr>
-          <w:p>
-            <w:pPr>
-              <w:spacing w:before="80" w:after="80"/>
-            </w:pPr>
-            <w:r>
-              <w:rPr>
-                <w:b/>
-                <w:color w:val="D47E00"/>
-                <w:sz w:val="20"/>
-              </w:rPr>
-              <w:t xml:space="preserve">Key point  </w:t>
-            </w:r>
-            <w:r>
-              <w:rPr>
-                <w:color w:val="444455"/>
-                <w:sz w:val="20"/>
-              </w:rPr>
-              <w:t>The analytical framework — ordinal ranking for relative ordering, Markov chain for trajectory, Monte Carlo for profitability simulation, and LP for joint optimisation — is sound and remains valid when outcome data becomes available. Only the risk scoring step needs to be replaced; the downstream pipeline is unchanged.</w:t>
+              <w:t>~7,800</w:t>
             </w:r>
           </w:p>
         </w:tc>
@@ -5821,7 +3465,533 @@
     </w:p>
     <w:p>
       <w:pPr>
-        <w:spacing w:after="200"/>
+        <w:spacing w:after="140"/>
+      </w:pPr>
+      <w:r>
+        <w:rPr>
+          <w:color w:val="333333"/>
+          <w:sz w:val="21"/>
+        </w:rPr>
+        <w:t>The spread between optimistic and adverse outcomes is roughly $12.8B in LP objective — confirming that macro conditions materially affect the right policy, not just the confidence interval around it.</w:t>
+      </w:r>
+    </w:p>
+    <w:p>
+      <w:pPr>
+        <w:spacing w:before="320" w:after="80"/>
+      </w:pPr>
+      <w:r>
+        <w:rPr>
+          <w:b/>
+          <w:color w:val="1A1A2E"/>
+          <w:sz w:val="24"/>
+        </w:rPr>
+        <w:t>Results</w:t>
+      </w:r>
+    </w:p>
+    <w:tbl>
+      <w:tblPr>
+        <w:tblStyle w:val="TableGrid"/>
+        <w:tblW w:type="auto" w:w="0"/>
+        <w:jc w:val="left"/>
+        <w:tblLook w:firstColumn="1" w:firstRow="1" w:lastColumn="0" w:lastRow="0" w:noHBand="0" w:noVBand="1" w:val="04A0"/>
+      </w:tblPr>
+      <w:tblGrid>
+        <w:gridCol w:w="4419"/>
+        <w:gridCol w:w="4419"/>
+      </w:tblGrid>
+      <w:tr>
+        <w:tc>
+          <w:tcPr>
+            <w:tcW w:type="dxa" w:w="4608"/>
+            <w:shd w:val="clear" w:color="auto" w:fill="2C3E6B"/>
+          </w:tcPr>
+          <w:p>
+            <w:pPr>
+              <w:spacing w:before="60" w:after="60"/>
+            </w:pPr>
+            <w:r>
+              <w:rPr>
+                <w:b/>
+                <w:color w:val="FFFFFF"/>
+                <w:sz w:val="19"/>
+              </w:rPr>
+            </w:r>
+          </w:p>
+        </w:tc>
+        <w:tc>
+          <w:tcPr>
+            <w:tcW w:type="dxa" w:w="4032"/>
+            <w:shd w:val="clear" w:color="auto" w:fill="2C3E6B"/>
+          </w:tcPr>
+          <w:p>
+            <w:pPr>
+              <w:spacing w:before="60" w:after="60"/>
+            </w:pPr>
+            <w:r>
+              <w:rPr>
+                <w:b/>
+                <w:color w:val="FFFFFF"/>
+                <w:sz w:val="19"/>
+              </w:rPr>
+            </w:r>
+          </w:p>
+        </w:tc>
+      </w:tr>
+      <w:tr>
+        <w:tc>
+          <w:tcPr>
+            <w:tcW w:type="dxa" w:w="4608"/>
+            <w:shd w:val="clear" w:color="auto" w:fill="FFFFFF"/>
+          </w:tcPr>
+          <w:p>
+            <w:pPr>
+              <w:spacing w:before="40" w:after="40"/>
+            </w:pPr>
+            <w:r>
+              <w:rPr>
+                <w:color w:val="333333"/>
+                <w:sz w:val="19"/>
+              </w:rPr>
+              <w:t>Customers receiving an increase</w:t>
+            </w:r>
+          </w:p>
+        </w:tc>
+        <w:tc>
+          <w:tcPr>
+            <w:tcW w:type="dxa" w:w="4032"/>
+            <w:shd w:val="clear" w:color="auto" w:fill="FFFFFF"/>
+          </w:tcPr>
+          <w:p>
+            <w:pPr>
+              <w:spacing w:before="40" w:after="40"/>
+            </w:pPr>
+            <w:r>
+              <w:rPr>
+                <w:color w:val="333333"/>
+                <w:sz w:val="19"/>
+              </w:rPr>
+              <w:t>8,748  (29.2%)</w:t>
+            </w:r>
+          </w:p>
+        </w:tc>
+      </w:tr>
+      <w:tr>
+        <w:tc>
+          <w:tcPr>
+            <w:tcW w:type="dxa" w:w="4608"/>
+            <w:shd w:val="clear" w:color="auto" w:fill="F5F5F5"/>
+          </w:tcPr>
+          <w:p>
+            <w:pPr>
+              <w:spacing w:before="40" w:after="40"/>
+            </w:pPr>
+            <w:r>
+              <w:rPr>
+                <w:color w:val="333333"/>
+                <w:sz w:val="19"/>
+              </w:rPr>
+              <w:t>Total incremental exposure</w:t>
+            </w:r>
+          </w:p>
+        </w:tc>
+        <w:tc>
+          <w:tcPr>
+            <w:tcW w:type="dxa" w:w="4032"/>
+            <w:shd w:val="clear" w:color="auto" w:fill="F5F5F5"/>
+          </w:tcPr>
+          <w:p>
+            <w:pPr>
+              <w:spacing w:before="40" w:after="40"/>
+            </w:pPr>
+            <w:r>
+              <w:rPr>
+                <w:color w:val="333333"/>
+                <w:sz w:val="19"/>
+              </w:rPr>
+              <w:t>$417 million</w:t>
+            </w:r>
+          </w:p>
+        </w:tc>
+      </w:tr>
+      <w:tr>
+        <w:tc>
+          <w:tcPr>
+            <w:tcW w:type="dxa" w:w="4608"/>
+            <w:shd w:val="clear" w:color="auto" w:fill="FFFFFF"/>
+          </w:tcPr>
+          <w:p>
+            <w:pPr>
+              <w:spacing w:before="40" w:after="40"/>
+            </w:pPr>
+            <w:r>
+              <w:rPr>
+                <w:color w:val="333333"/>
+                <w:sz w:val="19"/>
+              </w:rPr>
+              <w:t>Expected incremental profit</w:t>
+            </w:r>
+          </w:p>
+        </w:tc>
+        <w:tc>
+          <w:tcPr>
+            <w:tcW w:type="dxa" w:w="4032"/>
+            <w:shd w:val="clear" w:color="auto" w:fill="FFFFFF"/>
+          </w:tcPr>
+          <w:p>
+            <w:pPr>
+              <w:spacing w:before="40" w:after="40"/>
+            </w:pPr>
+            <w:r>
+              <w:rPr>
+                <w:color w:val="333333"/>
+                <w:sz w:val="19"/>
+              </w:rPr>
+              <w:t>$3.25 million</w:t>
+            </w:r>
+          </w:p>
+        </w:tc>
+      </w:tr>
+      <w:tr>
+        <w:tc>
+          <w:tcPr>
+            <w:tcW w:type="dxa" w:w="4608"/>
+            <w:shd w:val="clear" w:color="auto" w:fill="F5F5F5"/>
+          </w:tcPr>
+          <w:p>
+            <w:pPr>
+              <w:spacing w:before="40" w:after="40"/>
+            </w:pPr>
+            <w:r>
+              <w:rPr>
+                <w:color w:val="333333"/>
+                <w:sz w:val="19"/>
+              </w:rPr>
+              <w:t>Portfolio weighted default risk</w:t>
+            </w:r>
+          </w:p>
+        </w:tc>
+        <w:tc>
+          <w:tcPr>
+            <w:tcW w:type="dxa" w:w="4032"/>
+            <w:shd w:val="clear" w:color="auto" w:fill="F5F5F5"/>
+          </w:tcPr>
+          <w:p>
+            <w:pPr>
+              <w:spacing w:before="40" w:after="40"/>
+            </w:pPr>
+            <w:r>
+              <w:rPr>
+                <w:color w:val="333333"/>
+                <w:sz w:val="19"/>
+              </w:rPr>
+              <w:t>5.00%  (at the constraint boundary)</w:t>
+            </w:r>
+          </w:p>
+        </w:tc>
+      </w:tr>
+      <w:tr>
+        <w:tc>
+          <w:tcPr>
+            <w:tcW w:type="dxa" w:w="4608"/>
+            <w:shd w:val="clear" w:color="auto" w:fill="FFFFFF"/>
+          </w:tcPr>
+          <w:p>
+            <w:pPr>
+              <w:spacing w:before="40" w:after="40"/>
+            </w:pPr>
+            <w:r>
+              <w:rPr>
+                <w:color w:val="333333"/>
+                <w:sz w:val="19"/>
+              </w:rPr>
+              <w:t>Average increase, where approved</w:t>
+            </w:r>
+          </w:p>
+        </w:tc>
+        <w:tc>
+          <w:tcPr>
+            <w:tcW w:type="dxa" w:w="4032"/>
+            <w:shd w:val="clear" w:color="auto" w:fill="FFFFFF"/>
+          </w:tcPr>
+          <w:p>
+            <w:pPr>
+              <w:spacing w:before="40" w:after="40"/>
+            </w:pPr>
+            <w:r>
+              <w:rPr>
+                <w:color w:val="333333"/>
+                <w:sz w:val="19"/>
+              </w:rPr>
+              <w:t>$47,700</w:t>
+            </w:r>
+          </w:p>
+        </w:tc>
+      </w:tr>
+      <w:tr>
+        <w:tc>
+          <w:tcPr>
+            <w:tcW w:type="dxa" w:w="4608"/>
+            <w:shd w:val="clear" w:color="auto" w:fill="F5F5F5"/>
+          </w:tcPr>
+          <w:p>
+            <w:pPr>
+              <w:spacing w:before="40" w:after="40"/>
+            </w:pPr>
+            <w:r>
+              <w:rPr>
+                <w:color w:val="333333"/>
+                <w:sz w:val="19"/>
+              </w:rPr>
+              <w:t>High-risk customers flagged (&gt;15%)</w:t>
+            </w:r>
+          </w:p>
+        </w:tc>
+        <w:tc>
+          <w:tcPr>
+            <w:tcW w:type="dxa" w:w="4032"/>
+            <w:shd w:val="clear" w:color="auto" w:fill="F5F5F5"/>
+          </w:tcPr>
+          <w:p>
+            <w:pPr>
+              <w:spacing w:before="40" w:after="40"/>
+            </w:pPr>
+            <w:r>
+              <w:rPr>
+                <w:color w:val="333333"/>
+                <w:sz w:val="19"/>
+              </w:rPr>
+              <w:t>4,196  (14.0%)</w:t>
+            </w:r>
+          </w:p>
+        </w:tc>
+      </w:tr>
+      <w:tr>
+        <w:tc>
+          <w:tcPr>
+            <w:tcW w:type="dxa" w:w="4608"/>
+            <w:shd w:val="clear" w:color="auto" w:fill="FFFFFF"/>
+          </w:tcPr>
+          <w:p>
+            <w:pPr>
+              <w:spacing w:before="40" w:after="40"/>
+            </w:pPr>
+            <w:r>
+              <w:rPr>
+                <w:color w:val="333333"/>
+                <w:sz w:val="19"/>
+              </w:rPr>
+              <w:t>LP solve time</w:t>
+            </w:r>
+          </w:p>
+        </w:tc>
+        <w:tc>
+          <w:tcPr>
+            <w:tcW w:type="dxa" w:w="4032"/>
+            <w:shd w:val="clear" w:color="auto" w:fill="FFFFFF"/>
+          </w:tcPr>
+          <w:p>
+            <w:pPr>
+              <w:spacing w:before="40" w:after="40"/>
+            </w:pPr>
+            <w:r>
+              <w:rPr>
+                <w:color w:val="333333"/>
+                <w:sz w:val="19"/>
+              </w:rPr>
+              <w:t>~1.6 seconds</w:t>
+            </w:r>
+          </w:p>
+        </w:tc>
+      </w:tr>
+      <w:tr>
+        <w:tc>
+          <w:tcPr>
+            <w:tcW w:type="dxa" w:w="4608"/>
+            <w:shd w:val="clear" w:color="auto" w:fill="F5F5F5"/>
+          </w:tcPr>
+          <w:p>
+            <w:pPr>
+              <w:spacing w:before="40" w:after="40"/>
+            </w:pPr>
+            <w:r>
+              <w:rPr>
+                <w:color w:val="333333"/>
+                <w:sz w:val="19"/>
+              </w:rPr>
+              <w:t>End-to-end pipeline runtime</w:t>
+            </w:r>
+          </w:p>
+        </w:tc>
+        <w:tc>
+          <w:tcPr>
+            <w:tcW w:type="dxa" w:w="4032"/>
+            <w:shd w:val="clear" w:color="auto" w:fill="F5F5F5"/>
+          </w:tcPr>
+          <w:p>
+            <w:pPr>
+              <w:spacing w:before="40" w:after="40"/>
+            </w:pPr>
+            <w:r>
+              <w:rPr>
+                <w:color w:val="333333"/>
+                <w:sz w:val="19"/>
+              </w:rPr>
+              <w:t>~30 seconds</w:t>
+            </w:r>
+          </w:p>
+        </w:tc>
+      </w:tr>
+    </w:tbl>
+    <w:p>
+      <w:pPr>
+        <w:spacing w:after="80"/>
+      </w:pPr>
+    </w:p>
+    <w:p>
+      <w:pPr>
+        <w:spacing w:after="140"/>
+      </w:pPr>
+      <w:r>
+        <w:rPr>
+          <w:color w:val="333333"/>
+          <w:sz w:val="21"/>
+        </w:rPr>
+        <w:t>The LP pushed right to the 5% risk boundary, which is exactly what you want — it means the constraint is binding and the solution is fully utilising the available risk budget. A solution that came in at, say, 4.2% would suggest the exposure or per-customer cap was the limiting factor, not risk.</w:t>
+      </w:r>
+    </w:p>
+    <w:p>
+      <w:pPr>
+        <w:spacing w:before="320" w:after="80"/>
+      </w:pPr>
+      <w:r>
+        <w:rPr>
+          <w:b/>
+          <w:color w:val="1A1A2E"/>
+          <w:sz w:val="24"/>
+        </w:rPr>
+        <w:t>What to take with a grain of salt</w:t>
+      </w:r>
+    </w:p>
+    <w:p>
+      <w:pPr>
+        <w:spacing w:after="140"/>
+      </w:pPr>
+      <w:r>
+        <w:rPr>
+          <w:color w:val="333333"/>
+          <w:sz w:val="21"/>
+        </w:rPr>
+        <w:t>A few things are important to understand clearly before acting on these results:</w:t>
+      </w:r>
+    </w:p>
+    <w:p>
+      <w:pPr>
+        <w:pStyle w:val="ListBullet"/>
+        <w:spacing w:after="80"/>
+        <w:ind w:left="288"/>
+      </w:pPr>
+      <w:r>
+        <w:rPr>
+          <w:color w:val="333333"/>
+          <w:sz w:val="21"/>
+        </w:rPr>
+        <w:t>There are no observed defaults in the data. The risk scores are relative rankings anchored to assumed base rates (1% / 2.5% / 7% / 18%), not calibrated probabilities. The "5% portfolio risk" constraint is internally consistent but doesn't directly correspond to a 5% expected annual loss rate. The assumed rates are broadly aligned with FDIC charge-off data but have not been validated against our actual book.</w:t>
+      </w:r>
+    </w:p>
+    <w:p>
+      <w:pPr>
+        <w:pStyle w:val="ListBullet"/>
+        <w:spacing w:after="80"/>
+        <w:ind w:left="288"/>
+      </w:pPr>
+      <w:r>
+        <w:rPr>
+          <w:color w:val="333333"/>
+          <w:sz w:val="21"/>
+        </w:rPr>
+        <w:t>The feature weights (35/30/15/20) are industry convention, not estimated from data. They may not reflect the actual relative importance of these signals in our portfolio.</w:t>
+      </w:r>
+    </w:p>
+    <w:p>
+      <w:pPr>
+        <w:pStyle w:val="ListBullet"/>
+        <w:spacing w:after="80"/>
+        <w:ind w:left="288"/>
+      </w:pPr>
+      <w:r>
+        <w:rPr>
+          <w:color w:val="333333"/>
+          <w:sz w:val="21"/>
+        </w:rPr>
+        <w:t>The four credit states are a business-imposed structure on a continuous distribution. The data statistically supports two clusters. The Good/Fair boundary in particular is a judgment call, not a natural data boundary.</w:t>
+      </w:r>
+    </w:p>
+    <w:p>
+      <w:pPr>
+        <w:pStyle w:val="ListBullet"/>
+        <w:spacing w:after="80"/>
+        <w:ind w:left="288"/>
+      </w:pPr>
+      <w:r>
+        <w:rPr>
+          <w:color w:val="333333"/>
+          <w:sz w:val="21"/>
+        </w:rPr>
+        <w:t>All customers share the same macro environment. There's no regional or segment-level variation — everyone gets the same GDP, the same unemployment rate.</w:t>
+      </w:r>
+    </w:p>
+    <w:p>
+      <w:pPr>
+        <w:spacing w:before="200" w:after="60"/>
+      </w:pPr>
+      <w:r>
+        <w:rPr>
+          <w:b/>
+          <w:color w:val="333333"/>
+          <w:sz w:val="21"/>
+        </w:rPr>
+        <w:t>The quickest way to improve this</w:t>
+      </w:r>
+    </w:p>
+    <w:p>
+      <w:pPr>
+        <w:spacing w:after="140"/>
+      </w:pPr>
+      <w:r>
+        <w:rPr>
+          <w:color w:val="333333"/>
+          <w:sz w:val="21"/>
+        </w:rPr>
+        <w:t>The most valuable thing we could do is collect outcome data. Even a simple 90-days-past-due flag on current customers, observed over the next 12 months, would let us train a logistic regression (or something more complex) on real default events. That replaces the entire ordinal ranking step with a calibrated probability model.</w:t>
+      </w:r>
+    </w:p>
+    <w:p>
+      <w:pPr>
+        <w:spacing w:after="140"/>
+      </w:pPr>
+      <w:r>
+        <w:rPr>
+          <w:color w:val="333333"/>
+          <w:sz w:val="21"/>
+        </w:rPr>
+        <w:t>A holdout control group makes this even cleaner: withhold increases from a random 15–20% of eligible customers. After 12 months, the contrast between treated and control gives us both the outcome labels and a proper causal estimate of what the policy actually did.</w:t>
+      </w:r>
+    </w:p>
+    <w:p>
+      <w:pPr>
+        <w:spacing w:after="140"/>
+      </w:pPr>
+      <w:r>
+        <w:rPr>
+          <w:color w:val="333333"/>
+          <w:sz w:val="21"/>
+        </w:rPr>
+        <w:t>Everything downstream — the Markov chain, forecasting, simulation, LP — remains unchanged. Only the risk scoring step needs to be swapped out when better data arrives. The framework is built for that.</w:t>
+      </w:r>
+    </w:p>
+    <w:p>
+      <w:pPr>
+        <w:spacing w:after="320"/>
       </w:pPr>
     </w:p>
     <w:p>
@@ -5831,15 +4001,15 @@
       <w:r>
         <w:rPr>
           <w:i/>
-          <w:color w:val="AAAABB"/>
+          <w:color w:val="AAAAAA"/>
           <w:sz w:val="17"/>
         </w:rPr>
-        <w:t>Produced by the Credit Analytics team  ·  loan_limit_optimization.ipynb  ·  44/44 model properties verified</w:t>
+        <w:t>Credit Analytics  ·  May 2025  ·  44/44 model properties verified  ·  loan_limit_optimization.ipynb</w:t>
       </w:r>
     </w:p>
     <w:sectPr>
       <w:pgSz w:w="12240" w:h="15840"/>
-      <w:pgMar w:top="1247" w:right="1417" w:bottom="1247" w:left="1417" w:header="720" w:footer="720" w:gutter="0"/>
+      <w:pgMar w:top="1417" w:right="1701" w:bottom="1417" w:left="1701" w:header="720" w:footer="720" w:gutter="0"/>
       <w:cols w:space="720"/>
       <w:docGrid w:linePitch="360"/>
     </w:sectPr>

--- a/Credit_Limit_Optimisation_Explainer.docx
+++ b/Credit_Limit_Optimisation_Explainer.docx
@@ -103,7 +103,7 @@
           <w:color w:val="333333"/>
           <w:sz w:val="21"/>
         </w:rPr>
-        <w:t>8,593 customers (29%) received a recommended limit increase.</w:t>
+        <w:t>26,536 customers (89%) received a recommended limit increase.</w:t>
       </w:r>
     </w:p>
     <w:p>
@@ -117,7 +117,7 @@
           <w:color w:val="333333"/>
           <w:sz w:val="21"/>
         </w:rPr>
-        <w:t>Total incremental exposure: $417 million.</w:t>
+        <w:t>Total incremental exposure: $20.9 million.</w:t>
       </w:r>
     </w:p>
     <w:p>
@@ -131,7 +131,7 @@
           <w:color w:val="333333"/>
           <w:sz w:val="21"/>
         </w:rPr>
-        <w:t>Expected incremental profit: $3.25 million.</w:t>
+        <w:t>Expected incremental net profit: $785,451.</w:t>
       </w:r>
     </w:p>
     <w:p>
@@ -145,7 +145,7 @@
           <w:color w:val="333333"/>
           <w:sz w:val="21"/>
         </w:rPr>
-        <w:t>Portfolio default risk sits exactly at the 5% constraint — the LP pushed right up to it.</w:t>
+        <w:t>Weighted default risk on new exposure: 4.17% (below 5% cap). Return on incremental exposure: 3.76%.</w:t>
       </w:r>
     </w:p>
     <w:p>
@@ -3304,7 +3304,7 @@
                 <w:color w:val="333333"/>
                 <w:sz w:val="19"/>
               </w:rPr>
-              <w:t>~9,200</w:t>
+              <w:t>~27,500</w:t>
             </w:r>
           </w:p>
         </w:tc>
@@ -3378,7 +3378,7 @@
                 <w:color w:val="333333"/>
                 <w:sz w:val="19"/>
               </w:rPr>
-              <w:t>8,593</w:t>
+              <w:t>26,536</w:t>
             </w:r>
           </w:p>
         </w:tc>
@@ -3452,7 +3452,7 @@
                 <w:color w:val="333333"/>
                 <w:sz w:val="19"/>
               </w:rPr>
-              <w:t>~7,800</w:t>
+              <w:t>~25,200</w:t>
             </w:r>
           </w:p>
         </w:tc>
@@ -3472,7 +3472,7 @@
           <w:color w:val="333333"/>
           <w:sz w:val="21"/>
         </w:rPr>
-        <w:t>The spread between optimistic and adverse outcomes is roughly $12.8B in LP objective — confirming that macro conditions materially affect the right policy, not just the confidence interval around it.</w:t>
+        <w:t>The spread between optimistic and adverse outcomes is roughly 2,300 customers (~27,500 vs ~25,200) — confirming that macro conditions materially affect the right policy, not just the confidence interval around it.</w:t>
       </w:r>
     </w:p>
     <w:p>
@@ -3570,7 +3570,7 @@
                 <w:color w:val="333333"/>
                 <w:sz w:val="19"/>
               </w:rPr>
-              <w:t>8,593  (28.6%)</w:t>
+              <w:t>26,536  (88.5%)</w:t>
             </w:r>
           </w:p>
         </w:tc>
@@ -3608,7 +3608,7 @@
                 <w:color w:val="333333"/>
                 <w:sz w:val="19"/>
               </w:rPr>
-              <w:t>$417 million</w:t>
+              <w:t>$20.9 million</w:t>
             </w:r>
           </w:p>
         </w:tc>
@@ -3628,7 +3628,7 @@
                 <w:color w:val="333333"/>
                 <w:sz w:val="19"/>
               </w:rPr>
-              <w:t>Revenue ($40 × 8,593, NPV at 19%)</w:t>
+              <w:t>Revenue ($40 × 26,536, NPV at 19%)</w:t>
             </w:r>
           </w:p>
         </w:tc>
@@ -3646,7 +3646,7 @@
                 <w:color w:val="333333"/>
                 <w:sz w:val="19"/>
               </w:rPr>
-              <w:t>$313,040</w:t>
+              <w:t>$966,697</w:t>
             </w:r>
           </w:p>
         </w:tc>
@@ -3684,7 +3684,7 @@
                 <w:color w:val="333333"/>
                 <w:sz w:val="19"/>
               </w:rPr>
-              <w:t>$44,878</w:t>
+              <w:t>$181,246</w:t>
             </w:r>
           </w:p>
         </w:tc>
@@ -3722,7 +3722,7 @@
                 <w:color w:val="333333"/>
                 <w:sz w:val="19"/>
               </w:rPr>
-              <w:t>$268,162</w:t>
+              <w:t>$785,451</w:t>
             </w:r>
           </w:p>
         </w:tc>
@@ -3742,7 +3742,7 @@
                 <w:color w:val="333333"/>
                 <w:sz w:val="19"/>
               </w:rPr>
-              <w:t>Portfolio weighted default risk</w:t>
+              <w:t>Weighted default risk on new exposure</w:t>
             </w:r>
           </w:p>
         </w:tc>
@@ -3760,7 +3760,7 @@
                 <w:color w:val="333333"/>
                 <w:sz w:val="19"/>
               </w:rPr>
-              <w:t>3.31%  (below 5% cap)</w:t>
+              <w:t>4.17%  (below 5% cap)</w:t>
             </w:r>
           </w:p>
         </w:tc>
@@ -3780,6 +3780,44 @@
                 <w:color w:val="333333"/>
                 <w:sz w:val="19"/>
               </w:rPr>
+              <w:t>Return on incremental exposure</w:t>
+            </w:r>
+          </w:p>
+        </w:tc>
+        <w:tc>
+          <w:tcPr>
+            <w:tcW w:type="dxa" w:w="4032"/>
+            <w:shd w:val="clear" w:color="auto" w:fill="FFFFFF"/>
+          </w:tcPr>
+          <w:p>
+            <w:pPr>
+              <w:spacing w:before="40" w:after="40"/>
+            </w:pPr>
+            <w:r>
+              <w:rPr>
+                <w:color w:val="333333"/>
+                <w:sz w:val="19"/>
+              </w:rPr>
+              <w:t>3.76%</w:t>
+            </w:r>
+          </w:p>
+        </w:tc>
+      </w:tr>
+      <w:tr>
+        <w:tc>
+          <w:tcPr>
+            <w:tcW w:type="dxa" w:w="4608"/>
+            <w:shd w:val="clear" w:color="auto" w:fill="F5F5F5"/>
+          </w:tcPr>
+          <w:p>
+            <w:pPr>
+              <w:spacing w:before="40" w:after="40"/>
+            </w:pPr>
+            <w:r>
+              <w:rPr>
+                <w:color w:val="333333"/>
+                <w:sz w:val="19"/>
+              </w:rPr>
               <w:t>High-risk customers flagged (&gt;15%)</w:t>
             </w:r>
           </w:p>
@@ -3787,7 +3825,7 @@
         <w:tc>
           <w:tcPr>
             <w:tcW w:type="dxa" w:w="4032"/>
-            <w:shd w:val="clear" w:color="auto" w:fill="FFFFFF"/>
+            <w:shd w:val="clear" w:color="auto" w:fill="F5F5F5"/>
           </w:tcPr>
           <w:p>
             <w:pPr>
@@ -3807,7 +3845,7 @@
         <w:tc>
           <w:tcPr>
             <w:tcW w:type="dxa" w:w="4608"/>
-            <w:shd w:val="clear" w:color="auto" w:fill="F5F5F5"/>
+            <w:shd w:val="clear" w:color="auto" w:fill="FFFFFF"/>
           </w:tcPr>
           <w:p>
             <w:pPr>
@@ -3825,7 +3863,7 @@
         <w:tc>
           <w:tcPr>
             <w:tcW w:type="dxa" w:w="4032"/>
-            <w:shd w:val="clear" w:color="auto" w:fill="F5F5F5"/>
+            <w:shd w:val="clear" w:color="auto" w:fill="FFFFFF"/>
           </w:tcPr>
           <w:p>
             <w:pPr>
@@ -3845,7 +3883,7 @@
         <w:tc>
           <w:tcPr>
             <w:tcW w:type="dxa" w:w="4608"/>
-            <w:shd w:val="clear" w:color="auto" w:fill="FFFFFF"/>
+            <w:shd w:val="clear" w:color="auto" w:fill="F5F5F5"/>
           </w:tcPr>
           <w:p>
             <w:pPr>
@@ -3863,7 +3901,7 @@
         <w:tc>
           <w:tcPr>
             <w:tcW w:type="dxa" w:w="4032"/>
-            <w:shd w:val="clear" w:color="auto" w:fill="FFFFFF"/>
+            <w:shd w:val="clear" w:color="auto" w:fill="F5F5F5"/>
           </w:tcPr>
           <w:p>
             <w:pPr>
@@ -3894,7 +3932,7 @@
           <w:color w:val="333333"/>
           <w:sz w:val="21"/>
         </w:rPr>
-        <w:t>The binding constraint here is profitability, not the risk cap. With $40 flat revenue per increase, the LP only approves customers where expected credit loss falls below $36.43 (NPV of $40 at 19%). Portfolio risk settles at 3.31% — well below the 5% cap — because the model declines most Fair and Poor customers on profitability grounds before the risk constraint becomes relevant. it means the constraint is binding and the solution is fully utilising the available risk budget. A solution that came in at, say, 4.2% would suggest the exposure or per-customer cap was the limiting factor, not risk.</w:t>
+        <w:t>The risk constraint is binding for the incremental exposure: 4.17% weighted default risk on new lending sits below the 5% cap but the LP pushed the Poor-state bucket right to its limit. Each approved customer contributes at most 30% of their current limit as a new increase (per-step cap), so the $20.9M exposure figure reflects that proportional ceiling rather than a push to the $50k hard cap. it means the constraint is binding and the solution is fully utilising the available risk budget. A solution that came in at, say, 4.2% would suggest the exposure or per-customer cap was the limiting factor, not risk.</w:t>
       </w:r>
     </w:p>
     <w:p>

--- a/Credit_Limit_Optimisation_Explainer.docx
+++ b/Credit_Limit_Optimisation_Explainer.docx
@@ -103,7 +103,7 @@
           <w:color w:val="333333"/>
           <w:sz w:val="21"/>
         </w:rPr>
-        <w:t>26,536 customers (89%) received a recommended limit increase.</w:t>
+        <w:t>21,740 customers (72%) received a recommended limit increase.</w:t>
       </w:r>
     </w:p>
     <w:p>
@@ -117,7 +117,7 @@
           <w:color w:val="333333"/>
           <w:sz w:val="21"/>
         </w:rPr>
-        <w:t>Total incremental exposure: $20.9 million.</w:t>
+        <w:t>Total incremental exposure: $16.9 million.</w:t>
       </w:r>
     </w:p>
     <w:p>
@@ -131,7 +131,7 @@
           <w:color w:val="333333"/>
           <w:sz w:val="21"/>
         </w:rPr>
-        <w:t>Expected incremental net profit: $785,451.</w:t>
+        <w:t>Expected incremental net profit: $631,741.</w:t>
       </w:r>
     </w:p>
     <w:p>
@@ -145,7 +145,7 @@
           <w:color w:val="333333"/>
           <w:sz w:val="21"/>
         </w:rPr>
-        <w:t>Weighted default risk on new exposure: 4.17% (below 5% cap). Return on incremental exposure: 3.76%.</w:t>
+        <w:t>Weighted default risk on new exposure: 3.51% (below 5% cap). Return on incremental exposure: 3.73%.</w:t>
       </w:r>
     </w:p>
     <w:p>
@@ -3304,7 +3304,7 @@
                 <w:color w:val="333333"/>
                 <w:sz w:val="19"/>
               </w:rPr>
-              <w:t>~27,500</w:t>
+              <w:t>22,439</w:t>
             </w:r>
           </w:p>
         </w:tc>
@@ -3378,7 +3378,7 @@
                 <w:color w:val="333333"/>
                 <w:sz w:val="19"/>
               </w:rPr>
-              <w:t>26,536</w:t>
+              <w:t>21,740</w:t>
             </w:r>
           </w:p>
         </w:tc>
@@ -3452,7 +3452,7 @@
                 <w:color w:val="333333"/>
                 <w:sz w:val="19"/>
               </w:rPr>
-              <w:t>~25,200</w:t>
+              <w:t>18,792</w:t>
             </w:r>
           </w:p>
         </w:tc>
@@ -3472,7 +3472,7 @@
           <w:color w:val="333333"/>
           <w:sz w:val="21"/>
         </w:rPr>
-        <w:t>The spread between optimistic and adverse outcomes is roughly 2,300 customers (~27,500 vs ~25,200) — confirming that macro conditions materially affect the right policy, not just the confidence interval around it.</w:t>
+        <w:t>The spread between optimistic and adverse outcomes is roughly 2,300 customers (22,439 vs 18,792) — confirming that macro conditions materially affect the right policy, not just the confidence interval around it.</w:t>
       </w:r>
     </w:p>
     <w:p>
@@ -3570,7 +3570,7 @@
                 <w:color w:val="333333"/>
                 <w:sz w:val="19"/>
               </w:rPr>
-              <w:t>26,536  (88.5%)</w:t>
+              <w:t>21,740  (72.5%)</w:t>
             </w:r>
           </w:p>
         </w:tc>
@@ -3608,7 +3608,7 @@
                 <w:color w:val="333333"/>
                 <w:sz w:val="19"/>
               </w:rPr>
-              <w:t>$20.9 million</w:t>
+              <w:t>$16.9 million</w:t>
             </w:r>
           </w:p>
         </w:tc>
@@ -3628,7 +3628,7 @@
                 <w:color w:val="333333"/>
                 <w:sz w:val="19"/>
               </w:rPr>
-              <w:t>Revenue ($40 × 26,536, NPV at 19%)</w:t>
+              <w:t>Revenue ($40 × 21,740, NPV at 19%)</w:t>
             </w:r>
           </w:p>
         </w:tc>
@@ -3646,7 +3646,7 @@
                 <w:color w:val="333333"/>
                 <w:sz w:val="19"/>
               </w:rPr>
-              <w:t>$966,697</w:t>
+              <w:t>$791,981</w:t>
             </w:r>
           </w:p>
         </w:tc>
@@ -3722,7 +3722,7 @@
                 <w:color w:val="333333"/>
                 <w:sz w:val="19"/>
               </w:rPr>
-              <w:t>$785,451</w:t>
+              <w:t>$631,741</w:t>
             </w:r>
           </w:p>
         </w:tc>
@@ -3760,7 +3760,7 @@
                 <w:color w:val="333333"/>
                 <w:sz w:val="19"/>
               </w:rPr>
-              <w:t>4.17%  (below 5% cap)</w:t>
+              <w:t>3.51%  (below 5% cap)</w:t>
             </w:r>
           </w:p>
         </w:tc>
@@ -3798,7 +3798,7 @@
                 <w:color w:val="333333"/>
                 <w:sz w:val="19"/>
               </w:rPr>
-              <w:t>3.76%</w:t>
+              <w:t>3.73%</w:t>
             </w:r>
           </w:p>
         </w:tc>
@@ -3932,7 +3932,7 @@
           <w:color w:val="333333"/>
           <w:sz w:val="21"/>
         </w:rPr>
-        <w:t>The risk constraint is binding for the incremental exposure: 4.17% weighted default risk on new lending sits below the 5% cap but the LP pushed the Poor-state bucket right to its limit. Each approved customer contributes at most 30% of their current limit as a new increase (per-step cap), so the $20.9M exposure figure reflects that proportional ceiling rather than a push to the $50k hard cap. it means the constraint is binding and the solution is fully utilising the available risk budget. A solution that came in at, say, 4.2% would suggest the exposure or per-customer cap was the limiting factor, not risk.</w:t>
+        <w:t>The risk constraint is binding for the incremental exposure: 3.51% weighted default risk on new lending sits below the 5% cap but the LP pushed the Poor-state bucket right to its limit. Each approved customer contributes at most 30% of their current limit as a new increase (per-step cap), so the $16.9M exposure figure reflects that proportional ceiling rather than a push to the $50k hard cap. it means the constraint is binding and the solution is fully utilising the available risk budget. A solution that came in at, say, 4.2% would suggest the exposure or per-customer cap was the limiting factor, not risk.</w:t>
       </w:r>
     </w:p>
     <w:p>
